--- a/docx/Day2-Materi-AION-UX-Developer-Visual-perception-and-user-centred-design.docx
+++ b/docx/Day2-Materi-AION-UX-Developer-Visual-perception-and-user-centred-design.docx
@@ -607,7 +607,7 @@
               <w:rPr>
                 <w:sz w:val="20"/>
               </w:rPr>
-              <w:t>A1 · Seeing an interface, and designing from the user's side: user-centred against provider-centred design · 12 min · Core</w:t>
+              <w:t>A1 · Seeing an interface, and designing from the user's side: user-centred against provider-centred design · 13 min · Core</w:t>
             </w:r>
           </w:p>
           <w:p>
@@ -655,7 +655,7 @@
               <w:rPr>
                 <w:sz w:val="20"/>
               </w:rPr>
-              <w:t>A5 · Recognition instead of search, clarity instead of overload, and weighing a measure · 11 min · Core</w:t>
+              <w:t>A5 · Recognition instead of search, clarity instead of overload, and weighing a measure · 10 min · Core</w:t>
             </w:r>
           </w:p>
           <w:p>
@@ -667,7 +667,7 @@
               <w:rPr>
                 <w:sz w:val="20"/>
               </w:rPr>
-              <w:t>B1 · Inside logic against user logic: why good UI decisions come from the user's side · 20 min · Core</w:t>
+              <w:t>B1 · Inside logic against user logic: why good UI decisions come from the user's side · 21 min · Core</w:t>
             </w:r>
           </w:p>
           <w:p>
@@ -691,7 +691,7 @@
               <w:rPr>
                 <w:sz w:val="20"/>
               </w:rPr>
-              <w:t>B3 · User-centredness as the basis of accountable decisions: who owns the structure, and deciding with partial data · 20 min · Core</w:t>
+              <w:t>B3 · User-centredness as the basis of accountable decisions: who owns the structure, and deciding with partial data · 19 min · Core</w:t>
             </w:r>
           </w:p>
         </w:tc>
@@ -2293,7 +2293,7 @@
       </w:pPr>
       <w:r>
         <w:rPr/>
-        <w:t>A1 · Seeing an interface, and designing from the user's side: user-centred against provider-centred design · 12 min · Core</w:t>
+        <w:t>A1 · Seeing an interface, and designing from the user's side: user-centred against provider-centred design · 13 min · Core</w:t>
       </w:r>
     </w:p>
     <w:p>
@@ -2398,7 +2398,7 @@
             </w:r>
             <w:r>
               <w:rPr/>
-              <w:t xml:space="preserve"> The same Brightwater start page twice: built from the provider's side and from the user's side.</w:t>
+              <w:t xml:space="preserve"> The same Brightwater start page twice: built from the provider's side and from the user's side. Below, a table of what the eye and the brain do before anyone reads, and a real case of user-centred design, GOV.UK.</w:t>
             </w:r>
           </w:p>
         </w:tc>
@@ -2830,6 +2830,662 @@
         <w:spacing w:before="0" w:after="80"/>
       </w:pPr>
     </w:p>
+    <w:p>
+      <w:pPr>
+        <w:spacing w:before="0" w:after="100"/>
+      </w:pPr>
+      <w:r>
+        <w:rPr>
+          <w:b/>
+        </w:rPr>
+        <w:t>Seeing a screen: what happens before anyone reads</w:t>
+      </w:r>
+    </w:p>
+    <w:tbl>
+      <w:tblPr>
+        <w:tblW w:w="9638" w:type="dxa"/>
+        <w:tblBorders>
+          <w:top w:val="single" w:sz="4" w:space="0" w:color="D5DEE9"/>
+          <w:left w:val="single" w:sz="4" w:space="0" w:color="D5DEE9"/>
+          <w:bottom w:val="single" w:sz="4" w:space="0" w:color="D5DEE9"/>
+          <w:right w:val="single" w:sz="4" w:space="0" w:color="D5DEE9"/>
+          <w:insideH w:val="single" w:sz="4" w:space="0" w:color="D5DEE9"/>
+          <w:insideV w:val="single" w:sz="4" w:space="0" w:color="D5DEE9"/>
+        </w:tblBorders>
+        <w:tblLayout w:type="fixed"/>
+        <w:tblCellMar>
+          <w:top w:w="60" w:type="dxa"/>
+          <w:left w:w="100" w:type="dxa"/>
+          <w:bottom w:w="60" w:type="dxa"/>
+          <w:right w:w="100" w:type="dxa"/>
+        </w:tblCellMar>
+      </w:tblPr>
+      <w:tblGrid>
+        <w:gridCol w:w="1513"/>
+        <w:gridCol w:w="2700"/>
+        <w:gridCol w:w="2834"/>
+        <w:gridCol w:w="2591"/>
+      </w:tblGrid>
+      <w:tr>
+        <w:trPr>
+          <w:cantSplit/>
+          <w:tblHeader/>
+        </w:trPr>
+        <w:tc>
+          <w:tcPr>
+            <w:tcW w:type="dxa" w:w="1513"/>
+            <w:shd w:val="clear" w:color="auto" w:fill="E6ECF4"/>
+          </w:tcPr>
+          <w:p>
+            <w:pPr>
+              <w:spacing w:before="0" w:after="0"/>
+            </w:pPr>
+            <w:r>
+              <w:rPr>
+                <w:b/>
+                <w:sz w:val="19"/>
+              </w:rPr>
+              <w:t>Step</w:t>
+            </w:r>
+          </w:p>
+        </w:tc>
+        <w:tc>
+          <w:tcPr>
+            <w:tcW w:type="dxa" w:w="2700"/>
+            <w:shd w:val="clear" w:color="auto" w:fill="E6ECF4"/>
+          </w:tcPr>
+          <w:p>
+            <w:pPr>
+              <w:spacing w:before="0" w:after="0"/>
+            </w:pPr>
+            <w:r>
+              <w:rPr>
+                <w:b/>
+                <w:sz w:val="19"/>
+              </w:rPr>
+              <w:t>What happens</w:t>
+            </w:r>
+          </w:p>
+        </w:tc>
+        <w:tc>
+          <w:tcPr>
+            <w:tcW w:type="dxa" w:w="2834"/>
+            <w:shd w:val="clear" w:color="auto" w:fill="E6ECF4"/>
+          </w:tcPr>
+          <w:p>
+            <w:pPr>
+              <w:spacing w:before="0" w:after="0"/>
+            </w:pPr>
+            <w:r>
+              <w:rPr>
+                <w:b/>
+                <w:sz w:val="19"/>
+              </w:rPr>
+              <w:t>Real finding</w:t>
+            </w:r>
+          </w:p>
+        </w:tc>
+        <w:tc>
+          <w:tcPr>
+            <w:tcW w:type="dxa" w:w="2591"/>
+            <w:shd w:val="clear" w:color="auto" w:fill="E6ECF4"/>
+          </w:tcPr>
+          <w:p>
+            <w:pPr>
+              <w:spacing w:before="0" w:after="0"/>
+            </w:pPr>
+            <w:r>
+              <w:rPr>
+                <w:b/>
+                <w:sz w:val="19"/>
+              </w:rPr>
+              <w:t>What it means for a screen</w:t>
+            </w:r>
+          </w:p>
+        </w:tc>
+      </w:tr>
+      <w:tr>
+        <w:trPr>
+          <w:cantSplit/>
+        </w:trPr>
+        <w:tc>
+          <w:tcPr>
+            <w:tcW w:type="dxa" w:w="1513"/>
+          </w:tcPr>
+          <w:p>
+            <w:pPr>
+              <w:spacing w:before="0" w:after="0"/>
+            </w:pPr>
+            <w:r>
+              <w:rPr>
+                <w:sz w:val="19"/>
+              </w:rPr>
+              <w:t>Noticing</w:t>
+            </w:r>
+          </w:p>
+        </w:tc>
+        <w:tc>
+          <w:tcPr>
+            <w:tcW w:type="dxa" w:w="2700"/>
+          </w:tcPr>
+          <w:p>
+            <w:pPr>
+              <w:spacing w:before="0" w:after="0"/>
+            </w:pPr>
+            <w:r>
+              <w:rPr>
+                <w:sz w:val="19"/>
+              </w:rPr>
+              <w:t>Features such as colour, size, orientation and movement are picked out in parallel, before attention is placed.</w:t>
+            </w:r>
+          </w:p>
+        </w:tc>
+        <w:tc>
+          <w:tcPr>
+            <w:tcW w:type="dxa" w:w="2834"/>
+          </w:tcPr>
+          <w:p>
+            <w:pPr>
+              <w:spacing w:before="0" w:after="0"/>
+            </w:pPr>
+            <w:r>
+              <w:rPr>
+                <w:sz w:val="19"/>
+              </w:rPr>
+              <w:t>A single odd item pops out at once; a combination of features has to be searched item by item (Treisman and Gelade 1980).</w:t>
+            </w:r>
+          </w:p>
+        </w:tc>
+        <w:tc>
+          <w:tcPr>
+            <w:tcW w:type="dxa" w:w="2591"/>
+          </w:tcPr>
+          <w:p>
+            <w:pPr>
+              <w:spacing w:before="0" w:after="0"/>
+            </w:pPr>
+            <w:r>
+              <w:rPr>
+                <w:sz w:val="19"/>
+              </w:rPr>
+              <w:t>One clear difference is enough to be seen first; many differences compete.</w:t>
+            </w:r>
+          </w:p>
+        </w:tc>
+      </w:tr>
+      <w:tr>
+        <w:trPr>
+          <w:cantSplit/>
+        </w:trPr>
+        <w:tc>
+          <w:tcPr>
+            <w:tcW w:type="dxa" w:w="1513"/>
+          </w:tcPr>
+          <w:p>
+            <w:pPr>
+              <w:spacing w:before="0" w:after="0"/>
+            </w:pPr>
+            <w:r>
+              <w:rPr>
+                <w:sz w:val="19"/>
+              </w:rPr>
+              <w:t>Fixating</w:t>
+            </w:r>
+          </w:p>
+        </w:tc>
+        <w:tc>
+          <w:tcPr>
+            <w:tcW w:type="dxa" w:w="2700"/>
+          </w:tcPr>
+          <w:p>
+            <w:pPr>
+              <w:spacing w:before="0" w:after="0"/>
+            </w:pPr>
+            <w:r>
+              <w:rPr>
+                <w:sz w:val="19"/>
+              </w:rPr>
+              <w:t>Only a spot of about 2° is sharp; the eyes jump and rest, three to four times a second.</w:t>
+            </w:r>
+          </w:p>
+        </w:tc>
+        <w:tc>
+          <w:tcPr>
+            <w:tcW w:type="dxa" w:w="2834"/>
+          </w:tcPr>
+          <w:p>
+            <w:pPr>
+              <w:spacing w:before="0" w:after="0"/>
+            </w:pPr>
+            <w:r>
+              <w:rPr>
+                <w:sz w:val="19"/>
+              </w:rPr>
+              <w:t>A fixation lasts about 200 to 300 ms (Rayner 1998).</w:t>
+            </w:r>
+          </w:p>
+        </w:tc>
+        <w:tc>
+          <w:tcPr>
+            <w:tcW w:type="dxa" w:w="2591"/>
+          </w:tcPr>
+          <w:p>
+            <w:pPr>
+              <w:spacing w:before="0" w:after="0"/>
+            </w:pPr>
+            <w:r>
+              <w:rPr>
+                <w:sz w:val="19"/>
+              </w:rPr>
+              <w:t>What is not fixated is seen only as a blur, so the important thing must sit where the eye goes.</w:t>
+            </w:r>
+          </w:p>
+        </w:tc>
+      </w:tr>
+      <w:tr>
+        <w:trPr>
+          <w:cantSplit/>
+        </w:trPr>
+        <w:tc>
+          <w:tcPr>
+            <w:tcW w:type="dxa" w:w="1513"/>
+          </w:tcPr>
+          <w:p>
+            <w:pPr>
+              <w:spacing w:before="0" w:after="0"/>
+            </w:pPr>
+            <w:r>
+              <w:rPr>
+                <w:sz w:val="19"/>
+              </w:rPr>
+              <w:t>Recognising</w:t>
+            </w:r>
+          </w:p>
+        </w:tc>
+        <w:tc>
+          <w:tcPr>
+            <w:tcW w:type="dxa" w:w="2700"/>
+          </w:tcPr>
+          <w:p>
+            <w:pPr>
+              <w:spacing w:before="0" w:after="0"/>
+            </w:pPr>
+            <w:r>
+              <w:rPr>
+                <w:sz w:val="19"/>
+              </w:rPr>
+              <w:t>Shapes and groups are matched to what the person knows within a fraction of a second.</w:t>
+            </w:r>
+          </w:p>
+        </w:tc>
+        <w:tc>
+          <w:tcPr>
+            <w:tcW w:type="dxa" w:w="2834"/>
+          </w:tcPr>
+          <w:p>
+            <w:pPr>
+              <w:spacing w:before="0" w:after="0"/>
+            </w:pPr>
+            <w:r>
+              <w:rPr>
+                <w:sz w:val="19"/>
+              </w:rPr>
+              <w:t>People tell whether a photo shown for 20 ms contains an animal; the brain shows the difference after about 150 ms (Thorpe et al. 1996).</w:t>
+            </w:r>
+          </w:p>
+        </w:tc>
+        <w:tc>
+          <w:tcPr>
+            <w:tcW w:type="dxa" w:w="2591"/>
+          </w:tcPr>
+          <w:p>
+            <w:pPr>
+              <w:spacing w:before="0" w:after="0"/>
+            </w:pPr>
+            <w:r>
+              <w:rPr>
+                <w:sz w:val="19"/>
+              </w:rPr>
+              <w:t>Layout, icons and groups are understood before the first word is read.</w:t>
+            </w:r>
+          </w:p>
+        </w:tc>
+      </w:tr>
+      <w:tr>
+        <w:trPr>
+          <w:cantSplit/>
+        </w:trPr>
+        <w:tc>
+          <w:tcPr>
+            <w:tcW w:type="dxa" w:w="1513"/>
+          </w:tcPr>
+          <w:p>
+            <w:pPr>
+              <w:spacing w:before="0" w:after="0"/>
+            </w:pPr>
+            <w:r>
+              <w:rPr>
+                <w:sz w:val="19"/>
+              </w:rPr>
+              <w:t>Judging</w:t>
+            </w:r>
+          </w:p>
+        </w:tc>
+        <w:tc>
+          <w:tcPr>
+            <w:tcW w:type="dxa" w:w="2700"/>
+          </w:tcPr>
+          <w:p>
+            <w:pPr>
+              <w:spacing w:before="0" w:after="0"/>
+            </w:pPr>
+            <w:r>
+              <w:rPr>
+                <w:sz w:val="19"/>
+              </w:rPr>
+              <w:t>A first impression of the whole forms before the page is used.</w:t>
+            </w:r>
+          </w:p>
+        </w:tc>
+        <w:tc>
+          <w:tcPr>
+            <w:tcW w:type="dxa" w:w="2834"/>
+          </w:tcPr>
+          <w:p>
+            <w:pPr>
+              <w:spacing w:before="0" w:after="0"/>
+            </w:pPr>
+            <w:r>
+              <w:rPr>
+                <w:sz w:val="19"/>
+              </w:rPr>
+              <w:t>People rate the appeal of a web page after 50 ms (Lindgaard et al. 2006).</w:t>
+            </w:r>
+          </w:p>
+        </w:tc>
+        <w:tc>
+          <w:tcPr>
+            <w:tcW w:type="dxa" w:w="2591"/>
+          </w:tcPr>
+          <w:p>
+            <w:pPr>
+              <w:spacing w:before="0" w:after="0"/>
+            </w:pPr>
+            <w:r>
+              <w:rPr>
+                <w:sz w:val="19"/>
+              </w:rPr>
+              <w:t>The look that is seen first sets the expectation for everything that follows.</w:t>
+            </w:r>
+          </w:p>
+        </w:tc>
+      </w:tr>
+    </w:tbl>
+    <w:p>
+      <w:pPr>
+        <w:spacing w:before="0" w:after="80"/>
+      </w:pPr>
+    </w:p>
+    <w:p>
+      <w:pPr>
+        <w:spacing w:before="0" w:after="100"/>
+      </w:pPr>
+      <w:r>
+        <w:rPr>
+          <w:b/>
+        </w:rPr>
+        <w:t>User-centred design in practice: GOV.UK</w:t>
+      </w:r>
+    </w:p>
+    <w:tbl>
+      <w:tblPr>
+        <w:tblW w:w="9638" w:type="dxa"/>
+        <w:tblBorders>
+          <w:top w:val="single" w:sz="4" w:space="0" w:color="D5DEE9"/>
+          <w:left w:val="single" w:sz="4" w:space="0" w:color="D5DEE9"/>
+          <w:bottom w:val="single" w:sz="4" w:space="0" w:color="D5DEE9"/>
+          <w:right w:val="single" w:sz="4" w:space="0" w:color="D5DEE9"/>
+          <w:insideH w:val="single" w:sz="4" w:space="0" w:color="D5DEE9"/>
+          <w:insideV w:val="single" w:sz="4" w:space="0" w:color="D5DEE9"/>
+        </w:tblBorders>
+        <w:tblLayout w:type="fixed"/>
+        <w:tblCellMar>
+          <w:top w:w="60" w:type="dxa"/>
+          <w:left w:w="100" w:type="dxa"/>
+          <w:bottom w:w="60" w:type="dxa"/>
+          <w:right w:w="100" w:type="dxa"/>
+        </w:tblCellMar>
+      </w:tblPr>
+      <w:tblGrid>
+        <w:gridCol w:w="1396"/>
+        <w:gridCol w:w="4682"/>
+        <w:gridCol w:w="3560"/>
+      </w:tblGrid>
+      <w:tr>
+        <w:trPr>
+          <w:cantSplit/>
+          <w:tblHeader/>
+        </w:trPr>
+        <w:tc>
+          <w:tcPr>
+            <w:tcW w:type="dxa" w:w="1396"/>
+            <w:shd w:val="clear" w:color="auto" w:fill="E6ECF4"/>
+          </w:tcPr>
+          <w:p>
+            <w:pPr>
+              <w:spacing w:before="0" w:after="0"/>
+            </w:pPr>
+            <w:r>
+              <w:rPr>
+                <w:b/>
+                <w:sz w:val="20"/>
+              </w:rPr>
+              <w:t>What happened</w:t>
+            </w:r>
+          </w:p>
+        </w:tc>
+        <w:tc>
+          <w:tcPr>
+            <w:tcW w:type="dxa" w:w="4682"/>
+            <w:shd w:val="clear" w:color="auto" w:fill="E6ECF4"/>
+          </w:tcPr>
+          <w:p>
+            <w:pPr>
+              <w:spacing w:before="0" w:after="0"/>
+            </w:pPr>
+            <w:r>
+              <w:rPr>
+                <w:b/>
+                <w:sz w:val="20"/>
+              </w:rPr>
+              <w:t>Real fact</w:t>
+            </w:r>
+          </w:p>
+        </w:tc>
+        <w:tc>
+          <w:tcPr>
+            <w:tcW w:type="dxa" w:w="3560"/>
+            <w:shd w:val="clear" w:color="auto" w:fill="E6ECF4"/>
+          </w:tcPr>
+          <w:p>
+            <w:pPr>
+              <w:spacing w:before="0" w:after="0"/>
+            </w:pPr>
+            <w:r>
+              <w:rPr>
+                <w:b/>
+                <w:sz w:val="20"/>
+              </w:rPr>
+              <w:t>What it shows</w:t>
+            </w:r>
+          </w:p>
+        </w:tc>
+      </w:tr>
+      <w:tr>
+        <w:trPr>
+          <w:cantSplit/>
+        </w:trPr>
+        <w:tc>
+          <w:tcPr>
+            <w:tcW w:type="dxa" w:w="1396"/>
+          </w:tcPr>
+          <w:p>
+            <w:pPr>
+              <w:spacing w:before="0" w:after="0"/>
+            </w:pPr>
+            <w:r>
+              <w:rPr>
+                <w:sz w:val="20"/>
+              </w:rPr>
+              <w:t>The principle</w:t>
+            </w:r>
+          </w:p>
+        </w:tc>
+        <w:tc>
+          <w:tcPr>
+            <w:tcW w:type="dxa" w:w="4682"/>
+          </w:tcPr>
+          <w:p>
+            <w:pPr>
+              <w:spacing w:before="0" w:after="0"/>
+            </w:pPr>
+            <w:r>
+              <w:rPr>
+                <w:sz w:val="20"/>
+              </w:rPr>
+              <w:t>The design principles of GOV.UK begin with “Start with user needs”: the process starts from real user needs and designs around them, not around the way the official process is at the moment (Government Digital Service 2012).</w:t>
+            </w:r>
+          </w:p>
+        </w:tc>
+        <w:tc>
+          <w:tcPr>
+            <w:tcW w:type="dxa" w:w="3560"/>
+          </w:tcPr>
+          <w:p>
+            <w:pPr>
+              <w:spacing w:before="0" w:after="0"/>
+            </w:pPr>
+            <w:r>
+              <w:rPr>
+                <w:sz w:val="20"/>
+              </w:rPr>
+              <w:t>A principle is only user-centred if it comes first, before the organisation's own wishes.</w:t>
+            </w:r>
+          </w:p>
+        </w:tc>
+      </w:tr>
+      <w:tr>
+        <w:trPr>
+          <w:cantSplit/>
+        </w:trPr>
+        <w:tc>
+          <w:tcPr>
+            <w:tcW w:type="dxa" w:w="1396"/>
+          </w:tcPr>
+          <w:p>
+            <w:pPr>
+              <w:spacing w:before="0" w:after="0"/>
+            </w:pPr>
+            <w:r>
+              <w:rPr>
+                <w:sz w:val="20"/>
+              </w:rPr>
+              <w:t>The change</w:t>
+            </w:r>
+          </w:p>
+        </w:tc>
+        <w:tc>
+          <w:tcPr>
+            <w:tcW w:type="dxa" w:w="4682"/>
+          </w:tcPr>
+          <w:p>
+            <w:pPr>
+              <w:spacing w:before="0" w:after="0"/>
+            </w:pPr>
+            <w:r>
+              <w:rPr>
+                <w:sz w:val="20"/>
+              </w:rPr>
+              <w:t>GOV.UK replaced the two main government websites, Directgov and Business Link, on 17 October 2012. The team analysed every piece of information on both sites and built new pages and tools around the needs it found; 28,500 mappings kept the old addresses working.</w:t>
+            </w:r>
+          </w:p>
+        </w:tc>
+        <w:tc>
+          <w:tcPr>
+            <w:tcW w:type="dxa" w:w="3560"/>
+          </w:tcPr>
+          <w:p>
+            <w:pPr>
+              <w:spacing w:before="0" w:after="0"/>
+            </w:pPr>
+            <w:r>
+              <w:rPr>
+                <w:sz w:val="20"/>
+              </w:rPr>
+              <w:t>User-centred design is not a new coat of paint on the same content: it changes what is there and how it is found.</w:t>
+            </w:r>
+          </w:p>
+        </w:tc>
+      </w:tr>
+      <w:tr>
+        <w:trPr>
+          <w:cantSplit/>
+        </w:trPr>
+        <w:tc>
+          <w:tcPr>
+            <w:tcW w:type="dxa" w:w="1396"/>
+          </w:tcPr>
+          <w:p>
+            <w:pPr>
+              <w:spacing w:before="0" w:after="0"/>
+            </w:pPr>
+            <w:r>
+              <w:rPr>
+                <w:sz w:val="20"/>
+              </w:rPr>
+              <w:t>The result</w:t>
+            </w:r>
+          </w:p>
+        </w:tc>
+        <w:tc>
+          <w:tcPr>
+            <w:tcW w:type="dxa" w:w="4682"/>
+          </w:tcPr>
+          <w:p>
+            <w:pPr>
+              <w:spacing w:before="0" w:after="0"/>
+            </w:pPr>
+            <w:r>
+              <w:rPr>
+                <w:sz w:val="20"/>
+              </w:rPr>
+              <w:t>The Government Digital Service reported 61% task success on GOV.UK against 46% on Business Link.</w:t>
+            </w:r>
+          </w:p>
+        </w:tc>
+        <w:tc>
+          <w:tcPr>
+            <w:tcW w:type="dxa" w:w="3560"/>
+          </w:tcPr>
+          <w:p>
+            <w:pPr>
+              <w:spacing w:before="0" w:after="0"/>
+            </w:pPr>
+            <w:r>
+              <w:rPr>
+                <w:sz w:val="20"/>
+              </w:rPr>
+              <w:t>These figures come from the Government Digital Service itself and are not an independent test: say who measured a result.</w:t>
+            </w:r>
+          </w:p>
+        </w:tc>
+      </w:tr>
+    </w:tbl>
+    <w:p>
+      <w:pPr>
+        <w:spacing w:before="0" w:after="80"/>
+      </w:pPr>
+    </w:p>
     <w:tbl>
       <w:tblPr>
         <w:tblW w:w="9598" w:type="dxa"/>
@@ -2879,7 +3535,7 @@
             </w:pPr>
             <w:r>
               <w:rPr/>
-              <w:t>Brightwater, Ana, Felix, Lea and Omar are made up for this example. User-centred design follows ISO 9241-210 and the principles of Gould and Lewis (1985): an early focus on users and their tasks, testing with real users, and iteration.</w:t>
+              <w:t>Brightwater, Ana, Felix, Lea and Omar are made up for this example. User-centred design follows ISO 9241-210 and the principles of Gould and Lewis (1985): an early focus on users and their tasks, testing with real users, and iteration. The findings in the table of real evidence are real research results and real cases; the sources are listed below.</w:t>
             </w:r>
           </w:p>
         </w:tc>
@@ -3058,7 +3714,7 @@
           <w:color w:val="556274"/>
           <w:sz w:val="18"/>
         </w:rPr>
-        <w:t>ISO 9241-210 · Gould &amp; Lewis 1985 · Norman &amp; Nielsen · Rosenfeld et al. 2015</w:t>
+        <w:t>ISO 9241-210 · Gould &amp; Lewis 1985 · Norman &amp; Nielsen · Rosenfeld et al. 2015 · Treisman &amp; Gelade 1980 · Rayner 1998 · Thorpe et al. 1996 · Lindgaard et al. 2006 · Government Digital Service 2012</w:t>
       </w:r>
     </w:p>
     <w:p>
@@ -3172,7 +3828,7 @@
             </w:r>
             <w:r>
               <w:rPr/>
-              <w:t xml:space="preserve"> First the four steps of a scan. Then one Brightwater page in two forms: a dense block of text and the same content structured for scanning.</w:t>
+              <w:t xml:space="preserve"> First the four steps of a scan. Then one Brightwater page in two forms: a dense block of text and the same content structured for scanning. A table of scanning in real numbers follows.</w:t>
             </w:r>
           </w:p>
         </w:tc>
@@ -3523,6 +4179,319 @@
         <w:spacing w:before="0" w:after="80"/>
       </w:pPr>
     </w:p>
+    <w:p>
+      <w:pPr>
+        <w:spacing w:before="0" w:after="100"/>
+      </w:pPr>
+      <w:r>
+        <w:rPr>
+          <w:b/>
+        </w:rPr>
+        <w:t>Scanning in numbers: what people read, and what they skip</w:t>
+      </w:r>
+    </w:p>
+    <w:tbl>
+      <w:tblPr>
+        <w:tblW w:w="9638" w:type="dxa"/>
+        <w:tblBorders>
+          <w:top w:val="single" w:sz="4" w:space="0" w:color="D5DEE9"/>
+          <w:left w:val="single" w:sz="4" w:space="0" w:color="D5DEE9"/>
+          <w:bottom w:val="single" w:sz="4" w:space="0" w:color="D5DEE9"/>
+          <w:right w:val="single" w:sz="4" w:space="0" w:color="D5DEE9"/>
+          <w:insideH w:val="single" w:sz="4" w:space="0" w:color="D5DEE9"/>
+          <w:insideV w:val="single" w:sz="4" w:space="0" w:color="D5DEE9"/>
+        </w:tblBorders>
+        <w:tblLayout w:type="fixed"/>
+        <w:tblCellMar>
+          <w:top w:w="60" w:type="dxa"/>
+          <w:left w:w="100" w:type="dxa"/>
+          <w:bottom w:w="60" w:type="dxa"/>
+          <w:right w:w="100" w:type="dxa"/>
+        </w:tblCellMar>
+      </w:tblPr>
+      <w:tblGrid>
+        <w:gridCol w:w="1501"/>
+        <w:gridCol w:w="5098"/>
+        <w:gridCol w:w="3039"/>
+      </w:tblGrid>
+      <w:tr>
+        <w:trPr>
+          <w:cantSplit/>
+          <w:tblHeader/>
+        </w:trPr>
+        <w:tc>
+          <w:tcPr>
+            <w:tcW w:type="dxa" w:w="1501"/>
+            <w:shd w:val="clear" w:color="auto" w:fill="E6ECF4"/>
+          </w:tcPr>
+          <w:p>
+            <w:pPr>
+              <w:spacing w:before="0" w:after="0"/>
+            </w:pPr>
+            <w:r>
+              <w:rPr>
+                <w:b/>
+                <w:sz w:val="20"/>
+              </w:rPr>
+              <w:t>Step</w:t>
+            </w:r>
+          </w:p>
+        </w:tc>
+        <w:tc>
+          <w:tcPr>
+            <w:tcW w:type="dxa" w:w="5098"/>
+            <w:shd w:val="clear" w:color="auto" w:fill="E6ECF4"/>
+          </w:tcPr>
+          <w:p>
+            <w:pPr>
+              <w:spacing w:before="0" w:after="0"/>
+            </w:pPr>
+            <w:r>
+              <w:rPr>
+                <w:b/>
+                <w:sz w:val="20"/>
+              </w:rPr>
+              <w:t>Real finding</w:t>
+            </w:r>
+          </w:p>
+        </w:tc>
+        <w:tc>
+          <w:tcPr>
+            <w:tcW w:type="dxa" w:w="3039"/>
+            <w:shd w:val="clear" w:color="auto" w:fill="E6ECF4"/>
+          </w:tcPr>
+          <w:p>
+            <w:pPr>
+              <w:spacing w:before="0" w:after="0"/>
+            </w:pPr>
+            <w:r>
+              <w:rPr>
+                <w:b/>
+                <w:sz w:val="20"/>
+              </w:rPr>
+              <w:t>What it means for a screen</w:t>
+            </w:r>
+          </w:p>
+        </w:tc>
+      </w:tr>
+      <w:tr>
+        <w:trPr>
+          <w:cantSplit/>
+        </w:trPr>
+        <w:tc>
+          <w:tcPr>
+            <w:tcW w:type="dxa" w:w="1501"/>
+          </w:tcPr>
+          <w:p>
+            <w:pPr>
+              <w:spacing w:before="0" w:after="0"/>
+            </w:pPr>
+            <w:r>
+              <w:rPr>
+                <w:sz w:val="20"/>
+              </w:rPr>
+              <w:t>Scan</w:t>
+            </w:r>
+          </w:p>
+        </w:tc>
+        <w:tc>
+          <w:tcPr>
+            <w:tcW w:type="dxa" w:w="5098"/>
+          </w:tcPr>
+          <w:p>
+            <w:pPr>
+              <w:spacing w:before="0" w:after="0"/>
+            </w:pPr>
+            <w:r>
+              <w:rPr>
+                <w:sz w:val="20"/>
+              </w:rPr>
+              <w:t>In a test of web pages, 79% of the users always scanned a new page and only 16% read it word by word (Nielsen and Morkes 1997).</w:t>
+            </w:r>
+          </w:p>
+        </w:tc>
+        <w:tc>
+          <w:tcPr>
+            <w:tcW w:type="dxa" w:w="3039"/>
+          </w:tcPr>
+          <w:p>
+            <w:pPr>
+              <w:spacing w:before="0" w:after="0"/>
+            </w:pPr>
+            <w:r>
+              <w:rPr>
+                <w:sz w:val="20"/>
+              </w:rPr>
+              <w:t>Set the page for a scan: clear headings, short paragraphs, one idea each.</w:t>
+            </w:r>
+          </w:p>
+        </w:tc>
+      </w:tr>
+      <w:tr>
+        <w:trPr>
+          <w:cantSplit/>
+        </w:trPr>
+        <w:tc>
+          <w:tcPr>
+            <w:tcW w:type="dxa" w:w="1501"/>
+          </w:tcPr>
+          <w:p>
+            <w:pPr>
+              <w:spacing w:before="0" w:after="0"/>
+            </w:pPr>
+            <w:r>
+              <w:rPr>
+                <w:sz w:val="20"/>
+              </w:rPr>
+              <w:t>Select</w:t>
+            </w:r>
+          </w:p>
+        </w:tc>
+        <w:tc>
+          <w:tcPr>
+            <w:tcW w:type="dxa" w:w="5098"/>
+          </w:tcPr>
+          <w:p>
+            <w:pPr>
+              <w:spacing w:before="0" w:after="0"/>
+            </w:pPr>
+            <w:r>
+              <w:rPr>
+                <w:sz w:val="20"/>
+              </w:rPr>
+              <w:t>On the average page view of 593 words, users could read at most 28% of the words if they spent all their time reading, and about 20% is more realistic. Reading time rose by only 4.4 seconds for each added 100 words (Nielsen 2008; data from 2005; an upper bound from time on page, not an eye-tracking result).</w:t>
+            </w:r>
+          </w:p>
+        </w:tc>
+        <w:tc>
+          <w:tcPr>
+            <w:tcW w:type="dxa" w:w="3039"/>
+          </w:tcPr>
+          <w:p>
+            <w:pPr>
+              <w:spacing w:before="0" w:after="0"/>
+            </w:pPr>
+            <w:r>
+              <w:rPr>
+                <w:sz w:val="20"/>
+              </w:rPr>
+              <w:t>Every extra paragraph is read by fewer people: put the important thing first and cut the rest.</w:t>
+            </w:r>
+          </w:p>
+        </w:tc>
+      </w:tr>
+      <w:tr>
+        <w:trPr>
+          <w:cantSplit/>
+        </w:trPr>
+        <w:tc>
+          <w:tcPr>
+            <w:tcW w:type="dxa" w:w="1501"/>
+          </w:tcPr>
+          <w:p>
+            <w:pPr>
+              <w:spacing w:before="0" w:after="0"/>
+            </w:pPr>
+            <w:r>
+              <w:rPr>
+                <w:sz w:val="20"/>
+              </w:rPr>
+              <w:t>Prioritise</w:t>
+            </w:r>
+          </w:p>
+        </w:tc>
+        <w:tc>
+          <w:tcPr>
+            <w:tcW w:type="dxa" w:w="5098"/>
+          </w:tcPr>
+          <w:p>
+            <w:pPr>
+              <w:spacing w:before="0" w:after="0"/>
+            </w:pPr>
+            <w:r>
+              <w:rPr>
+                <w:sz w:val="20"/>
+              </w:rPr>
+              <w:t>Users read half of the information on an average visit only on pages of 111 words or fewer (Nielsen 2008).</w:t>
+            </w:r>
+          </w:p>
+        </w:tc>
+        <w:tc>
+          <w:tcPr>
+            <w:tcW w:type="dxa" w:w="3039"/>
+          </w:tcPr>
+          <w:p>
+            <w:pPr>
+              <w:spacing w:before="0" w:after="0"/>
+            </w:pPr>
+            <w:r>
+              <w:rPr>
+                <w:sz w:val="20"/>
+              </w:rPr>
+              <w:t>If everything on the page must be read, there is too much on the page.</w:t>
+            </w:r>
+          </w:p>
+        </w:tc>
+      </w:tr>
+      <w:tr>
+        <w:trPr>
+          <w:cantSplit/>
+        </w:trPr>
+        <w:tc>
+          <w:tcPr>
+            <w:tcW w:type="dxa" w:w="1501"/>
+          </w:tcPr>
+          <w:p>
+            <w:pPr>
+              <w:spacing w:before="0" w:after="0"/>
+            </w:pPr>
+            <w:r>
+              <w:rPr>
+                <w:sz w:val="20"/>
+              </w:rPr>
+              <w:t>Follow a pattern</w:t>
+            </w:r>
+          </w:p>
+        </w:tc>
+        <w:tc>
+          <w:tcPr>
+            <w:tcW w:type="dxa" w:w="5098"/>
+          </w:tcPr>
+          <w:p>
+            <w:pPr>
+              <w:spacing w:before="0" w:after="0"/>
+            </w:pPr>
+            <w:r>
+              <w:rPr>
+                <w:sz w:val="20"/>
+              </w:rPr>
+              <w:t>In eye-tracking of unstructured text pages with 232 users, the eyes moved in an F-shape: across the top, across a little lower, then down the left edge (Pernice 2017).</w:t>
+            </w:r>
+          </w:p>
+        </w:tc>
+        <w:tc>
+          <w:tcPr>
+            <w:tcW w:type="dxa" w:w="3039"/>
+          </w:tcPr>
+          <w:p>
+            <w:pPr>
+              <w:spacing w:before="0" w:after="0"/>
+            </w:pPr>
+            <w:r>
+              <w:rPr>
+                <w:sz w:val="20"/>
+              </w:rPr>
+              <w:t>The pattern shows what a page gives the eye; headings and bold key words change it.</w:t>
+            </w:r>
+          </w:p>
+        </w:tc>
+      </w:tr>
+    </w:tbl>
+    <w:p>
+      <w:pPr>
+        <w:spacing w:before="0" w:after="80"/>
+      </w:pPr>
+    </w:p>
     <w:tbl>
       <w:tblPr>
         <w:tblW w:w="9598" w:type="dxa"/>
@@ -3572,7 +4541,7 @@
             </w:pPr>
             <w:r>
               <w:rPr/>
-              <w:t>Brightwater, Ana, Felix, Lea and Omar are made up for this example. Scanning follows Nielsen (1997); the F-shaped pattern on unstructured text follows Pernice (2017); the pull of strong signals follows Itti and Koch (2001).</w:t>
+              <w:t>Brightwater, Ana, Felix, Lea and Omar are made up for this example. Scanning follows Nielsen (1997); the F-shaped pattern on unstructured text follows Pernice (2017); the pull of strong signals follows Itti and Koch (2001). The findings in the table of real evidence are real research results and real cases; the sources are listed below.</w:t>
             </w:r>
           </w:p>
         </w:tc>
@@ -3751,7 +4720,7 @@
           <w:color w:val="556274"/>
           <w:sz w:val="18"/>
         </w:rPr>
-        <w:t>Nielsen 1997 · Pernice 2017 · Krug 2014 · Itti &amp; Koch 2001</w:t>
+        <w:t>Nielsen 1997 · Pernice 2017 · Krug 2014 · Itti &amp; Koch 2001 · Nielsen 2008</w:t>
       </w:r>
     </w:p>
     <w:p>
@@ -3865,7 +4834,7 @@
             </w:r>
             <w:r>
               <w:rPr/>
-              <w:t xml:space="preserve"> One Brightwater page with three switches: contrast, grouping and structure.</w:t>
+              <w:t xml:space="preserve"> One Brightwater page with three switches: contrast, grouping and structure. Then the Book button at three contrast ratios, with the ratio shown, and a table of the real rules and numbers behind each means.</w:t>
             </w:r>
           </w:p>
         </w:tc>
@@ -3933,6 +4902,61 @@
     </w:p>
     <w:p>
       <w:pPr>
+        <w:keepNext/>
+        <w:spacing w:before="80" w:after="40"/>
+        <w:jc w:val="center"/>
+      </w:pPr>
+      <w:r>
+        <w:drawing>
+          <wp:inline xmlns:a="http://schemas.openxmlformats.org/drawingml/2006/main" xmlns:pic="http://schemas.openxmlformats.org/drawingml/2006/picture">
+            <wp:extent cx="5940000" cy="4730659"/>
+            <wp:docPr id="5" name="Picture 5"/>
+            <wp:cNvGraphicFramePr>
+              <a:graphicFrameLocks noChangeAspect="1"/>
+            </wp:cNvGraphicFramePr>
+            <a:graphic>
+              <a:graphicData uri="http://schemas.openxmlformats.org/drawingml/2006/picture">
+                <pic:pic>
+                  <pic:nvPicPr>
+                    <pic:cNvPr id="0" name="d2_A3_1-622bf9e7dcd7.png"/>
+                    <pic:cNvPicPr/>
+                  </pic:nvPicPr>
+                  <pic:blipFill>
+                    <a:blip r:embed="rId14"/>
+                    <a:stretch>
+                      <a:fillRect/>
+                    </a:stretch>
+                  </pic:blipFill>
+                  <pic:spPr>
+                    <a:xfrm>
+                      <a:off x="0" y="0"/>
+                      <a:ext cx="5940000" cy="4730659"/>
+                    </a:xfrm>
+                    <a:prstGeom prst="rect"/>
+                  </pic:spPr>
+                </pic:pic>
+              </a:graphicData>
+            </a:graphic>
+          </wp:inline>
+        </w:drawing>
+      </w:r>
+    </w:p>
+    <w:p>
+      <w:pPr>
+        <w:spacing w:before="0" w:after="160"/>
+        <w:jc w:val="center"/>
+      </w:pPr>
+      <w:r>
+        <w:rPr>
+          <w:i/>
+          <w:color w:val="556274"/>
+          <w:sz w:val="18"/>
+        </w:rPr>
+        <w:t>Figure 5 · The Brightwater Book button at three contrast ratios, with a ratio readout. Shown here in its starting state; in the Neuro-UX Lab every version and every stress test can be used.</w:t>
+      </w:r>
+    </w:p>
+    <w:p>
+      <w:pPr>
         <w:spacing w:before="0" w:after="100"/>
       </w:pPr>
       <w:r>
@@ -4557,6 +5581,425 @@
         <w:spacing w:before="0" w:after="80"/>
       </w:pPr>
     </w:p>
+    <w:p>
+      <w:pPr>
+        <w:spacing w:before="0" w:after="100"/>
+      </w:pPr>
+      <w:r>
+        <w:rPr>
+          <w:b/>
+        </w:rPr>
+        <w:t>Rules and numbers behind the means of visual guidance</w:t>
+      </w:r>
+    </w:p>
+    <w:tbl>
+      <w:tblPr>
+        <w:tblW w:w="9638" w:type="dxa"/>
+        <w:tblBorders>
+          <w:top w:val="single" w:sz="4" w:space="0" w:color="D5DEE9"/>
+          <w:left w:val="single" w:sz="4" w:space="0" w:color="D5DEE9"/>
+          <w:bottom w:val="single" w:sz="4" w:space="0" w:color="D5DEE9"/>
+          <w:right w:val="single" w:sz="4" w:space="0" w:color="D5DEE9"/>
+          <w:insideH w:val="single" w:sz="4" w:space="0" w:color="D5DEE9"/>
+          <w:insideV w:val="single" w:sz="4" w:space="0" w:color="D5DEE9"/>
+        </w:tblBorders>
+        <w:tblLayout w:type="fixed"/>
+        <w:tblCellMar>
+          <w:top w:w="60" w:type="dxa"/>
+          <w:left w:w="100" w:type="dxa"/>
+          <w:bottom w:w="60" w:type="dxa"/>
+          <w:right w:w="100" w:type="dxa"/>
+        </w:tblCellMar>
+      </w:tblPr>
+      <w:tblGrid>
+        <w:gridCol w:w="1474"/>
+        <w:gridCol w:w="5113"/>
+        <w:gridCol w:w="3051"/>
+      </w:tblGrid>
+      <w:tr>
+        <w:trPr>
+          <w:cantSplit/>
+          <w:tblHeader/>
+        </w:trPr>
+        <w:tc>
+          <w:tcPr>
+            <w:tcW w:type="dxa" w:w="1474"/>
+            <w:shd w:val="clear" w:color="auto" w:fill="E6ECF4"/>
+          </w:tcPr>
+          <w:p>
+            <w:pPr>
+              <w:spacing w:before="0" w:after="0"/>
+            </w:pPr>
+            <w:r>
+              <w:rPr>
+                <w:b/>
+                <w:sz w:val="20"/>
+              </w:rPr>
+              <w:t>Means</w:t>
+            </w:r>
+          </w:p>
+        </w:tc>
+        <w:tc>
+          <w:tcPr>
+            <w:tcW w:type="dxa" w:w="5113"/>
+            <w:shd w:val="clear" w:color="auto" w:fill="E6ECF4"/>
+          </w:tcPr>
+          <w:p>
+            <w:pPr>
+              <w:spacing w:before="0" w:after="0"/>
+            </w:pPr>
+            <w:r>
+              <w:rPr>
+                <w:b/>
+                <w:sz w:val="20"/>
+              </w:rPr>
+              <w:t>Real rule or finding</w:t>
+            </w:r>
+          </w:p>
+        </w:tc>
+        <w:tc>
+          <w:tcPr>
+            <w:tcW w:type="dxa" w:w="3051"/>
+            <w:shd w:val="clear" w:color="auto" w:fill="E6ECF4"/>
+          </w:tcPr>
+          <w:p>
+            <w:pPr>
+              <w:spacing w:before="0" w:after="0"/>
+            </w:pPr>
+            <w:r>
+              <w:rPr>
+                <w:b/>
+                <w:sz w:val="20"/>
+              </w:rPr>
+              <w:t>What to check</w:t>
+            </w:r>
+          </w:p>
+        </w:tc>
+      </w:tr>
+      <w:tr>
+        <w:trPr>
+          <w:cantSplit/>
+        </w:trPr>
+        <w:tc>
+          <w:tcPr>
+            <w:tcW w:type="dxa" w:w="1474"/>
+          </w:tcPr>
+          <w:p>
+            <w:pPr>
+              <w:spacing w:before="0" w:after="0"/>
+            </w:pPr>
+            <w:r>
+              <w:rPr>
+                <w:sz w:val="20"/>
+              </w:rPr>
+              <w:t>Contrast</w:t>
+            </w:r>
+          </w:p>
+        </w:tc>
+        <w:tc>
+          <w:tcPr>
+            <w:tcW w:type="dxa" w:w="5113"/>
+          </w:tcPr>
+          <w:p>
+            <w:pPr>
+              <w:spacing w:before="0" w:after="0"/>
+            </w:pPr>
+            <w:r>
+              <w:rPr>
+                <w:sz w:val="20"/>
+              </w:rPr>
+              <w:t>WCAG 2.2 asks for a contrast ratio of at least 4.5 to 1 for normal text and 3 to 1 for large text (success criterion 1.4.3), and 3 to 1 for the parts of controls and graphics people need to see (1.4.11).</w:t>
+            </w:r>
+          </w:p>
+        </w:tc>
+        <w:tc>
+          <w:tcPr>
+            <w:tcW w:type="dxa" w:w="3051"/>
+          </w:tcPr>
+          <w:p>
+            <w:pPr>
+              <w:spacing w:before="0" w:after="0"/>
+            </w:pPr>
+            <w:r>
+              <w:rPr>
+                <w:sz w:val="20"/>
+              </w:rPr>
+              <w:t>Measure the ratio of the main action and its label; do not judge it by how it looks on your own screen.</w:t>
+            </w:r>
+          </w:p>
+        </w:tc>
+      </w:tr>
+      <w:tr>
+        <w:trPr>
+          <w:cantSplit/>
+        </w:trPr>
+        <w:tc>
+          <w:tcPr>
+            <w:tcW w:type="dxa" w:w="1474"/>
+          </w:tcPr>
+          <w:p>
+            <w:pPr>
+              <w:spacing w:before="0" w:after="0"/>
+            </w:pPr>
+            <w:r>
+              <w:rPr>
+                <w:sz w:val="20"/>
+              </w:rPr>
+              <w:t>Colour</w:t>
+            </w:r>
+          </w:p>
+        </w:tc>
+        <w:tc>
+          <w:tcPr>
+            <w:tcW w:type="dxa" w:w="5113"/>
+          </w:tcPr>
+          <w:p>
+            <w:pPr>
+              <w:spacing w:before="0" w:after="0"/>
+            </w:pPr>
+            <w:r>
+              <w:rPr>
+                <w:sz w:val="20"/>
+              </w:rPr>
+              <w:t>Colour must not be the only way to give information (1.4.1). About 1 in 12 men and 1 in 200 women have a colour vision deficiency, roughly 8% and 0.5% (Wong 2011).</w:t>
+            </w:r>
+          </w:p>
+        </w:tc>
+        <w:tc>
+          <w:tcPr>
+            <w:tcW w:type="dxa" w:w="3051"/>
+          </w:tcPr>
+          <w:p>
+            <w:pPr>
+              <w:spacing w:before="0" w:after="0"/>
+            </w:pPr>
+            <w:r>
+              <w:rPr>
+                <w:sz w:val="20"/>
+              </w:rPr>
+              <w:t>Add a word, an icon or a position to every colour that carries meaning.</w:t>
+            </w:r>
+          </w:p>
+        </w:tc>
+      </w:tr>
+      <w:tr>
+        <w:trPr>
+          <w:cantSplit/>
+        </w:trPr>
+        <w:tc>
+          <w:tcPr>
+            <w:tcW w:type="dxa" w:w="1474"/>
+          </w:tcPr>
+          <w:p>
+            <w:pPr>
+              <w:spacing w:before="0" w:after="0"/>
+            </w:pPr>
+            <w:r>
+              <w:rPr>
+                <w:sz w:val="20"/>
+              </w:rPr>
+              <w:t>Grouping</w:t>
+            </w:r>
+          </w:p>
+        </w:tc>
+        <w:tc>
+          <w:tcPr>
+            <w:tcW w:type="dxa" w:w="5113"/>
+          </w:tcPr>
+          <w:p>
+            <w:pPr>
+              <w:spacing w:before="0" w:after="0"/>
+            </w:pPr>
+            <w:r>
+              <w:rPr>
+                <w:sz w:val="20"/>
+              </w:rPr>
+              <w:t>Things that are close, alike or inside one boundary are read as a group; the principles come from Gestalt psychology (Wertheimer 1923; summary in Wagemans et al. 2012).</w:t>
+            </w:r>
+          </w:p>
+        </w:tc>
+        <w:tc>
+          <w:tcPr>
+            <w:tcW w:type="dxa" w:w="3051"/>
+          </w:tcPr>
+          <w:p>
+            <w:pPr>
+              <w:spacing w:before="0" w:after="0"/>
+            </w:pPr>
+            <w:r>
+              <w:rPr>
+                <w:sz w:val="20"/>
+              </w:rPr>
+              <w:t>Make the space between related items smaller than the space between groups.</w:t>
+            </w:r>
+          </w:p>
+        </w:tc>
+      </w:tr>
+      <w:tr>
+        <w:trPr>
+          <w:cantSplit/>
+        </w:trPr>
+        <w:tc>
+          <w:tcPr>
+            <w:tcW w:type="dxa" w:w="1474"/>
+          </w:tcPr>
+          <w:p>
+            <w:pPr>
+              <w:spacing w:before="0" w:after="0"/>
+            </w:pPr>
+            <w:r>
+              <w:rPr>
+                <w:sz w:val="20"/>
+              </w:rPr>
+              <w:t>Structure</w:t>
+            </w:r>
+          </w:p>
+        </w:tc>
+        <w:tc>
+          <w:tcPr>
+            <w:tcW w:type="dxa" w:w="5113"/>
+          </w:tcPr>
+          <w:p>
+            <w:pPr>
+              <w:spacing w:before="0" w:after="0"/>
+            </w:pPr>
+            <w:r>
+              <w:rPr>
+                <w:sz w:val="20"/>
+              </w:rPr>
+              <w:t>Alignment, headings and columns give the eye a path; eye-tracking of text pages shows a pull to the top and to the left edge (Pernice 2017).</w:t>
+            </w:r>
+          </w:p>
+        </w:tc>
+        <w:tc>
+          <w:tcPr>
+            <w:tcW w:type="dxa" w:w="3051"/>
+          </w:tcPr>
+          <w:p>
+            <w:pPr>
+              <w:spacing w:before="0" w:after="0"/>
+            </w:pPr>
+            <w:r>
+              <w:rPr>
+                <w:sz w:val="20"/>
+              </w:rPr>
+              <w:t>Put the first thing to see at the top left of the area it belongs to.</w:t>
+            </w:r>
+          </w:p>
+        </w:tc>
+      </w:tr>
+      <w:tr>
+        <w:trPr>
+          <w:cantSplit/>
+        </w:trPr>
+        <w:tc>
+          <w:tcPr>
+            <w:tcW w:type="dxa" w:w="1474"/>
+          </w:tcPr>
+          <w:p>
+            <w:pPr>
+              <w:spacing w:before="0" w:after="0"/>
+            </w:pPr>
+            <w:r>
+              <w:rPr>
+                <w:sz w:val="20"/>
+              </w:rPr>
+              <w:t>Guidance of the gaze</w:t>
+            </w:r>
+          </w:p>
+        </w:tc>
+        <w:tc>
+          <w:tcPr>
+            <w:tcW w:type="dxa" w:w="5113"/>
+          </w:tcPr>
+          <w:p>
+            <w:pPr>
+              <w:spacing w:before="0" w:after="0"/>
+            </w:pPr>
+            <w:r>
+              <w:rPr>
+                <w:sz w:val="20"/>
+              </w:rPr>
+              <w:t>Attention goes first to what differs most from its surroundings in colour, contrast, orientation or motion (Itti and Koch 2001; Ware 2012).</w:t>
+            </w:r>
+          </w:p>
+        </w:tc>
+        <w:tc>
+          <w:tcPr>
+            <w:tcW w:type="dxa" w:w="3051"/>
+          </w:tcPr>
+          <w:p>
+            <w:pPr>
+              <w:spacing w:before="0" w:after="0"/>
+            </w:pPr>
+            <w:r>
+              <w:rPr>
+                <w:sz w:val="20"/>
+              </w:rPr>
+              <w:t>Give exactly one thing the strongest difference on the screen.</w:t>
+            </w:r>
+          </w:p>
+        </w:tc>
+      </w:tr>
+      <w:tr>
+        <w:trPr>
+          <w:cantSplit/>
+        </w:trPr>
+        <w:tc>
+          <w:tcPr>
+            <w:tcW w:type="dxa" w:w="1474"/>
+          </w:tcPr>
+          <w:p>
+            <w:pPr>
+              <w:spacing w:before="0" w:after="0"/>
+            </w:pPr>
+            <w:r>
+              <w:rPr>
+                <w:sz w:val="20"/>
+              </w:rPr>
+              <w:t>A caution on colour meaning</w:t>
+            </w:r>
+          </w:p>
+        </w:tc>
+        <w:tc>
+          <w:tcPr>
+            <w:tcW w:type="dxa" w:w="5113"/>
+          </w:tcPr>
+          <w:p>
+            <w:pPr>
+              <w:spacing w:before="0" w:after="0"/>
+            </w:pPr>
+            <w:r>
+              <w:rPr>
+                <w:sz w:val="20"/>
+              </w:rPr>
+              <w:t>Claims that one colour changes how people perform have not held up: a 2020 meta-analysis found no evidential value for an effect of red on intellectual performance after correcting for publication bias (Gnambs 2020).</w:t>
+            </w:r>
+          </w:p>
+        </w:tc>
+        <w:tc>
+          <w:tcPr>
+            <w:tcW w:type="dxa" w:w="3051"/>
+          </w:tcPr>
+          <w:p>
+            <w:pPr>
+              <w:spacing w:before="0" w:after="0"/>
+            </w:pPr>
+            <w:r>
+              <w:rPr>
+                <w:sz w:val="20"/>
+              </w:rPr>
+              <w:t>Use colour for contrast, grouping and a few fixed meanings; do not rely on a claim that a colour makes people feel or act in one way.</w:t>
+            </w:r>
+          </w:p>
+        </w:tc>
+      </w:tr>
+    </w:tbl>
+    <w:p>
+      <w:pPr>
+        <w:spacing w:before="0" w:after="80"/>
+      </w:pPr>
+    </w:p>
     <w:tbl>
       <w:tblPr>
         <w:tblW w:w="9598" w:type="dxa"/>
@@ -4606,7 +6049,7 @@
             </w:pPr>
             <w:r>
               <w:rPr/>
-              <w:t>Brightwater, Ana, Felix, Lea and Omar are made up for this example. Grouping by proximity and similarity follows the Gestalt research summarised by Wagemans et al. (2012); contrast and visual search follow Ware (2012); the meaning of colour follows Elliot and Maier (2014); not using colour alone follows WCAG 2.2, criterion 1.4.1.</w:t>
+              <w:t>Brightwater, Ana, Felix, Lea and Omar are made up for this example. Grouping by proximity and similarity follows the Gestalt research summarised by Wagemans et al. (2012); contrast and visual search follow Ware (2012); the meaning of colour follows Elliot and Maier (2014); not using colour alone follows WCAG 2.2, criterion 1.4.1. The findings in the table of real evidence are real research results and real cases; the sources are listed below.</w:t>
             </w:r>
           </w:p>
         </w:tc>
@@ -4805,7 +6248,7 @@
           <w:color w:val="556274"/>
           <w:sz w:val="18"/>
         </w:rPr>
-        <w:t>Wagemans et al. 2012 · Ware 2012 · Elliot &amp; Maier 2014 · WCAG 2.2 · Nielsen 1994</w:t>
+        <w:t>Wagemans et al. 2012 · Ware 2012 · Elliot &amp; Maier 2014 · WCAG 2.2 · Nielsen 1994 · Wong 2011 · Gnambs 2020 · Wertheimer 1923 · Pernice 2017 · Itti &amp; Koch 2001</w:t>
       </w:r>
     </w:p>
     <w:p>
@@ -4919,7 +6362,7 @@
             </w:r>
             <w:r>
               <w:rPr/>
-              <w:t xml:space="preserve"> One Brightwater start page at three densities: crowded, balanced and sparse.</w:t>
+              <w:t xml:space="preserve"> One Brightwater start page at three densities: crowded, balanced and sparse. A table of real findings on density, choice and trust follows.</w:t>
             </w:r>
           </w:p>
         </w:tc>
@@ -4940,7 +6383,7 @@
         <w:drawing>
           <wp:inline xmlns:a="http://schemas.openxmlformats.org/drawingml/2006/main" xmlns:pic="http://schemas.openxmlformats.org/drawingml/2006/picture">
             <wp:extent cx="5940000" cy="4584431"/>
-            <wp:docPr id="5" name="Picture 5"/>
+            <wp:docPr id="6" name="Picture 6"/>
             <wp:cNvGraphicFramePr>
               <a:graphicFrameLocks noChangeAspect="1"/>
             </wp:cNvGraphicFramePr>
@@ -4952,7 +6395,7 @@
                     <pic:cNvPicPr/>
                   </pic:nvPicPr>
                   <pic:blipFill>
-                    <a:blip r:embed="rId14"/>
+                    <a:blip r:embed="rId15"/>
                     <a:stretch>
                       <a:fillRect/>
                     </a:stretch>
@@ -4982,7 +6425,7 @@
           <w:color w:val="556274"/>
           <w:sz w:val="18"/>
         </w:rPr>
-        <w:t>Figure 5 · The Brightwater start page at three densities. Shown here in its starting state; in the Neuro-UX Lab every version and every stress test can be used.</w:t>
+        <w:t>Figure 6 · The Brightwater start page at three densities. Shown here in its starting state; in the Neuro-UX Lab every version and every stress test can be used.</w:t>
       </w:r>
     </w:p>
     <w:p>
@@ -5245,6 +6688,266 @@
         <w:spacing w:before="0" w:after="80"/>
       </w:pPr>
     </w:p>
+    <w:p>
+      <w:pPr>
+        <w:spacing w:before="0" w:after="100"/>
+      </w:pPr>
+      <w:r>
+        <w:rPr>
+          <w:b/>
+        </w:rPr>
+        <w:t>Density, choice and trust: real findings</w:t>
+      </w:r>
+    </w:p>
+    <w:tbl>
+      <w:tblPr>
+        <w:tblW w:w="9638" w:type="dxa"/>
+        <w:tblBorders>
+          <w:top w:val="single" w:sz="4" w:space="0" w:color="D5DEE9"/>
+          <w:left w:val="single" w:sz="4" w:space="0" w:color="D5DEE9"/>
+          <w:bottom w:val="single" w:sz="4" w:space="0" w:color="D5DEE9"/>
+          <w:right w:val="single" w:sz="4" w:space="0" w:color="D5DEE9"/>
+          <w:insideH w:val="single" w:sz="4" w:space="0" w:color="D5DEE9"/>
+          <w:insideV w:val="single" w:sz="4" w:space="0" w:color="D5DEE9"/>
+        </w:tblBorders>
+        <w:tblLayout w:type="fixed"/>
+        <w:tblCellMar>
+          <w:top w:w="60" w:type="dxa"/>
+          <w:left w:w="100" w:type="dxa"/>
+          <w:bottom w:w="60" w:type="dxa"/>
+          <w:right w:w="100" w:type="dxa"/>
+        </w:tblCellMar>
+      </w:tblPr>
+      <w:tblGrid>
+        <w:gridCol w:w="1840"/>
+        <w:gridCol w:w="4135"/>
+        <w:gridCol w:w="3663"/>
+      </w:tblGrid>
+      <w:tr>
+        <w:trPr>
+          <w:cantSplit/>
+          <w:tblHeader/>
+        </w:trPr>
+        <w:tc>
+          <w:tcPr>
+            <w:tcW w:type="dxa" w:w="1840"/>
+            <w:shd w:val="clear" w:color="auto" w:fill="E6ECF4"/>
+          </w:tcPr>
+          <w:p>
+            <w:pPr>
+              <w:spacing w:before="0" w:after="0"/>
+            </w:pPr>
+            <w:r>
+              <w:rPr>
+                <w:b/>
+                <w:sz w:val="20"/>
+              </w:rPr>
+              <w:t>Finding</w:t>
+            </w:r>
+          </w:p>
+        </w:tc>
+        <w:tc>
+          <w:tcPr>
+            <w:tcW w:type="dxa" w:w="4135"/>
+            <w:shd w:val="clear" w:color="auto" w:fill="E6ECF4"/>
+          </w:tcPr>
+          <w:p>
+            <w:pPr>
+              <w:spacing w:before="0" w:after="0"/>
+            </w:pPr>
+            <w:r>
+              <w:rPr>
+                <w:b/>
+                <w:sz w:val="20"/>
+              </w:rPr>
+              <w:t>What was measured</w:t>
+            </w:r>
+          </w:p>
+        </w:tc>
+        <w:tc>
+          <w:tcPr>
+            <w:tcW w:type="dxa" w:w="3663"/>
+            <w:shd w:val="clear" w:color="auto" w:fill="E6ECF4"/>
+          </w:tcPr>
+          <w:p>
+            <w:pPr>
+              <w:spacing w:before="0" w:after="0"/>
+            </w:pPr>
+            <w:r>
+              <w:rPr>
+                <w:b/>
+                <w:sz w:val="20"/>
+              </w:rPr>
+              <w:t>What it means for a screen</w:t>
+            </w:r>
+          </w:p>
+        </w:tc>
+      </w:tr>
+      <w:tr>
+        <w:trPr>
+          <w:cantSplit/>
+        </w:trPr>
+        <w:tc>
+          <w:tcPr>
+            <w:tcW w:type="dxa" w:w="1840"/>
+          </w:tcPr>
+          <w:p>
+            <w:pPr>
+              <w:spacing w:before="0" w:after="0"/>
+            </w:pPr>
+            <w:r>
+              <w:rPr>
+                <w:sz w:val="20"/>
+              </w:rPr>
+              <w:t>Choice overload (Iyengar and Lepper 2000)</w:t>
+            </w:r>
+          </w:p>
+        </w:tc>
+        <w:tc>
+          <w:tcPr>
+            <w:tcW w:type="dxa" w:w="4135"/>
+          </w:tcPr>
+          <w:p>
+            <w:pPr>
+              <w:spacing w:before="0" w:after="0"/>
+            </w:pPr>
+            <w:r>
+              <w:rPr>
+                <w:sz w:val="20"/>
+              </w:rPr>
+              <w:t>At a shop booth with 24 jams, about 60% of the passers-by stopped to taste and 3% of those who stopped bought a jar; with 6 jams, about 40% stopped and 30% of them bought.</w:t>
+            </w:r>
+          </w:p>
+        </w:tc>
+        <w:tc>
+          <w:tcPr>
+            <w:tcW w:type="dxa" w:w="3663"/>
+          </w:tcPr>
+          <w:p>
+            <w:pPr>
+              <w:spacing w:before="0" w:after="0"/>
+            </w:pPr>
+            <w:r>
+              <w:rPr>
+                <w:sz w:val="20"/>
+              </w:rPr>
+              <w:t>More to choose from drew more interest and fewer decisions. The study rests on few purchases and later reviews find the effect inconsistent: treat it as a warning, not as a law.</w:t>
+            </w:r>
+          </w:p>
+        </w:tc>
+      </w:tr>
+      <w:tr>
+        <w:trPr>
+          <w:cantSplit/>
+        </w:trPr>
+        <w:tc>
+          <w:tcPr>
+            <w:tcW w:type="dxa" w:w="1840"/>
+          </w:tcPr>
+          <w:p>
+            <w:pPr>
+              <w:spacing w:before="0" w:after="0"/>
+            </w:pPr>
+            <w:r>
+              <w:rPr>
+                <w:sz w:val="20"/>
+              </w:rPr>
+              <w:t>Working memory (Cowan 2001)</w:t>
+            </w:r>
+          </w:p>
+        </w:tc>
+        <w:tc>
+          <w:tcPr>
+            <w:tcW w:type="dxa" w:w="4135"/>
+          </w:tcPr>
+          <w:p>
+            <w:pPr>
+              <w:spacing w:before="0" w:after="0"/>
+            </w:pPr>
+            <w:r>
+              <w:rPr>
+                <w:sz w:val="20"/>
+              </w:rPr>
+              <w:t>People hold about four chunks in mind at once.</w:t>
+            </w:r>
+          </w:p>
+        </w:tc>
+        <w:tc>
+          <w:tcPr>
+            <w:tcW w:type="dxa" w:w="3663"/>
+          </w:tcPr>
+          <w:p>
+            <w:pPr>
+              <w:spacing w:before="0" w:after="0"/>
+            </w:pPr>
+            <w:r>
+              <w:rPr>
+                <w:sz w:val="20"/>
+              </w:rPr>
+              <w:t>A screen that asks people to compare more than a few things at once asks for more than they have.</w:t>
+            </w:r>
+          </w:p>
+        </w:tc>
+      </w:tr>
+      <w:tr>
+        <w:trPr>
+          <w:cantSplit/>
+        </w:trPr>
+        <w:tc>
+          <w:tcPr>
+            <w:tcW w:type="dxa" w:w="1840"/>
+          </w:tcPr>
+          <w:p>
+            <w:pPr>
+              <w:spacing w:before="0" w:after="0"/>
+            </w:pPr>
+            <w:r>
+              <w:rPr>
+                <w:sz w:val="20"/>
+              </w:rPr>
+              <w:t>Design appeal and rejection (Sillence et al. 2004)</w:t>
+            </w:r>
+          </w:p>
+        </w:tc>
+        <w:tc>
+          <w:tcPr>
+            <w:tcW w:type="dxa" w:w="4135"/>
+          </w:tcPr>
+          <w:p>
+            <w:pPr>
+              <w:spacing w:before="0" w:after="0"/>
+            </w:pPr>
+            <w:r>
+              <w:rPr>
+                <w:sz w:val="20"/>
+              </w:rPr>
+              <w:t>In a four-week study, fifteen women searching for health advice rejected sites because of their design appeal, and chose sites for the credibility of the information and its personalisation.</w:t>
+            </w:r>
+          </w:p>
+        </w:tc>
+        <w:tc>
+          <w:tcPr>
+            <w:tcW w:type="dxa" w:w="3663"/>
+          </w:tcPr>
+          <w:p>
+            <w:pPr>
+              <w:spacing w:before="0" w:after="0"/>
+            </w:pPr>
+            <w:r>
+              <w:rPr>
+                <w:sz w:val="20"/>
+              </w:rPr>
+              <w:t>A cluttered or careless page is rejected before its content is judged: order earns the chance to be read.</w:t>
+            </w:r>
+          </w:p>
+        </w:tc>
+      </w:tr>
+    </w:tbl>
+    <w:p>
+      <w:pPr>
+        <w:spacing w:before="0" w:after="80"/>
+      </w:pPr>
+    </w:p>
     <w:tbl>
       <w:tblPr>
         <w:tblW w:w="9598" w:type="dxa"/>
@@ -5294,7 +6997,7 @@
             </w:pPr>
             <w:r>
               <w:rPr/>
-              <w:t>Brightwater, Ana, Felix, Lea and Omar are made up for this example. Cognitive load follows Sweller (1988); the aesthetic-usability effect follows Kurosu and Kashimura (1995) and Tractinsky et al. (2000); simplicity as a facet of visual aesthetics follows Moshagen and Thielsch (2010).</w:t>
+              <w:t>Brightwater, Ana, Felix, Lea and Omar are made up for this example. Cognitive load follows Sweller (1988); the aesthetic-usability effect follows Kurosu and Kashimura (1995) and Tractinsky et al. (2000); simplicity as a facet of visual aesthetics follows Moshagen and Thielsch (2010). The findings in the table of real evidence are real research results and real cases; the sources are listed below.</w:t>
             </w:r>
           </w:p>
         </w:tc>
@@ -5473,7 +7176,7 @@
           <w:color w:val="556274"/>
           <w:sz w:val="18"/>
         </w:rPr>
-        <w:t>Sweller 1988 · Kurosu &amp; Kashimura 1995 · Moshagen &amp; Thielsch 2010 · Tractinsky et al. 2000</w:t>
+        <w:t>Sweller 1988 · Kurosu &amp; Kashimura 1995 · Moshagen &amp; Thielsch 2010 · Tractinsky et al. 2000 · Iyengar &amp; Lepper 2000 · Cowan 2001 · Sillence et al. 2004</w:t>
       </w:r>
     </w:p>
     <w:p>
@@ -5482,7 +7185,7 @@
       </w:pPr>
       <w:r>
         <w:rPr/>
-        <w:t>A5 · Recognition instead of search, clarity instead of overload, and weighing a measure · 11 min · Core</w:t>
+        <w:t>A5 · Recognition instead of search, clarity instead of overload, and weighing a measure · 10 min · Core</w:t>
       </w:r>
     </w:p>
     <w:p>
@@ -5587,7 +7290,7 @@
             </w:r>
             <w:r>
               <w:rPr/>
-              <w:t xml:space="preserve"> Three measures Brightwater considered, rated on effect on users, effort, risk and timeliness. A rating is a reading of the example, not a mark.</w:t>
+              <w:t xml:space="preserve"> Three measures Brightwater considered, rated on effect on users, effort, risk and timeliness. A rating is a reading of the example, not a mark. A table of recognition and clarity with evidence follows.</w:t>
             </w:r>
           </w:p>
         </w:tc>
@@ -5608,7 +7311,7 @@
         <w:drawing>
           <wp:inline xmlns:a="http://schemas.openxmlformats.org/drawingml/2006/main" xmlns:pic="http://schemas.openxmlformats.org/drawingml/2006/picture">
             <wp:extent cx="5940000" cy="3699162"/>
-            <wp:docPr id="6" name="Picture 6"/>
+            <wp:docPr id="7" name="Picture 7"/>
             <wp:cNvGraphicFramePr>
               <a:graphicFrameLocks noChangeAspect="1"/>
             </wp:cNvGraphicFramePr>
@@ -5620,7 +7323,7 @@
                     <pic:cNvPicPr/>
                   </pic:nvPicPr>
                   <pic:blipFill>
-                    <a:blip r:embed="rId15"/>
+                    <a:blip r:embed="rId16"/>
                     <a:stretch>
                       <a:fillRect/>
                     </a:stretch>
@@ -5650,8 +7353,268 @@
           <w:color w:val="556274"/>
           <w:sz w:val="18"/>
         </w:rPr>
-        <w:t>Figure 6 · Brightwater weighs three measures on effect on users, effort, risk and timeliness.</w:t>
+        <w:t>Figure 7 · Brightwater weighs three measures on effect on users, effort, risk and timeliness.</w:t>
       </w:r>
+    </w:p>
+    <w:p>
+      <w:pPr>
+        <w:spacing w:before="0" w:after="100"/>
+      </w:pPr>
+      <w:r>
+        <w:rPr>
+          <w:b/>
+        </w:rPr>
+        <w:t>Recognition and clarity, with evidence</w:t>
+      </w:r>
+    </w:p>
+    <w:tbl>
+      <w:tblPr>
+        <w:tblW w:w="9638" w:type="dxa"/>
+        <w:tblBorders>
+          <w:top w:val="single" w:sz="4" w:space="0" w:color="D5DEE9"/>
+          <w:left w:val="single" w:sz="4" w:space="0" w:color="D5DEE9"/>
+          <w:bottom w:val="single" w:sz="4" w:space="0" w:color="D5DEE9"/>
+          <w:right w:val="single" w:sz="4" w:space="0" w:color="D5DEE9"/>
+          <w:insideH w:val="single" w:sz="4" w:space="0" w:color="D5DEE9"/>
+          <w:insideV w:val="single" w:sz="4" w:space="0" w:color="D5DEE9"/>
+        </w:tblBorders>
+        <w:tblLayout w:type="fixed"/>
+        <w:tblCellMar>
+          <w:top w:w="60" w:type="dxa"/>
+          <w:left w:w="100" w:type="dxa"/>
+          <w:bottom w:w="60" w:type="dxa"/>
+          <w:right w:w="100" w:type="dxa"/>
+        </w:tblCellMar>
+      </w:tblPr>
+      <w:tblGrid>
+        <w:gridCol w:w="2079"/>
+        <w:gridCol w:w="4462"/>
+        <w:gridCol w:w="3097"/>
+      </w:tblGrid>
+      <w:tr>
+        <w:trPr>
+          <w:cantSplit/>
+          <w:tblHeader/>
+        </w:trPr>
+        <w:tc>
+          <w:tcPr>
+            <w:tcW w:type="dxa" w:w="2079"/>
+            <w:shd w:val="clear" w:color="auto" w:fill="E6ECF4"/>
+          </w:tcPr>
+          <w:p>
+            <w:pPr>
+              <w:spacing w:before="0" w:after="0"/>
+            </w:pPr>
+            <w:r>
+              <w:rPr>
+                <w:b/>
+                <w:sz w:val="20"/>
+              </w:rPr>
+              <w:t>Principle</w:t>
+            </w:r>
+          </w:p>
+        </w:tc>
+        <w:tc>
+          <w:tcPr>
+            <w:tcW w:type="dxa" w:w="4462"/>
+            <w:shd w:val="clear" w:color="auto" w:fill="E6ECF4"/>
+          </w:tcPr>
+          <w:p>
+            <w:pPr>
+              <w:spacing w:before="0" w:after="0"/>
+            </w:pPr>
+            <w:r>
+              <w:rPr>
+                <w:b/>
+                <w:sz w:val="20"/>
+              </w:rPr>
+              <w:t>Real finding</w:t>
+            </w:r>
+          </w:p>
+        </w:tc>
+        <w:tc>
+          <w:tcPr>
+            <w:tcW w:type="dxa" w:w="3097"/>
+            <w:shd w:val="clear" w:color="auto" w:fill="E6ECF4"/>
+          </w:tcPr>
+          <w:p>
+            <w:pPr>
+              <w:spacing w:before="0" w:after="0"/>
+            </w:pPr>
+            <w:r>
+              <w:rPr>
+                <w:b/>
+                <w:sz w:val="20"/>
+              </w:rPr>
+              <w:t>What it looks like on a screen</w:t>
+            </w:r>
+          </w:p>
+        </w:tc>
+      </w:tr>
+      <w:tr>
+        <w:trPr>
+          <w:cantSplit/>
+        </w:trPr>
+        <w:tc>
+          <w:tcPr>
+            <w:tcW w:type="dxa" w:w="2079"/>
+          </w:tcPr>
+          <w:p>
+            <w:pPr>
+              <w:spacing w:before="0" w:after="0"/>
+            </w:pPr>
+            <w:r>
+              <w:rPr>
+                <w:sz w:val="20"/>
+              </w:rPr>
+              <w:t>Recognition rather than recall</w:t>
+            </w:r>
+          </w:p>
+        </w:tc>
+        <w:tc>
+          <w:tcPr>
+            <w:tcW w:type="dxa" w:w="4462"/>
+          </w:tcPr>
+          <w:p>
+            <w:pPr>
+              <w:spacing w:before="0" w:after="0"/>
+            </w:pPr>
+            <w:r>
+              <w:rPr>
+                <w:sz w:val="20"/>
+              </w:rPr>
+              <w:t>Nielsen's sixth heuristic: make elements, actions and options visible so users do not have to remember them (Nielsen 1994).</w:t>
+            </w:r>
+          </w:p>
+        </w:tc>
+        <w:tc>
+          <w:tcPr>
+            <w:tcW w:type="dxa" w:w="3097"/>
+          </w:tcPr>
+          <w:p>
+            <w:pPr>
+              <w:spacing w:before="0" w:after="0"/>
+            </w:pPr>
+            <w:r>
+              <w:rPr>
+                <w:sz w:val="20"/>
+              </w:rPr>
+              <w:t>A menu that lists the options; a form that shows the date format; the last search offered again.</w:t>
+            </w:r>
+          </w:p>
+        </w:tc>
+      </w:tr>
+      <w:tr>
+        <w:trPr>
+          <w:cantSplit/>
+        </w:trPr>
+        <w:tc>
+          <w:tcPr>
+            <w:tcW w:type="dxa" w:w="2079"/>
+          </w:tcPr>
+          <w:p>
+            <w:pPr>
+              <w:spacing w:before="0" w:after="0"/>
+            </w:pPr>
+            <w:r>
+              <w:rPr>
+                <w:sz w:val="20"/>
+              </w:rPr>
+              <w:t>Recognition memory is large</w:t>
+            </w:r>
+          </w:p>
+        </w:tc>
+        <w:tc>
+          <w:tcPr>
+            <w:tcW w:type="dxa" w:w="4462"/>
+          </w:tcPr>
+          <w:p>
+            <w:pPr>
+              <w:spacing w:before="0" w:after="0"/>
+            </w:pPr>
+            <w:r>
+              <w:rPr>
+                <w:sz w:val="20"/>
+              </w:rPr>
+              <w:t>In Standing's experiments (1973) people recognised pictures they had seen once among thousands, with no sign of saturation after 10,000 pictures.</w:t>
+            </w:r>
+          </w:p>
+        </w:tc>
+        <w:tc>
+          <w:tcPr>
+            <w:tcW w:type="dxa" w:w="3097"/>
+          </w:tcPr>
+          <w:p>
+            <w:pPr>
+              <w:spacing w:before="0" w:after="0"/>
+            </w:pPr>
+            <w:r>
+              <w:rPr>
+                <w:sz w:val="20"/>
+              </w:rPr>
+              <w:t>Show people the thing, with its picture and its words; do not ask them to name it from memory.</w:t>
+            </w:r>
+          </w:p>
+        </w:tc>
+      </w:tr>
+      <w:tr>
+        <w:trPr>
+          <w:cantSplit/>
+        </w:trPr>
+        <w:tc>
+          <w:tcPr>
+            <w:tcW w:type="dxa" w:w="2079"/>
+          </w:tcPr>
+          <w:p>
+            <w:pPr>
+              <w:spacing w:before="0" w:after="0"/>
+            </w:pPr>
+            <w:r>
+              <w:rPr>
+                <w:sz w:val="20"/>
+              </w:rPr>
+              <w:t>Clarity rather than overload</w:t>
+            </w:r>
+          </w:p>
+        </w:tc>
+        <w:tc>
+          <w:tcPr>
+            <w:tcW w:type="dxa" w:w="4462"/>
+          </w:tcPr>
+          <w:p>
+            <w:pPr>
+              <w:spacing w:before="0" w:after="0"/>
+            </w:pPr>
+            <w:r>
+              <w:rPr>
+                <w:sz w:val="20"/>
+              </w:rPr>
+              <w:t>The design principles of GOV.UK list “Do less” second, directly after “Start with user needs” (Government Digital Service 2012).</w:t>
+            </w:r>
+          </w:p>
+        </w:tc>
+        <w:tc>
+          <w:tcPr>
+            <w:tcW w:type="dxa" w:w="3097"/>
+          </w:tcPr>
+          <w:p>
+            <w:pPr>
+              <w:spacing w:before="0" w:after="0"/>
+            </w:pPr>
+            <w:r>
+              <w:rPr>
+                <w:sz w:val="20"/>
+              </w:rPr>
+              <w:t>Remove a signal before adding one: ask what the person can do without.</w:t>
+            </w:r>
+          </w:p>
+        </w:tc>
+      </w:tr>
+    </w:tbl>
+    <w:p>
+      <w:pPr>
+        <w:spacing w:before="0" w:after="80"/>
+      </w:pPr>
     </w:p>
     <w:tbl>
       <w:tblPr>
@@ -5702,7 +7665,7 @@
             </w:pPr>
             <w:r>
               <w:rPr/>
-              <w:t>Brightwater, Ana, Felix, Lea and Omar are made up for this example. Recognition rather than recall and aesthetic and minimalist design are Nielsen's heuristics (1994); rating options on the same criteria with a reason follows Gibbons (2018). The four criteria are the ones the plan names for the case study.</w:t>
+              <w:t>Brightwater, Ana, Felix, Lea and Omar are made up for this example. Recognition rather than recall and aesthetic and minimalist design are Nielsen's heuristics (1994); rating options on the same criteria with a reason follows Gibbons (2018). The four criteria are the ones the plan names for the case study. The findings in the table of real evidence are real research results and real cases; the sources are listed below.</w:t>
             </w:r>
           </w:p>
         </w:tc>
@@ -5891,7 +7854,7 @@
           <w:color w:val="556274"/>
           <w:sz w:val="18"/>
         </w:rPr>
-        <w:t>Nielsen 1994 · Krug 2014 · Gibbons 2018</w:t>
+        <w:t>Nielsen 1994 · Krug 2014 · Gibbons 2018 · Standing 1973 · Government Digital Service 2012</w:t>
       </w:r>
     </w:p>
     <w:p>
@@ -5972,7 +7935,7 @@
       </w:pPr>
       <w:r>
         <w:rPr/>
-        <w:t>B1 · Inside logic against user logic: why good UI decisions come from the user's side · 20 min · Core</w:t>
+        <w:t>B1 · Inside logic against user logic: why good UI decisions come from the user's side · 21 min · Core</w:t>
       </w:r>
     </w:p>
     <w:p>
@@ -6077,7 +8040,7 @@
             </w:r>
             <w:r>
               <w:rPr/>
-              <w:t xml:space="preserve"> Left the same Brightwater services ordered by the inside logic, right by the users' tasks. Below, the chain from a single screen to the structure behind it.</w:t>
+              <w:t xml:space="preserve"> Left the same Brightwater services ordered by the inside logic, right by the users' tasks. Below, the chain from a single screen to the structure behind it. A table of the evidence for inside logic against user logic follows.</w:t>
             </w:r>
           </w:p>
         </w:tc>
@@ -6098,7 +8061,7 @@
         <w:drawing>
           <wp:inline xmlns:a="http://schemas.openxmlformats.org/drawingml/2006/main" xmlns:pic="http://schemas.openxmlformats.org/drawingml/2006/picture">
             <wp:extent cx="5940000" cy="1968144"/>
-            <wp:docPr id="7" name="Picture 7"/>
+            <wp:docPr id="8" name="Picture 8"/>
             <wp:cNvGraphicFramePr>
               <a:graphicFrameLocks noChangeAspect="1"/>
             </wp:cNvGraphicFramePr>
@@ -6110,7 +8073,7 @@
                     <pic:cNvPicPr/>
                   </pic:nvPicPr>
                   <pic:blipFill>
-                    <a:blip r:embed="rId16"/>
+                    <a:blip r:embed="rId17"/>
                     <a:stretch>
                       <a:fillRect/>
                     </a:stretch>
@@ -6140,7 +8103,7 @@
           <w:color w:val="556274"/>
           <w:sz w:val="18"/>
         </w:rPr>
-        <w:t>Figure 7 · The same Brightwater services ordered by the inside logic and by the users' tasks.</w:t>
+        <w:t>Figure 8 · The same Brightwater services ordered by the inside logic and by the users' tasks.</w:t>
       </w:r>
     </w:p>
     <w:p>
@@ -6153,7 +8116,7 @@
         <w:drawing>
           <wp:inline xmlns:a="http://schemas.openxmlformats.org/drawingml/2006/main" xmlns:pic="http://schemas.openxmlformats.org/drawingml/2006/picture">
             <wp:extent cx="5940000" cy="1478084"/>
-            <wp:docPr id="8" name="Picture 8"/>
+            <wp:docPr id="9" name="Picture 9"/>
             <wp:cNvGraphicFramePr>
               <a:graphicFrameLocks noChangeAspect="1"/>
             </wp:cNvGraphicFramePr>
@@ -6165,7 +8128,7 @@
                     <pic:cNvPicPr/>
                   </pic:nvPicPr>
                   <pic:blipFill>
-                    <a:blip r:embed="rId17"/>
+                    <a:blip r:embed="rId18"/>
                     <a:stretch>
                       <a:fillRect/>
                     </a:stretch>
@@ -6195,8 +8158,321 @@
           <w:color w:val="556274"/>
           <w:sz w:val="18"/>
         </w:rPr>
-        <w:t>Figure 8 · From a single screen to the structure behind it.</w:t>
+        <w:t>Figure 9 · From a single screen to the structure behind it.</w:t>
       </w:r>
+    </w:p>
+    <w:p>
+      <w:pPr>
+        <w:spacing w:before="0" w:after="100"/>
+      </w:pPr>
+      <w:r>
+        <w:rPr>
+          <w:b/>
+        </w:rPr>
+        <w:t>Inside logic against user logic: the evidence</w:t>
+      </w:r>
+    </w:p>
+    <w:tbl>
+      <w:tblPr>
+        <w:tblW w:w="9638" w:type="dxa"/>
+        <w:tblBorders>
+          <w:top w:val="single" w:sz="4" w:space="0" w:color="D5DEE9"/>
+          <w:left w:val="single" w:sz="4" w:space="0" w:color="D5DEE9"/>
+          <w:bottom w:val="single" w:sz="4" w:space="0" w:color="D5DEE9"/>
+          <w:right w:val="single" w:sz="4" w:space="0" w:color="D5DEE9"/>
+          <w:insideH w:val="single" w:sz="4" w:space="0" w:color="D5DEE9"/>
+          <w:insideV w:val="single" w:sz="4" w:space="0" w:color="D5DEE9"/>
+        </w:tblBorders>
+        <w:tblLayout w:type="fixed"/>
+        <w:tblCellMar>
+          <w:top w:w="60" w:type="dxa"/>
+          <w:left w:w="100" w:type="dxa"/>
+          <w:bottom w:w="60" w:type="dxa"/>
+          <w:right w:w="100" w:type="dxa"/>
+        </w:tblCellMar>
+      </w:tblPr>
+      <w:tblGrid>
+        <w:gridCol w:w="1609"/>
+        <w:gridCol w:w="4774"/>
+        <w:gridCol w:w="3255"/>
+      </w:tblGrid>
+      <w:tr>
+        <w:trPr>
+          <w:cantSplit/>
+          <w:tblHeader/>
+        </w:trPr>
+        <w:tc>
+          <w:tcPr>
+            <w:tcW w:type="dxa" w:w="1609"/>
+            <w:shd w:val="clear" w:color="auto" w:fill="E6ECF4"/>
+          </w:tcPr>
+          <w:p>
+            <w:pPr>
+              <w:spacing w:before="0" w:after="0"/>
+            </w:pPr>
+            <w:r>
+              <w:rPr>
+                <w:b/>
+                <w:sz w:val="20"/>
+              </w:rPr>
+              <w:t>Evidence</w:t>
+            </w:r>
+          </w:p>
+        </w:tc>
+        <w:tc>
+          <w:tcPr>
+            <w:tcW w:type="dxa" w:w="4774"/>
+            <w:shd w:val="clear" w:color="auto" w:fill="E6ECF4"/>
+          </w:tcPr>
+          <w:p>
+            <w:pPr>
+              <w:spacing w:before="0" w:after="0"/>
+            </w:pPr>
+            <w:r>
+              <w:rPr>
+                <w:b/>
+                <w:sz w:val="20"/>
+              </w:rPr>
+              <w:t>What it shows</w:t>
+            </w:r>
+          </w:p>
+        </w:tc>
+        <w:tc>
+          <w:tcPr>
+            <w:tcW w:type="dxa" w:w="3255"/>
+            <w:shd w:val="clear" w:color="auto" w:fill="E6ECF4"/>
+          </w:tcPr>
+          <w:p>
+            <w:pPr>
+              <w:spacing w:before="0" w:after="0"/>
+            </w:pPr>
+            <w:r>
+              <w:rPr>
+                <w:b/>
+                <w:sz w:val="20"/>
+              </w:rPr>
+              <w:t>What it means for a decision</w:t>
+            </w:r>
+          </w:p>
+        </w:tc>
+      </w:tr>
+      <w:tr>
+        <w:trPr>
+          <w:cantSplit/>
+        </w:trPr>
+        <w:tc>
+          <w:tcPr>
+            <w:tcW w:type="dxa" w:w="1609"/>
+          </w:tcPr>
+          <w:p>
+            <w:pPr>
+              <w:spacing w:before="0" w:after="0"/>
+            </w:pPr>
+            <w:r>
+              <w:rPr>
+                <w:sz w:val="20"/>
+              </w:rPr>
+              <w:t>Conway 1968</w:t>
+            </w:r>
+          </w:p>
+        </w:tc>
+        <w:tc>
+          <w:tcPr>
+            <w:tcW w:type="dxa" w:w="4774"/>
+          </w:tcPr>
+          <w:p>
+            <w:pPr>
+              <w:spacing w:before="0" w:after="0"/>
+            </w:pPr>
+            <w:r>
+              <w:rPr>
+                <w:sz w:val="20"/>
+              </w:rPr>
+              <w:t>Organisations that design systems produce designs that are copies of their own communication structure.</w:t>
+            </w:r>
+          </w:p>
+        </w:tc>
+        <w:tc>
+          <w:tcPr>
+            <w:tcW w:type="dxa" w:w="3255"/>
+          </w:tcPr>
+          <w:p>
+            <w:pPr>
+              <w:spacing w:before="0" w:after="0"/>
+            </w:pPr>
+            <w:r>
+              <w:rPr>
+                <w:sz w:val="20"/>
+              </w:rPr>
+              <w:t>A menu with one item per department is not a coincidence: it is the organisation chart on the screen.</w:t>
+            </w:r>
+          </w:p>
+        </w:tc>
+      </w:tr>
+      <w:tr>
+        <w:trPr>
+          <w:cantSplit/>
+        </w:trPr>
+        <w:tc>
+          <w:tcPr>
+            <w:tcW w:type="dxa" w:w="1609"/>
+          </w:tcPr>
+          <w:p>
+            <w:pPr>
+              <w:spacing w:before="0" w:after="0"/>
+            </w:pPr>
+            <w:r>
+              <w:rPr>
+                <w:sz w:val="20"/>
+              </w:rPr>
+              <w:t>Nagappan, Murphy and Basili 2008</w:t>
+            </w:r>
+          </w:p>
+        </w:tc>
+        <w:tc>
+          <w:tcPr>
+            <w:tcW w:type="dxa" w:w="4774"/>
+          </w:tcPr>
+          <w:p>
+            <w:pPr>
+              <w:spacing w:before="0" w:after="0"/>
+            </w:pPr>
+            <w:r>
+              <w:rPr>
+                <w:sz w:val="20"/>
+              </w:rPr>
+              <w:t>On Windows Vista (3,404 binaries, more than 50 million lines of code), measures of the organisation behind the code predicted failure-proneness better than measures of the code itself.</w:t>
+            </w:r>
+          </w:p>
+        </w:tc>
+        <w:tc>
+          <w:tcPr>
+            <w:tcW w:type="dxa" w:w="3255"/>
+          </w:tcPr>
+          <w:p>
+            <w:pPr>
+              <w:spacing w:before="0" w:after="0"/>
+            </w:pPr>
+            <w:r>
+              <w:rPr>
+                <w:sz w:val="20"/>
+              </w:rPr>
+              <w:t>How an organisation is built shows in the product, down to its quality.</w:t>
+            </w:r>
+          </w:p>
+        </w:tc>
+      </w:tr>
+      <w:tr>
+        <w:trPr>
+          <w:cantSplit/>
+        </w:trPr>
+        <w:tc>
+          <w:tcPr>
+            <w:tcW w:type="dxa" w:w="1609"/>
+          </w:tcPr>
+          <w:p>
+            <w:pPr>
+              <w:spacing w:before="0" w:after="0"/>
+            </w:pPr>
+            <w:r>
+              <w:rPr>
+                <w:sz w:val="20"/>
+              </w:rPr>
+              <w:t>GOV.UK 2012</w:t>
+            </w:r>
+          </w:p>
+        </w:tc>
+        <w:tc>
+          <w:tcPr>
+            <w:tcW w:type="dxa" w:w="4774"/>
+          </w:tcPr>
+          <w:p>
+            <w:pPr>
+              <w:spacing w:before="0" w:after="0"/>
+            </w:pPr>
+            <w:r>
+              <w:rPr>
+                <w:sz w:val="20"/>
+              </w:rPr>
+              <w:t>The team did not copy the content of Directgov and Business Link; it started from user needs and built new pages and tools (Government Digital Service 2012).</w:t>
+            </w:r>
+          </w:p>
+        </w:tc>
+        <w:tc>
+          <w:tcPr>
+            <w:tcW w:type="dxa" w:w="3255"/>
+          </w:tcPr>
+          <w:p>
+            <w:pPr>
+              <w:spacing w:before="0" w:after="0"/>
+            </w:pPr>
+            <w:r>
+              <w:rPr>
+                <w:sz w:val="20"/>
+              </w:rPr>
+              <w:t>To leave the inside logic, start from what the user comes to do and work back to the structure and the owners.</w:t>
+            </w:r>
+          </w:p>
+        </w:tc>
+      </w:tr>
+      <w:tr>
+        <w:trPr>
+          <w:cantSplit/>
+        </w:trPr>
+        <w:tc>
+          <w:tcPr>
+            <w:tcW w:type="dxa" w:w="1609"/>
+          </w:tcPr>
+          <w:p>
+            <w:pPr>
+              <w:spacing w:before="0" w:after="0"/>
+            </w:pPr>
+            <w:r>
+              <w:rPr>
+                <w:sz w:val="20"/>
+              </w:rPr>
+              <w:t>Card sorting (Spencer 2009)</w:t>
+            </w:r>
+          </w:p>
+        </w:tc>
+        <w:tc>
+          <w:tcPr>
+            <w:tcW w:type="dxa" w:w="4774"/>
+          </w:tcPr>
+          <w:p>
+            <w:pPr>
+              <w:spacing w:before="0" w:after="0"/>
+            </w:pPr>
+            <w:r>
+              <w:rPr>
+                <w:sz w:val="20"/>
+              </w:rPr>
+              <w:t>Users group the content in their own words, and the groups are compared with the organisation's structure.</w:t>
+            </w:r>
+          </w:p>
+        </w:tc>
+        <w:tc>
+          <w:tcPr>
+            <w:tcW w:type="dxa" w:w="3255"/>
+          </w:tcPr>
+          <w:p>
+            <w:pPr>
+              <w:spacing w:before="0" w:after="0"/>
+            </w:pPr>
+            <w:r>
+              <w:rPr>
+                <w:sz w:val="20"/>
+              </w:rPr>
+              <w:t>The gap between the two groupings is the inside logic, made visible.</w:t>
+            </w:r>
+          </w:p>
+        </w:tc>
+      </w:tr>
+    </w:tbl>
+    <w:p>
+      <w:pPr>
+        <w:spacing w:before="0" w:after="80"/>
+      </w:pPr>
     </w:p>
     <w:tbl>
       <w:tblPr>
@@ -6247,7 +8523,7 @@
             </w:pPr>
             <w:r>
               <w:rPr/>
-              <w:t>Brightwater, Ana, Felix, Lea and Omar are made up for this example. That organisations build what mirrors their communication structure follows Conway (1968); labelling in the users' language follows Rosenfeld, Morville and Arango (2015); card sorting follows Spencer (2009).</w:t>
+              <w:t>Brightwater, Ana, Felix, Lea and Omar are made up for this example. That organisations build what mirrors their communication structure follows Conway (1968); labelling in the users' language follows Rosenfeld, Morville and Arango (2015); card sorting follows Spencer (2009). The findings in the table of real evidence are real research results and real cases; the sources are listed below.</w:t>
             </w:r>
           </w:p>
         </w:tc>
@@ -6436,7 +8712,7 @@
           <w:color w:val="556274"/>
           <w:sz w:val="18"/>
         </w:rPr>
-        <w:t>Conway 1968 · Rosenfeld et al. 2015 · Spencer 2009</w:t>
+        <w:t>Conway 1968 · Rosenfeld et al. 2015 · Spencer 2009 · Nagappan et al. 2008 · Government Digital Service 2012</w:t>
       </w:r>
     </w:p>
     <w:p>
@@ -6550,7 +8826,7 @@
             </w:r>
             <w:r>
               <w:rPr/>
-              <w:t xml:space="preserve"> The matrix places five Brightwater start pages by how much they show at once (to the right) and how easily people find their task (upwards). A position is a reading of the example, not a score.</w:t>
+              <w:t xml:space="preserve"> The matrix places five Brightwater start pages by how much they show at once (to the right) and how easily people find their task (upwards). A position is a reading of the example, not a score. A table of conflicts weighed with evidence follows.</w:t>
             </w:r>
           </w:p>
         </w:tc>
@@ -6571,7 +8847,7 @@
         <w:drawing>
           <wp:inline xmlns:a="http://schemas.openxmlformats.org/drawingml/2006/main" xmlns:pic="http://schemas.openxmlformats.org/drawingml/2006/picture">
             <wp:extent cx="5940000" cy="4612095"/>
-            <wp:docPr id="9" name="Picture 9"/>
+            <wp:docPr id="10" name="Picture 10"/>
             <wp:cNvGraphicFramePr>
               <a:graphicFrameLocks noChangeAspect="1"/>
             </wp:cNvGraphicFramePr>
@@ -6583,7 +8859,7 @@
                     <pic:cNvPicPr/>
                   </pic:nvPicPr>
                   <pic:blipFill>
-                    <a:blip r:embed="rId18"/>
+                    <a:blip r:embed="rId19"/>
                     <a:stretch>
                       <a:fillRect/>
                     </a:stretch>
@@ -6613,7 +8889,7 @@
           <w:color w:val="556274"/>
           <w:sz w:val="18"/>
         </w:rPr>
-        <w:t>Figure 9 · Five Brightwater start pages by how much they show and how easily people find their task · Exploratory.</w:t>
+        <w:t>Figure 10 · Five Brightwater start pages by how much they show and how easily people find their task · Exploratory.</w:t>
       </w:r>
     </w:p>
     <w:p>
@@ -6876,6 +9152,213 @@
         <w:spacing w:before="0" w:after="80"/>
       </w:pPr>
     </w:p>
+    <w:p>
+      <w:pPr>
+        <w:spacing w:before="0" w:after="100"/>
+      </w:pPr>
+      <w:r>
+        <w:rPr>
+          <w:b/>
+        </w:rPr>
+        <w:t>Conflicts weighed with evidence</w:t>
+      </w:r>
+    </w:p>
+    <w:tbl>
+      <w:tblPr>
+        <w:tblW w:w="9638" w:type="dxa"/>
+        <w:tblBorders>
+          <w:top w:val="single" w:sz="4" w:space="0" w:color="D5DEE9"/>
+          <w:left w:val="single" w:sz="4" w:space="0" w:color="D5DEE9"/>
+          <w:bottom w:val="single" w:sz="4" w:space="0" w:color="D5DEE9"/>
+          <w:right w:val="single" w:sz="4" w:space="0" w:color="D5DEE9"/>
+          <w:insideH w:val="single" w:sz="4" w:space="0" w:color="D5DEE9"/>
+          <w:insideV w:val="single" w:sz="4" w:space="0" w:color="D5DEE9"/>
+        </w:tblBorders>
+        <w:tblLayout w:type="fixed"/>
+        <w:tblCellMar>
+          <w:top w:w="60" w:type="dxa"/>
+          <w:left w:w="100" w:type="dxa"/>
+          <w:bottom w:w="60" w:type="dxa"/>
+          <w:right w:w="100" w:type="dxa"/>
+        </w:tblCellMar>
+      </w:tblPr>
+      <w:tblGrid>
+        <w:gridCol w:w="2052"/>
+        <w:gridCol w:w="4474"/>
+        <w:gridCol w:w="3112"/>
+      </w:tblGrid>
+      <w:tr>
+        <w:trPr>
+          <w:cantSplit/>
+          <w:tblHeader/>
+        </w:trPr>
+        <w:tc>
+          <w:tcPr>
+            <w:tcW w:type="dxa" w:w="2052"/>
+            <w:shd w:val="clear" w:color="auto" w:fill="E6ECF4"/>
+          </w:tcPr>
+          <w:p>
+            <w:pPr>
+              <w:spacing w:before="0" w:after="0"/>
+            </w:pPr>
+            <w:r>
+              <w:rPr>
+                <w:b/>
+                <w:sz w:val="20"/>
+              </w:rPr>
+              <w:t>Conflict</w:t>
+            </w:r>
+          </w:p>
+        </w:tc>
+        <w:tc>
+          <w:tcPr>
+            <w:tcW w:type="dxa" w:w="4474"/>
+            <w:shd w:val="clear" w:color="auto" w:fill="E6ECF4"/>
+          </w:tcPr>
+          <w:p>
+            <w:pPr>
+              <w:spacing w:before="0" w:after="0"/>
+            </w:pPr>
+            <w:r>
+              <w:rPr>
+                <w:b/>
+                <w:sz w:val="20"/>
+              </w:rPr>
+              <w:t>What the evidence says</w:t>
+            </w:r>
+          </w:p>
+        </w:tc>
+        <w:tc>
+          <w:tcPr>
+            <w:tcW w:type="dxa" w:w="3112"/>
+            <w:shd w:val="clear" w:color="auto" w:fill="E6ECF4"/>
+          </w:tcPr>
+          <w:p>
+            <w:pPr>
+              <w:spacing w:before="0" w:after="0"/>
+            </w:pPr>
+            <w:r>
+              <w:rPr>
+                <w:b/>
+                <w:sz w:val="20"/>
+              </w:rPr>
+              <w:t>A way to decide</w:t>
+            </w:r>
+          </w:p>
+        </w:tc>
+      </w:tr>
+      <w:tr>
+        <w:trPr>
+          <w:cantSplit/>
+        </w:trPr>
+        <w:tc>
+          <w:tcPr>
+            <w:tcW w:type="dxa" w:w="2052"/>
+          </w:tcPr>
+          <w:p>
+            <w:pPr>
+              <w:spacing w:before="0" w:after="0"/>
+            </w:pPr>
+            <w:r>
+              <w:rPr>
+                <w:sz w:val="20"/>
+              </w:rPr>
+              <w:t>Much information against simplicity</w:t>
+            </w:r>
+          </w:p>
+        </w:tc>
+        <w:tc>
+          <w:tcPr>
+            <w:tcW w:type="dxa" w:w="4474"/>
+          </w:tcPr>
+          <w:p>
+            <w:pPr>
+              <w:spacing w:before="0" w:after="0"/>
+            </w:pPr>
+            <w:r>
+              <w:rPr>
+                <w:sz w:val="20"/>
+              </w:rPr>
+              <w:t>Users could read at most 28% of the words of an average page view (Nielsen 2008); a display of 24 jams led to fewer purchases than a display of 6 (Iyengar and Lepper 2000).</w:t>
+            </w:r>
+          </w:p>
+        </w:tc>
+        <w:tc>
+          <w:tcPr>
+            <w:tcW w:type="dxa" w:w="3112"/>
+          </w:tcPr>
+          <w:p>
+            <w:pPr>
+              <w:spacing w:before="0" w:after="0"/>
+            </w:pPr>
+            <w:r>
+              <w:rPr>
+                <w:sz w:val="20"/>
+              </w:rPr>
+              <w:t>Show the few central tasks first and the rest one step deeper (Nielsen 2006); keep the detail available.</w:t>
+            </w:r>
+          </w:p>
+        </w:tc>
+      </w:tr>
+      <w:tr>
+        <w:trPr>
+          <w:cantSplit/>
+        </w:trPr>
+        <w:tc>
+          <w:tcPr>
+            <w:tcW w:type="dxa" w:w="2052"/>
+          </w:tcPr>
+          <w:p>
+            <w:pPr>
+              <w:spacing w:before="0" w:after="0"/>
+            </w:pPr>
+            <w:r>
+              <w:rPr>
+                <w:sz w:val="20"/>
+              </w:rPr>
+              <w:t>Stakeholders against users</w:t>
+            </w:r>
+          </w:p>
+        </w:tc>
+        <w:tc>
+          <w:tcPr>
+            <w:tcW w:type="dxa" w:w="4474"/>
+          </w:tcPr>
+          <w:p>
+            <w:pPr>
+              <w:spacing w:before="0" w:after="0"/>
+            </w:pPr>
+            <w:r>
+              <w:rPr>
+                <w:sz w:val="20"/>
+              </w:rPr>
+              <w:t>For GOV.UK, the team analysed all the information on both old sites against user needs rather than carrying over each department's wish list (Government Digital Service 2012).</w:t>
+            </w:r>
+          </w:p>
+        </w:tc>
+        <w:tc>
+          <w:tcPr>
+            <w:tcW w:type="dxa" w:w="3112"/>
+          </w:tcPr>
+          <w:p>
+            <w:pPr>
+              <w:spacing w:before="0" w:after="0"/>
+            </w:pPr>
+            <w:r>
+              <w:rPr>
+                <w:sz w:val="20"/>
+              </w:rPr>
+              <w:t>Put the user needs, found with users, on the table next to each department's wish.</w:t>
+            </w:r>
+          </w:p>
+        </w:tc>
+      </w:tr>
+    </w:tbl>
+    <w:p>
+      <w:pPr>
+        <w:spacing w:before="0" w:after="80"/>
+      </w:pPr>
+    </w:p>
     <w:tbl>
       <w:tblPr>
         <w:tblW w:w="9598" w:type="dxa"/>
@@ -6925,7 +9408,7 @@
             </w:pPr>
             <w:r>
               <w:rPr/>
-              <w:t>Brightwater, Ana, Felix, Lea and Omar are made up for this example. Progressive disclosure follows Nielsen (2006); the matrix is a reading of the example, not a score.</w:t>
+              <w:t>Brightwater, Ana, Felix, Lea and Omar are made up for this example. Progressive disclosure follows Nielsen (2006); the matrix is a reading of the example, not a score. The findings in the table of real evidence are real research results and real cases; the sources are listed below.</w:t>
             </w:r>
           </w:p>
         </w:tc>
@@ -7114,7 +9597,7 @@
           <w:color w:val="556274"/>
           <w:sz w:val="18"/>
         </w:rPr>
-        <w:t>Nielsen 2006 · Gibbons 2018 · Krug 2014</w:t>
+        <w:t>Nielsen 2006 · Gibbons 2018 · Krug 2014 · Nielsen 2008 · Iyengar &amp; Lepper 2000 · Government Digital Service 2012</w:t>
       </w:r>
     </w:p>
     <w:p>
@@ -7123,7 +9606,7 @@
       </w:pPr>
       <w:r>
         <w:rPr/>
-        <w:t>B3 · User-centredness as the basis of accountable decisions: who owns the structure, and deciding with partial data · 20 min · Core</w:t>
+        <w:t>B3 · User-centredness as the basis of accountable decisions: who owns the structure, and deciding with partial data · 19 min · Core</w:t>
       </w:r>
     </w:p>
     <w:p>
@@ -7228,7 +9711,7 @@
             </w:r>
             <w:r>
               <w:rPr/>
-              <w:t xml:space="preserve"> The four boxes at the top are the parts of a decision, filled in for Brightwater. The two boxes below are the rule for future decisions.</w:t>
+              <w:t xml:space="preserve"> The four boxes at the top are the parts of a decision, filled in for Brightwater. The two boxes below are the rule for future decisions. A table of a real governance example follows.</w:t>
             </w:r>
           </w:p>
         </w:tc>
@@ -7249,7 +9732,7 @@
         <w:drawing>
           <wp:inline xmlns:a="http://schemas.openxmlformats.org/drawingml/2006/main" xmlns:pic="http://schemas.openxmlformats.org/drawingml/2006/picture">
             <wp:extent cx="5940000" cy="2153892"/>
-            <wp:docPr id="10" name="Picture 10"/>
+            <wp:docPr id="11" name="Picture 11"/>
             <wp:cNvGraphicFramePr>
               <a:graphicFrameLocks noChangeAspect="1"/>
             </wp:cNvGraphicFramePr>
@@ -7261,7 +9744,7 @@
                     <pic:cNvPicPr/>
                   </pic:nvPicPr>
                   <pic:blipFill>
-                    <a:blip r:embed="rId19"/>
+                    <a:blip r:embed="rId20"/>
                     <a:stretch>
                       <a:fillRect/>
                     </a:stretch>
@@ -7291,7 +9774,7 @@
           <w:color w:val="556274"/>
           <w:sz w:val="18"/>
         </w:rPr>
-        <w:t>Figure 10 · A decision under uncertainty, filled in for Brightwater.</w:t>
+        <w:t>Figure 11 · A decision under uncertainty, filled in for Brightwater.</w:t>
       </w:r>
     </w:p>
     <w:p>
@@ -7554,6 +10037,266 @@
         <w:spacing w:before="0" w:after="80"/>
       </w:pPr>
     </w:p>
+    <w:p>
+      <w:pPr>
+        <w:spacing w:before="0" w:after="100"/>
+      </w:pPr>
+      <w:r>
+        <w:rPr>
+          <w:b/>
+        </w:rPr>
+        <w:t>Owning user-centredness: a real example of governance</w:t>
+      </w:r>
+    </w:p>
+    <w:tbl>
+      <w:tblPr>
+        <w:tblW w:w="9638" w:type="dxa"/>
+        <w:tblBorders>
+          <w:top w:val="single" w:sz="4" w:space="0" w:color="D5DEE9"/>
+          <w:left w:val="single" w:sz="4" w:space="0" w:color="D5DEE9"/>
+          <w:bottom w:val="single" w:sz="4" w:space="0" w:color="D5DEE9"/>
+          <w:right w:val="single" w:sz="4" w:space="0" w:color="D5DEE9"/>
+          <w:insideH w:val="single" w:sz="4" w:space="0" w:color="D5DEE9"/>
+          <w:insideV w:val="single" w:sz="4" w:space="0" w:color="D5DEE9"/>
+        </w:tblBorders>
+        <w:tblLayout w:type="fixed"/>
+        <w:tblCellMar>
+          <w:top w:w="60" w:type="dxa"/>
+          <w:left w:w="100" w:type="dxa"/>
+          <w:bottom w:w="60" w:type="dxa"/>
+          <w:right w:w="100" w:type="dxa"/>
+        </w:tblCellMar>
+      </w:tblPr>
+      <w:tblGrid>
+        <w:gridCol w:w="1737"/>
+        <w:gridCol w:w="4701"/>
+        <w:gridCol w:w="3200"/>
+      </w:tblGrid>
+      <w:tr>
+        <w:trPr>
+          <w:cantSplit/>
+          <w:tblHeader/>
+        </w:trPr>
+        <w:tc>
+          <w:tcPr>
+            <w:tcW w:type="dxa" w:w="1737"/>
+            <w:shd w:val="clear" w:color="auto" w:fill="E6ECF4"/>
+          </w:tcPr>
+          <w:p>
+            <w:pPr>
+              <w:spacing w:before="0" w:after="0"/>
+            </w:pPr>
+            <w:r>
+              <w:rPr>
+                <w:b/>
+                <w:sz w:val="20"/>
+              </w:rPr>
+              <w:t>Part</w:t>
+            </w:r>
+          </w:p>
+        </w:tc>
+        <w:tc>
+          <w:tcPr>
+            <w:tcW w:type="dxa" w:w="4701"/>
+            <w:shd w:val="clear" w:color="auto" w:fill="E6ECF4"/>
+          </w:tcPr>
+          <w:p>
+            <w:pPr>
+              <w:spacing w:before="0" w:after="0"/>
+            </w:pPr>
+            <w:r>
+              <w:rPr>
+                <w:b/>
+                <w:sz w:val="20"/>
+              </w:rPr>
+              <w:t>Real example</w:t>
+            </w:r>
+          </w:p>
+        </w:tc>
+        <w:tc>
+          <w:tcPr>
+            <w:tcW w:type="dxa" w:w="3200"/>
+            <w:shd w:val="clear" w:color="auto" w:fill="E6ECF4"/>
+          </w:tcPr>
+          <w:p>
+            <w:pPr>
+              <w:spacing w:before="0" w:after="0"/>
+            </w:pPr>
+            <w:r>
+              <w:rPr>
+                <w:b/>
+                <w:sz w:val="20"/>
+              </w:rPr>
+              <w:t>What it means</w:t>
+            </w:r>
+          </w:p>
+        </w:tc>
+      </w:tr>
+      <w:tr>
+        <w:trPr>
+          <w:cantSplit/>
+        </w:trPr>
+        <w:tc>
+          <w:tcPr>
+            <w:tcW w:type="dxa" w:w="1737"/>
+          </w:tcPr>
+          <w:p>
+            <w:pPr>
+              <w:spacing w:before="0" w:after="0"/>
+            </w:pPr>
+            <w:r>
+              <w:rPr>
+                <w:sz w:val="20"/>
+              </w:rPr>
+              <w:t>A standard to meet</w:t>
+            </w:r>
+          </w:p>
+        </w:tc>
+        <w:tc>
+          <w:tcPr>
+            <w:tcW w:type="dxa" w:w="4701"/>
+          </w:tcPr>
+          <w:p>
+            <w:pPr>
+              <w:spacing w:before="0" w:after="0"/>
+            </w:pPr>
+            <w:r>
+              <w:rPr>
+                <w:sz w:val="20"/>
+              </w:rPr>
+              <w:t>The GOV.UK Service Standard has 14 points since July 2019 (18 before); point 1 is to understand users and their needs.</w:t>
+            </w:r>
+          </w:p>
+        </w:tc>
+        <w:tc>
+          <w:tcPr>
+            <w:tcW w:type="dxa" w:w="3200"/>
+          </w:tcPr>
+          <w:p>
+            <w:pPr>
+              <w:spacing w:before="0" w:after="0"/>
+            </w:pPr>
+            <w:r>
+              <w:rPr>
+                <w:sz w:val="20"/>
+              </w:rPr>
+              <w:t>Write down what every service must meet, and start with the users.</w:t>
+            </w:r>
+          </w:p>
+        </w:tc>
+      </w:tr>
+      <w:tr>
+        <w:trPr>
+          <w:cantSplit/>
+        </w:trPr>
+        <w:tc>
+          <w:tcPr>
+            <w:tcW w:type="dxa" w:w="1737"/>
+          </w:tcPr>
+          <w:p>
+            <w:pPr>
+              <w:spacing w:before="0" w:after="0"/>
+            </w:pPr>
+            <w:r>
+              <w:rPr>
+                <w:sz w:val="20"/>
+              </w:rPr>
+              <w:t>An assessment</w:t>
+            </w:r>
+          </w:p>
+        </w:tc>
+        <w:tc>
+          <w:tcPr>
+            <w:tcW w:type="dxa" w:w="4701"/>
+          </w:tcPr>
+          <w:p>
+            <w:pPr>
+              <w:spacing w:before="0" w:after="0"/>
+            </w:pPr>
+            <w:r>
+              <w:rPr>
+                <w:sz w:val="20"/>
+              </w:rPr>
+              <w:t>Services are assessed against the standard by a panel; a published assessment report says whether point 1 was met and what evidence of users the panel saw.</w:t>
+            </w:r>
+          </w:p>
+        </w:tc>
+        <w:tc>
+          <w:tcPr>
+            <w:tcW w:type="dxa" w:w="3200"/>
+          </w:tcPr>
+          <w:p>
+            <w:pPr>
+              <w:spacing w:before="0" w:after="0"/>
+            </w:pPr>
+            <w:r>
+              <w:rPr>
+                <w:sz w:val="20"/>
+              </w:rPr>
+              <w:t>Decide who checks, and on what evidence, before the work is finished.</w:t>
+            </w:r>
+          </w:p>
+        </w:tc>
+      </w:tr>
+      <w:tr>
+        <w:trPr>
+          <w:cantSplit/>
+        </w:trPr>
+        <w:tc>
+          <w:tcPr>
+            <w:tcW w:type="dxa" w:w="1737"/>
+          </w:tcPr>
+          <w:p>
+            <w:pPr>
+              <w:spacing w:before="0" w:after="0"/>
+            </w:pPr>
+            <w:r>
+              <w:rPr>
+                <w:sz w:val="20"/>
+              </w:rPr>
+              <w:t>A named order</w:t>
+            </w:r>
+          </w:p>
+        </w:tc>
+        <w:tc>
+          <w:tcPr>
+            <w:tcW w:type="dxa" w:w="4701"/>
+          </w:tcPr>
+          <w:p>
+            <w:pPr>
+              <w:spacing w:before="0" w:after="0"/>
+            </w:pPr>
+            <w:r>
+              <w:rPr>
+                <w:sz w:val="20"/>
+              </w:rPr>
+              <w:t>“Start with user needs” stands first among the GOV.UK design principles.</w:t>
+            </w:r>
+          </w:p>
+        </w:tc>
+        <w:tc>
+          <w:tcPr>
+            <w:tcW w:type="dxa" w:w="3200"/>
+          </w:tcPr>
+          <w:p>
+            <w:pPr>
+              <w:spacing w:before="0" w:after="0"/>
+            </w:pPr>
+            <w:r>
+              <w:rPr>
+                <w:sz w:val="20"/>
+              </w:rPr>
+              <w:t>The order of the principles shows what wins when they conflict.</w:t>
+            </w:r>
+          </w:p>
+        </w:tc>
+      </w:tr>
+    </w:tbl>
+    <w:p>
+      <w:pPr>
+        <w:spacing w:before="0" w:after="80"/>
+      </w:pPr>
+    </w:p>
     <w:tbl>
       <w:tblPr>
         <w:tblW w:w="9598" w:type="dxa"/>
@@ -7603,7 +10346,7 @@
             </w:pPr>
             <w:r>
               <w:rPr/>
-              <w:t>Brightwater, Ana, Felix, Lea and Omar are made up for this example. Deciding with limited information follows Simon (1956); the premortem follows Klein (2007).</w:t>
+              <w:t>Brightwater, Ana, Felix, Lea and Omar are made up for this example. Deciding with limited information follows Simon (1956); the premortem follows Klein (2007). The findings in the table of real evidence are real research results and real cases; the sources are listed below.</w:t>
             </w:r>
           </w:p>
         </w:tc>
@@ -7792,7 +10535,7 @@
           <w:color w:val="556274"/>
           <w:sz w:val="18"/>
         </w:rPr>
-        <w:t>Simon 1956 · Klein 2007 · ISO 9241-210</w:t>
+        <w:t>Simon 1956 · Klein 2007 · ISO 9241-210 · GOV.UK Service Standard · Government Digital Service 2012</w:t>
       </w:r>
     </w:p>
     <w:p>
@@ -7861,8 +10604,8 @@
         </w:tblCellMar>
       </w:tblPr>
       <w:tblGrid>
-        <w:gridCol w:w="4721"/>
-        <w:gridCol w:w="3527"/>
+        <w:gridCol w:w="4713"/>
+        <w:gridCol w:w="3535"/>
         <w:gridCol w:w="1390"/>
       </w:tblGrid>
       <w:tr>
@@ -7872,7 +10615,7 @@
         </w:trPr>
         <w:tc>
           <w:tcPr>
-            <w:tcW w:type="dxa" w:w="4721"/>
+            <w:tcW w:type="dxa" w:w="4713"/>
             <w:shd w:val="clear" w:color="auto" w:fill="E6ECF4"/>
           </w:tcPr>
           <w:p>
@@ -7890,7 +10633,7 @@
         </w:tc>
         <w:tc>
           <w:tcPr>
-            <w:tcW w:type="dxa" w:w="3527"/>
+            <w:tcW w:type="dxa" w:w="3535"/>
             <w:shd w:val="clear" w:color="auto" w:fill="E6ECF4"/>
           </w:tcPr>
           <w:p>
@@ -7931,7 +10674,7 @@
         </w:trPr>
         <w:tc>
           <w:tcPr>
-            <w:tcW w:type="dxa" w:w="4721"/>
+            <w:tcW w:type="dxa" w:w="4713"/>
           </w:tcPr>
           <w:p>
             <w:pPr>
@@ -7954,7 +10697,7 @@
         </w:tc>
         <w:tc>
           <w:tcPr>
-            <w:tcW w:type="dxa" w:w="3527"/>
+            <w:tcW w:type="dxa" w:w="3535"/>
           </w:tcPr>
           <w:p>
             <w:pPr>
@@ -7991,7 +10734,7 @@
         </w:trPr>
         <w:tc>
           <w:tcPr>
-            <w:tcW w:type="dxa" w:w="4721"/>
+            <w:tcW w:type="dxa" w:w="4713"/>
           </w:tcPr>
           <w:p>
             <w:pPr>
@@ -8014,7 +10757,7 @@
         </w:tc>
         <w:tc>
           <w:tcPr>
-            <w:tcW w:type="dxa" w:w="3527"/>
+            <w:tcW w:type="dxa" w:w="3535"/>
           </w:tcPr>
           <w:p>
             <w:pPr>
@@ -8051,7 +10794,7 @@
         </w:trPr>
         <w:tc>
           <w:tcPr>
-            <w:tcW w:type="dxa" w:w="4721"/>
+            <w:tcW w:type="dxa" w:w="4713"/>
           </w:tcPr>
           <w:p>
             <w:pPr>
@@ -8074,7 +10817,7 @@
         </w:tc>
         <w:tc>
           <w:tcPr>
-            <w:tcW w:type="dxa" w:w="3527"/>
+            <w:tcW w:type="dxa" w:w="3535"/>
           </w:tcPr>
           <w:p>
             <w:pPr>
@@ -8084,7 +10827,7 @@
               <w:rPr>
                 <w:sz w:val="20"/>
               </w:rPr>
-              <w:t>Scan line and Figure 4; the "In plain words" and "How to decide" boxes</w:t>
+              <w:t>Scan line and Figures 4–5; the "In plain words" and "How to decide" boxes</w:t>
             </w:r>
           </w:p>
         </w:tc>
@@ -8111,7 +10854,7 @@
         </w:trPr>
         <w:tc>
           <w:tcPr>
-            <w:tcW w:type="dxa" w:w="4721"/>
+            <w:tcW w:type="dxa" w:w="4713"/>
           </w:tcPr>
           <w:p>
             <w:pPr>
@@ -8134,7 +10877,7 @@
         </w:tc>
         <w:tc>
           <w:tcPr>
-            <w:tcW w:type="dxa" w:w="3527"/>
+            <w:tcW w:type="dxa" w:w="3535"/>
           </w:tcPr>
           <w:p>
             <w:pPr>
@@ -8144,7 +10887,7 @@
               <w:rPr>
                 <w:sz w:val="20"/>
               </w:rPr>
-              <w:t>Scan line and Figure 5; the "In plain words" and "How to decide" boxes</w:t>
+              <w:t>Scan line and Figure 6; the "In plain words" and "How to decide" boxes</w:t>
             </w:r>
           </w:p>
         </w:tc>
@@ -8171,7 +10914,7 @@
         </w:trPr>
         <w:tc>
           <w:tcPr>
-            <w:tcW w:type="dxa" w:w="4721"/>
+            <w:tcW w:type="dxa" w:w="4713"/>
           </w:tcPr>
           <w:p>
             <w:pPr>
@@ -8194,7 +10937,7 @@
         </w:tc>
         <w:tc>
           <w:tcPr>
-            <w:tcW w:type="dxa" w:w="3527"/>
+            <w:tcW w:type="dxa" w:w="3535"/>
           </w:tcPr>
           <w:p>
             <w:pPr>
@@ -8204,7 +10947,7 @@
               <w:rPr>
                 <w:sz w:val="20"/>
               </w:rPr>
-              <w:t>Scan line and Figure 6; the "In plain words" and "How to decide" boxes</w:t>
+              <w:t>Scan line and Figure 7; the "In plain words" and "How to decide" boxes</w:t>
             </w:r>
           </w:p>
         </w:tc>
@@ -8231,7 +10974,7 @@
         </w:trPr>
         <w:tc>
           <w:tcPr>
-            <w:tcW w:type="dxa" w:w="4721"/>
+            <w:tcW w:type="dxa" w:w="4713"/>
           </w:tcPr>
           <w:p>
             <w:pPr>
@@ -8254,7 +10997,7 @@
         </w:tc>
         <w:tc>
           <w:tcPr>
-            <w:tcW w:type="dxa" w:w="3527"/>
+            <w:tcW w:type="dxa" w:w="3535"/>
           </w:tcPr>
           <w:p>
             <w:pPr>
@@ -8264,7 +11007,7 @@
               <w:rPr>
                 <w:sz w:val="20"/>
               </w:rPr>
-              <w:t>Scan line and Figures 7–8; the "In plain words" and "How to decide" boxes</w:t>
+              <w:t>Scan line and Figures 8–9; the "In plain words" and "How to decide" boxes</w:t>
             </w:r>
           </w:p>
         </w:tc>
@@ -8291,7 +11034,7 @@
         </w:trPr>
         <w:tc>
           <w:tcPr>
-            <w:tcW w:type="dxa" w:w="4721"/>
+            <w:tcW w:type="dxa" w:w="4713"/>
           </w:tcPr>
           <w:p>
             <w:pPr>
@@ -8314,7 +11057,7 @@
         </w:tc>
         <w:tc>
           <w:tcPr>
-            <w:tcW w:type="dxa" w:w="3527"/>
+            <w:tcW w:type="dxa" w:w="3535"/>
           </w:tcPr>
           <w:p>
             <w:pPr>
@@ -8324,7 +11067,7 @@
               <w:rPr>
                 <w:sz w:val="20"/>
               </w:rPr>
-              <w:t>Scan line and Figure 9; the "In plain words" and "How to decide" boxes</w:t>
+              <w:t>Scan line and Figure 10; the "In plain words" and "How to decide" boxes</w:t>
             </w:r>
           </w:p>
         </w:tc>
@@ -8351,7 +11094,7 @@
         </w:trPr>
         <w:tc>
           <w:tcPr>
-            <w:tcW w:type="dxa" w:w="4721"/>
+            <w:tcW w:type="dxa" w:w="4713"/>
           </w:tcPr>
           <w:p>
             <w:pPr>
@@ -8374,7 +11117,7 @@
         </w:tc>
         <w:tc>
           <w:tcPr>
-            <w:tcW w:type="dxa" w:w="3527"/>
+            <w:tcW w:type="dxa" w:w="3535"/>
           </w:tcPr>
           <w:p>
             <w:pPr>
@@ -8384,7 +11127,7 @@
               <w:rPr>
                 <w:sz w:val="20"/>
               </w:rPr>
-              <w:t>Scan line and Figure 10; the "In plain words" and "How to decide" boxes</w:t>
+              <w:t>Scan line and Figure 11; the "In plain words" and "How to decide" boxes</w:t>
             </w:r>
           </w:p>
         </w:tc>
@@ -8489,6 +11232,66 @@
         <w:rPr>
           <w:sz w:val="19"/>
         </w:rPr>
+        <w:t>Treisman, A. M., &amp; Gelade, G. (1980). A feature-integration theory of attention. Cognitive Psychology, 12(1), 97–136. (Simple features such as a colour pop out at once; a combination of features has to be searched one item at a time.)</w:t>
+      </w:r>
+    </w:p>
+    <w:p>
+      <w:pPr>
+        <w:spacing w:before="0" w:after="80"/>
+        <w:ind w:left="283" w:hanging="283"/>
+      </w:pPr>
+      <w:r>
+        <w:rPr>
+          <w:sz w:val="19"/>
+        </w:rPr>
+        <w:t>Rayner, K. (1998). Eye movements in reading and information processing: 20 years of research. Psychological Bulletin, 124(3), 372–422. (Only the fovea, about 2° of the visual field, sees sharply; the eyes jump in saccades and rest in fixations of about 200 to 300 ms, taking in information only while they rest.)</w:t>
+      </w:r>
+    </w:p>
+    <w:p>
+      <w:pPr>
+        <w:spacing w:before="0" w:after="80"/>
+        <w:ind w:left="283" w:hanging="283"/>
+      </w:pPr>
+      <w:r>
+        <w:rPr>
+          <w:sz w:val="19"/>
+        </w:rPr>
+        <w:t>Thorpe, S., Fize, D., &amp; Marlot, C. (1996). Speed of processing in the human visual system. Nature, 381(6582), 520–522. (People tell whether a photo they see for 20 ms contains an animal, and the brain shows the difference about 150 ms after the image appears.)</w:t>
+      </w:r>
+    </w:p>
+    <w:p>
+      <w:pPr>
+        <w:spacing w:before="0" w:after="80"/>
+        <w:ind w:left="283" w:hanging="283"/>
+      </w:pPr>
+      <w:r>
+        <w:rPr>
+          <w:sz w:val="19"/>
+        </w:rPr>
+        <w:t>Lindgaard, G., Fernandes, G., Dudek, C., &amp; Brown, J. (2006). Attention web designers: You have 50 milliseconds to make a good first impression! Behaviour &amp; Information Technology, 25(2), 115–126. (A first judgement of a web page forms within a fraction of a second and stays close to the judgement people give later.)</w:t>
+      </w:r>
+    </w:p>
+    <w:p>
+      <w:pPr>
+        <w:spacing w:before="0" w:after="80"/>
+        <w:ind w:left="283" w:hanging="283"/>
+      </w:pPr>
+      <w:r>
+        <w:rPr>
+          <w:sz w:val="19"/>
+        </w:rPr>
+        <w:t>Government Digital Service (2012). Why GOV.UK matters, and the GOV.UK design principles. Government Digital Service blog. https://gds.blog.gov.uk/2012/10/17/why-gov-uk-matters (GOV.UK replaced Directgov and Business Link on 17 October 2012, starting from user needs; the design principles begin with “Start with user needs”. Reported figures such as 61% against 46% task success are the service's own.)</w:t>
+      </w:r>
+    </w:p>
+    <w:p>
+      <w:pPr>
+        <w:spacing w:before="0" w:after="80"/>
+        <w:ind w:left="283" w:hanging="283"/>
+      </w:pPr>
+      <w:r>
+        <w:rPr>
+          <w:sz w:val="19"/>
+        </w:rPr>
         <w:t>Nielsen, J. (1997). How Users Read on the Web. Nielsen Norman Group. https://www.nngroup.com/articles/how-users-read-on-the-web/ (Most users scan a page rather than read it word by word, picking out words, headings and links.)</w:t>
       </w:r>
     </w:p>
@@ -8526,6 +11329,18 @@
           <w:sz w:val="19"/>
         </w:rPr>
         <w:t>Itti, L., &amp; Koch, C. (2001). Computational modelling of visual attention. Nature Reviews Neuroscience, 2(3), 194–203. (Attention is pulled by what differs from its surroundings in colour, contrast, orientation and movement: the bottom-up side of seeing.)</w:t>
+      </w:r>
+    </w:p>
+    <w:p>
+      <w:pPr>
+        <w:spacing w:before="0" w:after="80"/>
+        <w:ind w:left="283" w:hanging="283"/>
+      </w:pPr>
+      <w:r>
+        <w:rPr>
+          <w:sz w:val="19"/>
+        </w:rPr>
+        <w:t>Nielsen, J. (2008). How Little Do Users Read? Nielsen Norman Group (Alertbox, May 2008). https://www.nngroup.com/articles/how-little-do-users-read/ (On the average page view of 593 words, users could read at most 28% of the words, about 20% more realistically; an upper bound from time on page, not an eye-tracking result; the data are from 2005.)</w:t>
       </w:r>
     </w:p>
     <w:p>
@@ -8597,6 +11412,42 @@
         <w:rPr>
           <w:sz w:val="19"/>
         </w:rPr>
+        <w:t>Wong, B. (2011). Color blindness. Nature Methods, 8(6), 441. (About 8% of men and under 1% of women have a colour vision deficiency, so colour alone must not carry a meaning.)</w:t>
+      </w:r>
+    </w:p>
+    <w:p>
+      <w:pPr>
+        <w:spacing w:before="0" w:after="80"/>
+        <w:ind w:left="283" w:hanging="283"/>
+      </w:pPr>
+      <w:r>
+        <w:rPr>
+          <w:sz w:val="19"/>
+        </w:rPr>
+        <w:t>Gnambs, T. (2020). Limited evidence for the effect of red color on cognitive performance: A meta-analysis. Psychonomic Bulletin &amp; Review, 27. https://doi.org/10.3758/s13423-020-01772-1 (After a correction for publication bias, no evidential value for an effect of red on intellectual performance: a caution against claims that a colour changes behaviour.)</w:t>
+      </w:r>
+    </w:p>
+    <w:p>
+      <w:pPr>
+        <w:spacing w:before="0" w:after="80"/>
+        <w:ind w:left="283" w:hanging="283"/>
+      </w:pPr>
+      <w:r>
+        <w:rPr>
+          <w:sz w:val="19"/>
+        </w:rPr>
+        <w:t>Wertheimer, M. (1923). Untersuchungen zur Lehre von der Gestalt II. Psychologische Forschung, 4, 301–350. (The founding description of perceptual grouping by proximity, similarity, continuity and closure.)</w:t>
+      </w:r>
+    </w:p>
+    <w:p>
+      <w:pPr>
+        <w:spacing w:before="0" w:after="80"/>
+        <w:ind w:left="283" w:hanging="283"/>
+      </w:pPr>
+      <w:r>
+        <w:rPr>
+          <w:sz w:val="19"/>
+        </w:rPr>
         <w:t>Sweller, J. (1988). Cognitive load during problem solving: Effects on learning. Cognitive Science, 12(2), 257–285. https://doi.org/10.1207/s15516709cog1202_4 (Working memory is limited; effort spent on working out a screen is missing for the task itself.)</w:t>
       </w:r>
     </w:p>
@@ -8645,7 +11496,55 @@
         <w:rPr>
           <w:sz w:val="19"/>
         </w:rPr>
+        <w:t>Iyengar, S. S., &amp; Lepper, M. R. (2000). When choice is demotivating: Can one desire too much of a good thing? Journal of Personality and Social Psychology, 79(6), 995–1006. (Many options can attract interest and still make people choose less often.)</w:t>
+      </w:r>
+    </w:p>
+    <w:p>
+      <w:pPr>
+        <w:spacing w:before="0" w:after="80"/>
+        <w:ind w:left="283" w:hanging="283"/>
+      </w:pPr>
+      <w:r>
+        <w:rPr>
+          <w:sz w:val="19"/>
+        </w:rPr>
+        <w:t>Cowan, N. (2001). The magical number 4 in short-term memory: A reconsideration of mental storage capacity. Behavioral and Brain Sciences, 24(1), 87–114. (The limit of working memory is nearer four chunks than seven.)</w:t>
+      </w:r>
+    </w:p>
+    <w:p>
+      <w:pPr>
+        <w:spacing w:before="0" w:after="80"/>
+        <w:ind w:left="283" w:hanging="283"/>
+      </w:pPr>
+      <w:r>
+        <w:rPr>
+          <w:sz w:val="19"/>
+        </w:rPr>
+        <w:t>Sillence, E., Briggs, P., Fishwick, L., &amp; Harris, P. (2004). Trust and mistrust of online health sites. Proceedings of CHI 2004, 663–670. (Fifteen women searched for health advice over four weeks: design appeal predicted the rejection of a site, credibility of the information and personalisation predicted its selection.)</w:t>
+      </w:r>
+    </w:p>
+    <w:p>
+      <w:pPr>
+        <w:spacing w:before="0" w:after="80"/>
+        <w:ind w:left="283" w:hanging="283"/>
+      </w:pPr>
+      <w:r>
+        <w:rPr>
+          <w:sz w:val="19"/>
+        </w:rPr>
         <w:t>Gibbons, S. (2018). Using Prioritization Matrices to Inform UX Decisions. Nielsen Norman Group. https://www.nngroup.com/articles/prioritization-matrices/ (Rate each option on the same few criteria, such as value to the user against effort, and put the reason next to each rating.)</w:t>
+      </w:r>
+    </w:p>
+    <w:p>
+      <w:pPr>
+        <w:spacing w:before="0" w:after="80"/>
+        <w:ind w:left="283" w:hanging="283"/>
+      </w:pPr>
+      <w:r>
+        <w:rPr>
+          <w:sz w:val="19"/>
+        </w:rPr>
+        <w:t>Standing, L. (1973). Learning 10,000 pictures. Quarterly Journal of Experimental Psychology, 25(2), 207–222. https://doi.org/10.1080/14640747308400340 (Recognition memory for pictures has an almost limitless capacity: no sign of saturation after 10,000 pictures.)</w:t>
       </w:r>
     </w:p>
     <w:p>
@@ -8670,6 +11569,18 @@
           <w:sz w:val="19"/>
         </w:rPr>
         <w:t>Spencer, D. (2009). Card Sorting: Designing Usable Categories. Rosenfeld Media. (Card sorting shows how users group and name content, so the structure can follow their logic.)</w:t>
+      </w:r>
+    </w:p>
+    <w:p>
+      <w:pPr>
+        <w:spacing w:before="0" w:after="80"/>
+        <w:ind w:left="283" w:hanging="283"/>
+      </w:pPr>
+      <w:r>
+        <w:rPr>
+          <w:sz w:val="19"/>
+        </w:rPr>
+        <w:t>Nagappan, N., Murphy, B., &amp; Basili, V. (2008). The influence of organizational structure on software quality: An empirical case study. Proceedings of ICSE 2008, 521–530. (On Windows Vista, measures of the organisation behind the code predicted failure-proneness better than measures of the code.)</w:t>
       </w:r>
     </w:p>
     <w:p>
@@ -8706,6 +11617,18 @@
           <w:sz w:val="19"/>
         </w:rPr>
         <w:t>Klein, G. (2007). Performing a project premortem. Harvard Business Review, 85(9), 18–19. (Imagine the plan has failed and ask why; it brings risks and wrong assumptions to the surface before the work starts.)</w:t>
+      </w:r>
+    </w:p>
+    <w:p>
+      <w:pPr>
+        <w:spacing w:before="0" w:after="80"/>
+        <w:ind w:left="283" w:hanging="283"/>
+      </w:pPr>
+      <w:r>
+        <w:rPr>
+          <w:sz w:val="19"/>
+        </w:rPr>
+        <w:t>GOV.UK Service Manual. Service Standard. https://www.gov.uk/service-manual/service-standard (14 points since July 2019, 18 before; point 1 is to understand users and their needs; services are assessed against the standard.)</w:t>
       </w:r>
     </w:p>
     <w:p>
@@ -8754,10 +11677,10 @@
         </w:tblCellMar>
       </w:tblPr>
       <w:tblGrid>
-        <w:gridCol w:w="2556"/>
-        <w:gridCol w:w="4640"/>
-        <w:gridCol w:w="1566"/>
-        <w:gridCol w:w="876"/>
+        <w:gridCol w:w="2549"/>
+        <w:gridCol w:w="4602"/>
+        <w:gridCol w:w="1612"/>
+        <w:gridCol w:w="875"/>
       </w:tblGrid>
       <w:tr>
         <w:trPr>
@@ -8766,7 +11689,7 @@
         </w:trPr>
         <w:tc>
           <w:tcPr>
-            <w:tcW w:type="dxa" w:w="2556"/>
+            <w:tcW w:type="dxa" w:w="2549"/>
             <w:shd w:val="clear" w:color="auto" w:fill="E6ECF4"/>
           </w:tcPr>
           <w:p>
@@ -8784,7 +11707,7 @@
         </w:tc>
         <w:tc>
           <w:tcPr>
-            <w:tcW w:type="dxa" w:w="4640"/>
+            <w:tcW w:type="dxa" w:w="4602"/>
             <w:shd w:val="clear" w:color="auto" w:fill="E6ECF4"/>
           </w:tcPr>
           <w:p>
@@ -8802,7 +11725,7 @@
         </w:tc>
         <w:tc>
           <w:tcPr>
-            <w:tcW w:type="dxa" w:w="1566"/>
+            <w:tcW w:type="dxa" w:w="1612"/>
             <w:shd w:val="clear" w:color="auto" w:fill="E6ECF4"/>
           </w:tcPr>
           <w:p>
@@ -8820,7 +11743,7 @@
         </w:tc>
         <w:tc>
           <w:tcPr>
-            <w:tcW w:type="dxa" w:w="876"/>
+            <w:tcW w:type="dxa" w:w="875"/>
             <w:shd w:val="clear" w:color="auto" w:fill="E6ECF4"/>
           </w:tcPr>
           <w:p>
@@ -8843,7 +11766,7 @@
         </w:trPr>
         <w:tc>
           <w:tcPr>
-            <w:tcW w:type="dxa" w:w="2556"/>
+            <w:tcW w:type="dxa" w:w="2549"/>
           </w:tcPr>
           <w:p>
             <w:pPr>
@@ -8860,7 +11783,7 @@
         </w:tc>
         <w:tc>
           <w:tcPr>
-            <w:tcW w:type="dxa" w:w="4640"/>
+            <w:tcW w:type="dxa" w:w="4602"/>
           </w:tcPr>
           <w:p>
             <w:pPr>
@@ -8876,7 +11799,7 @@
         </w:tc>
         <w:tc>
           <w:tcPr>
-            <w:tcW w:type="dxa" w:w="1566"/>
+            <w:tcW w:type="dxa" w:w="1612"/>
           </w:tcPr>
           <w:p>
             <w:pPr>
@@ -8892,7 +11815,7 @@
         </w:tc>
         <w:tc>
           <w:tcPr>
-            <w:tcW w:type="dxa" w:w="876"/>
+            <w:tcW w:type="dxa" w:w="875"/>
           </w:tcPr>
           <w:p>
             <w:pPr>
@@ -8913,7 +11836,7 @@
         </w:trPr>
         <w:tc>
           <w:tcPr>
-            <w:tcW w:type="dxa" w:w="2556"/>
+            <w:tcW w:type="dxa" w:w="2549"/>
           </w:tcPr>
           <w:p>
             <w:pPr>
@@ -8924,13 +11847,13 @@
                 <w:b/>
                 <w:sz w:val="19"/>
               </w:rPr>
-              <w:t>Card sorting</w:t>
-            </w:r>
-          </w:p>
-        </w:tc>
-        <w:tc>
-          <w:tcPr>
-            <w:tcW w:type="dxa" w:w="4640"/>
+              <w:t>Attention</w:t>
+            </w:r>
+          </w:p>
+        </w:tc>
+        <w:tc>
+          <w:tcPr>
+            <w:tcW w:type="dxa" w:w="4602"/>
           </w:tcPr>
           <w:p>
             <w:pPr>
@@ -8940,13 +11863,13 @@
               <w:rPr>
                 <w:sz w:val="19"/>
               </w:rPr>
-              <w:t>A simple method: users sort cards with the names of content into groups and name the groups, which shows how they think the content belongs together.</w:t>
-            </w:r>
-          </w:p>
-        </w:tc>
-        <w:tc>
-          <w:tcPr>
-            <w:tcW w:type="dxa" w:w="1566"/>
+              <w:t>The mind's spotlight. Only a small part of a screen is processed at any moment; attention decides which part.</w:t>
+            </w:r>
+          </w:p>
+        </w:tc>
+        <w:tc>
+          <w:tcPr>
+            <w:tcW w:type="dxa" w:w="1612"/>
           </w:tcPr>
           <w:p>
             <w:pPr>
@@ -8956,13 +11879,13 @@
               <w:rPr>
                 <w:sz w:val="19"/>
               </w:rPr>
-              <w:t>—</w:t>
-            </w:r>
-          </w:p>
-        </w:tc>
-        <w:tc>
-          <w:tcPr>
-            <w:tcW w:type="dxa" w:w="876"/>
+              <w:t>A flashing banner takes attention away from the form you were filling in.</w:t>
+            </w:r>
+          </w:p>
+        </w:tc>
+        <w:tc>
+          <w:tcPr>
+            <w:tcW w:type="dxa" w:w="875"/>
           </w:tcPr>
           <w:p>
             <w:pPr>
@@ -8972,7 +11895,7 @@
               <w:rPr>
                 <w:sz w:val="19"/>
               </w:rPr>
-              <w:t>Day 2</w:t>
+              <w:t>Day 1</w:t>
             </w:r>
           </w:p>
         </w:tc>
@@ -8983,7 +11906,7 @@
         </w:trPr>
         <w:tc>
           <w:tcPr>
-            <w:tcW w:type="dxa" w:w="2556"/>
+            <w:tcW w:type="dxa" w:w="2549"/>
           </w:tcPr>
           <w:p>
             <w:pPr>
@@ -8994,13 +11917,13 @@
                 <w:b/>
                 <w:sz w:val="19"/>
               </w:rPr>
-              <w:t>Case assumption</w:t>
-            </w:r>
-          </w:p>
-        </w:tc>
-        <w:tc>
-          <w:tcPr>
-            <w:tcW w:type="dxa" w:w="4640"/>
+              <w:t>Card sorting</w:t>
+            </w:r>
+          </w:p>
+        </w:tc>
+        <w:tc>
+          <w:tcPr>
+            <w:tcW w:type="dxa" w:w="4602"/>
           </w:tcPr>
           <w:p>
             <w:pPr>
@@ -9010,13 +11933,13 @@
               <w:rPr>
                 <w:sz w:val="19"/>
               </w:rPr>
-              <w:t>A fact made up for this exercise to fill a gap in the plan's case. It is marked so you know it is not part of the plan.</w:t>
-            </w:r>
-          </w:p>
-        </w:tc>
-        <w:tc>
-          <w:tcPr>
-            <w:tcW w:type="dxa" w:w="1566"/>
+              <w:t>A simple method: users sort cards with the names of content into groups and name the groups, which shows how they think the content belongs together.</w:t>
+            </w:r>
+          </w:p>
+        </w:tc>
+        <w:tc>
+          <w:tcPr>
+            <w:tcW w:type="dxa" w:w="1612"/>
           </w:tcPr>
           <w:p>
             <w:pPr>
@@ -9032,7 +11955,7 @@
         </w:tc>
         <w:tc>
           <w:tcPr>
-            <w:tcW w:type="dxa" w:w="876"/>
+            <w:tcW w:type="dxa" w:w="875"/>
           </w:tcPr>
           <w:p>
             <w:pPr>
@@ -9042,7 +11965,7 @@
               <w:rPr>
                 <w:sz w:val="19"/>
               </w:rPr>
-              <w:t>Day 1</w:t>
+              <w:t>Day 2</w:t>
             </w:r>
           </w:p>
         </w:tc>
@@ -9053,7 +11976,7 @@
         </w:trPr>
         <w:tc>
           <w:tcPr>
-            <w:tcW w:type="dxa" w:w="2556"/>
+            <w:tcW w:type="dxa" w:w="2549"/>
           </w:tcPr>
           <w:p>
             <w:pPr>
@@ -9064,13 +11987,13 @@
                 <w:b/>
                 <w:sz w:val="19"/>
               </w:rPr>
-              <w:t>Chief Experience Officer</w:t>
-            </w:r>
-          </w:p>
-        </w:tc>
-        <w:tc>
-          <w:tcPr>
-            <w:tcW w:type="dxa" w:w="4640"/>
+              <w:t>Case assumption</w:t>
+            </w:r>
+          </w:p>
+        </w:tc>
+        <w:tc>
+          <w:tcPr>
+            <w:tcW w:type="dxa" w:w="4602"/>
           </w:tcPr>
           <w:p>
             <w:pPr>
@@ -9080,13 +12003,13 @@
               <w:rPr>
                 <w:sz w:val="19"/>
               </w:rPr>
-              <w:t>The manager who is responsible for the experience customers have across all channels, and who decides where the company invests in it.</w:t>
-            </w:r>
-          </w:p>
-        </w:tc>
-        <w:tc>
-          <w:tcPr>
-            <w:tcW w:type="dxa" w:w="1566"/>
+              <w:t>A fact made up for this exercise to fill a gap in the plan's case. It is marked so you know it is not part of the plan.</w:t>
+            </w:r>
+          </w:p>
+        </w:tc>
+        <w:tc>
+          <w:tcPr>
+            <w:tcW w:type="dxa" w:w="1612"/>
           </w:tcPr>
           <w:p>
             <w:pPr>
@@ -9102,7 +12025,7 @@
         </w:tc>
         <w:tc>
           <w:tcPr>
-            <w:tcW w:type="dxa" w:w="876"/>
+            <w:tcW w:type="dxa" w:w="875"/>
           </w:tcPr>
           <w:p>
             <w:pPr>
@@ -9123,7 +12046,7 @@
         </w:trPr>
         <w:tc>
           <w:tcPr>
-            <w:tcW w:type="dxa" w:w="2556"/>
+            <w:tcW w:type="dxa" w:w="2549"/>
           </w:tcPr>
           <w:p>
             <w:pPr>
@@ -9134,13 +12057,13 @@
                 <w:b/>
                 <w:sz w:val="19"/>
               </w:rPr>
-              <w:t>Cognitive load</w:t>
-            </w:r>
-          </w:p>
-        </w:tc>
-        <w:tc>
-          <w:tcPr>
-            <w:tcW w:type="dxa" w:w="4640"/>
+              <w:t>Chief Experience Officer</w:t>
+            </w:r>
+          </w:p>
+        </w:tc>
+        <w:tc>
+          <w:tcPr>
+            <w:tcW w:type="dxa" w:w="4602"/>
           </w:tcPr>
           <w:p>
             <w:pPr>
@@ -9150,13 +12073,13 @@
               <w:rPr>
                 <w:sz w:val="19"/>
               </w:rPr>
-              <w:t>How much a person has to hold in mind and work out at the same time. Every extra signal or choice adds to it; when it is too high, people skip, freeze or leave.</w:t>
-            </w:r>
-          </w:p>
-        </w:tc>
-        <w:tc>
-          <w:tcPr>
-            <w:tcW w:type="dxa" w:w="1566"/>
+              <w:t>The manager who is responsible for the experience customers have across all channels, and who decides where the company invests in it.</w:t>
+            </w:r>
+          </w:p>
+        </w:tc>
+        <w:tc>
+          <w:tcPr>
+            <w:tcW w:type="dxa" w:w="1612"/>
           </w:tcPr>
           <w:p>
             <w:pPr>
@@ -9172,7 +12095,7 @@
         </w:tc>
         <w:tc>
           <w:tcPr>
-            <w:tcW w:type="dxa" w:w="876"/>
+            <w:tcW w:type="dxa" w:w="875"/>
           </w:tcPr>
           <w:p>
             <w:pPr>
@@ -9193,7 +12116,7 @@
         </w:trPr>
         <w:tc>
           <w:tcPr>
-            <w:tcW w:type="dxa" w:w="2556"/>
+            <w:tcW w:type="dxa" w:w="2549"/>
           </w:tcPr>
           <w:p>
             <w:pPr>
@@ -9204,13 +12127,13 @@
                 <w:b/>
                 <w:sz w:val="19"/>
               </w:rPr>
-              <w:t>Consistency</w:t>
-            </w:r>
-          </w:p>
-        </w:tc>
-        <w:tc>
-          <w:tcPr>
-            <w:tcW w:type="dxa" w:w="4640"/>
+              <w:t>Cognitive load</w:t>
+            </w:r>
+          </w:p>
+        </w:tc>
+        <w:tc>
+          <w:tcPr>
+            <w:tcW w:type="dxa" w:w="4602"/>
           </w:tcPr>
           <w:p>
             <w:pPr>
@@ -9220,13 +12143,13 @@
               <w:rPr>
                 <w:sz w:val="19"/>
               </w:rPr>
-              <w:t>The same thing looks, is named and works the same way everywhere, so what people learn on one page holds on the next.</w:t>
-            </w:r>
-          </w:p>
-        </w:tc>
-        <w:tc>
-          <w:tcPr>
-            <w:tcW w:type="dxa" w:w="1566"/>
+              <w:t>How much a person has to hold in mind and work out at the same time. Every extra signal or choice adds to it; when it is too high, people skip, freeze or leave.</w:t>
+            </w:r>
+          </w:p>
+        </w:tc>
+        <w:tc>
+          <w:tcPr>
+            <w:tcW w:type="dxa" w:w="1612"/>
           </w:tcPr>
           <w:p>
             <w:pPr>
@@ -9242,7 +12165,7 @@
         </w:tc>
         <w:tc>
           <w:tcPr>
-            <w:tcW w:type="dxa" w:w="876"/>
+            <w:tcW w:type="dxa" w:w="875"/>
           </w:tcPr>
           <w:p>
             <w:pPr>
@@ -9252,7 +12175,7 @@
               <w:rPr>
                 <w:sz w:val="19"/>
               </w:rPr>
-              <w:t>Day 2</w:t>
+              <w:t>Day 1</w:t>
             </w:r>
           </w:p>
         </w:tc>
@@ -9263,7 +12186,7 @@
         </w:trPr>
         <w:tc>
           <w:tcPr>
-            <w:tcW w:type="dxa" w:w="2556"/>
+            <w:tcW w:type="dxa" w:w="2549"/>
           </w:tcPr>
           <w:p>
             <w:pPr>
@@ -9274,13 +12197,13 @@
                 <w:b/>
                 <w:sz w:val="19"/>
               </w:rPr>
-              <w:t>Contrast</w:t>
-            </w:r>
-          </w:p>
-        </w:tc>
-        <w:tc>
-          <w:tcPr>
-            <w:tcW w:type="dxa" w:w="4640"/>
+              <w:t>Consistency</w:t>
+            </w:r>
+          </w:p>
+        </w:tc>
+        <w:tc>
+          <w:tcPr>
+            <w:tcW w:type="dxa" w:w="4602"/>
           </w:tcPr>
           <w:p>
             <w:pPr>
@@ -9290,13 +12213,13 @@
               <w:rPr>
                 <w:sz w:val="19"/>
               </w:rPr>
-              <w:t>How much something differs from its surroundings in brightness, colour or size. Strong contrast makes it stand out; too many strong contrasts make everything compete.</w:t>
-            </w:r>
-          </w:p>
-        </w:tc>
-        <w:tc>
-          <w:tcPr>
-            <w:tcW w:type="dxa" w:w="1566"/>
+              <w:t>The same thing looks, is named and works the same way everywhere, so what people learn on one page holds on the next.</w:t>
+            </w:r>
+          </w:p>
+        </w:tc>
+        <w:tc>
+          <w:tcPr>
+            <w:tcW w:type="dxa" w:w="1612"/>
           </w:tcPr>
           <w:p>
             <w:pPr>
@@ -9312,7 +12235,7 @@
         </w:tc>
         <w:tc>
           <w:tcPr>
-            <w:tcW w:type="dxa" w:w="876"/>
+            <w:tcW w:type="dxa" w:w="875"/>
           </w:tcPr>
           <w:p>
             <w:pPr>
@@ -9333,7 +12256,7 @@
         </w:trPr>
         <w:tc>
           <w:tcPr>
-            <w:tcW w:type="dxa" w:w="2556"/>
+            <w:tcW w:type="dxa" w:w="2549"/>
           </w:tcPr>
           <w:p>
             <w:pPr>
@@ -9344,13 +12267,13 @@
                 <w:b/>
                 <w:sz w:val="19"/>
               </w:rPr>
-              <w:t>F-pattern</w:t>
-            </w:r>
-          </w:p>
-        </w:tc>
-        <w:tc>
-          <w:tcPr>
-            <w:tcW w:type="dxa" w:w="4640"/>
+              <w:t>Contrast</w:t>
+            </w:r>
+          </w:p>
+        </w:tc>
+        <w:tc>
+          <w:tcPr>
+            <w:tcW w:type="dxa" w:w="4602"/>
           </w:tcPr>
           <w:p>
             <w:pPr>
@@ -9360,13 +12283,13 @@
               <w:rPr>
                 <w:sz w:val="19"/>
               </w:rPr>
-              <w:t>A common way the eye scans a text-heavy page without structure: across the top, across a little lower, then down the left edge. Headings and short blocks break it up.</w:t>
-            </w:r>
-          </w:p>
-        </w:tc>
-        <w:tc>
-          <w:tcPr>
-            <w:tcW w:type="dxa" w:w="1566"/>
+              <w:t>How much something differs from its surroundings in brightness, colour or size. Strong contrast makes it stand out; too many strong contrasts make everything compete.</w:t>
+            </w:r>
+          </w:p>
+        </w:tc>
+        <w:tc>
+          <w:tcPr>
+            <w:tcW w:type="dxa" w:w="1612"/>
           </w:tcPr>
           <w:p>
             <w:pPr>
@@ -9382,7 +12305,7 @@
         </w:tc>
         <w:tc>
           <w:tcPr>
-            <w:tcW w:type="dxa" w:w="876"/>
+            <w:tcW w:type="dxa" w:w="875"/>
           </w:tcPr>
           <w:p>
             <w:pPr>
@@ -9403,7 +12326,7 @@
         </w:trPr>
         <w:tc>
           <w:tcPr>
-            <w:tcW w:type="dxa" w:w="2556"/>
+            <w:tcW w:type="dxa" w:w="2549"/>
           </w:tcPr>
           <w:p>
             <w:pPr>
@@ -9414,13 +12337,13 @@
                 <w:b/>
                 <w:sz w:val="19"/>
               </w:rPr>
-              <w:t>Findability</w:t>
-            </w:r>
-          </w:p>
-        </w:tc>
-        <w:tc>
-          <w:tcPr>
-            <w:tcW w:type="dxa" w:w="4640"/>
+              <w:t>F-pattern</w:t>
+            </w:r>
+          </w:p>
+        </w:tc>
+        <w:tc>
+          <w:tcPr>
+            <w:tcW w:type="dxa" w:w="4602"/>
           </w:tcPr>
           <w:p>
             <w:pPr>
@@ -9430,13 +12353,13 @@
               <w:rPr>
                 <w:sz w:val="19"/>
               </w:rPr>
-              <w:t>How easily people can find what they are looking for, by browsing the menu or by searching.</w:t>
-            </w:r>
-          </w:p>
-        </w:tc>
-        <w:tc>
-          <w:tcPr>
-            <w:tcW w:type="dxa" w:w="1566"/>
+              <w:t>A common way the eye scans a text-heavy page without structure: across the top, across a little lower, then down the left edge. Headings and short blocks break it up.</w:t>
+            </w:r>
+          </w:p>
+        </w:tc>
+        <w:tc>
+          <w:tcPr>
+            <w:tcW w:type="dxa" w:w="1612"/>
           </w:tcPr>
           <w:p>
             <w:pPr>
@@ -9452,7 +12375,7 @@
         </w:tc>
         <w:tc>
           <w:tcPr>
-            <w:tcW w:type="dxa" w:w="876"/>
+            <w:tcW w:type="dxa" w:w="875"/>
           </w:tcPr>
           <w:p>
             <w:pPr>
@@ -9473,7 +12396,7 @@
         </w:trPr>
         <w:tc>
           <w:tcPr>
-            <w:tcW w:type="dxa" w:w="2556"/>
+            <w:tcW w:type="dxa" w:w="2549"/>
           </w:tcPr>
           <w:p>
             <w:pPr>
@@ -9484,13 +12407,13 @@
                 <w:b/>
                 <w:sz w:val="19"/>
               </w:rPr>
-              <w:t>Gestalt principles</w:t>
-            </w:r>
-          </w:p>
-        </w:tc>
-        <w:tc>
-          <w:tcPr>
-            <w:tcW w:type="dxa" w:w="4640"/>
+              <w:t>Findability</w:t>
+            </w:r>
+          </w:p>
+        </w:tc>
+        <w:tc>
+          <w:tcPr>
+            <w:tcW w:type="dxa" w:w="4602"/>
           </w:tcPr>
           <w:p>
             <w:pPr>
@@ -9500,13 +12423,13 @@
               <w:rPr>
                 <w:sz w:val="19"/>
               </w:rPr>
-              <w:t>Rules for how people see parts as a whole, such as proximity (close things belong together) and similarity (alike things belong together).</w:t>
-            </w:r>
-          </w:p>
-        </w:tc>
-        <w:tc>
-          <w:tcPr>
-            <w:tcW w:type="dxa" w:w="1566"/>
+              <w:t>How easily people can find what they are looking for, by browsing the menu or by searching.</w:t>
+            </w:r>
+          </w:p>
+        </w:tc>
+        <w:tc>
+          <w:tcPr>
+            <w:tcW w:type="dxa" w:w="1612"/>
           </w:tcPr>
           <w:p>
             <w:pPr>
@@ -9522,7 +12445,7 @@
         </w:tc>
         <w:tc>
           <w:tcPr>
-            <w:tcW w:type="dxa" w:w="876"/>
+            <w:tcW w:type="dxa" w:w="875"/>
           </w:tcPr>
           <w:p>
             <w:pPr>
@@ -9543,7 +12466,7 @@
         </w:trPr>
         <w:tc>
           <w:tcPr>
-            <w:tcW w:type="dxa" w:w="2556"/>
+            <w:tcW w:type="dxa" w:w="2549"/>
           </w:tcPr>
           <w:p>
             <w:pPr>
@@ -9554,13 +12477,13 @@
                 <w:b/>
                 <w:sz w:val="19"/>
               </w:rPr>
-              <w:t>Governance</w:t>
-            </w:r>
-          </w:p>
-        </w:tc>
-        <w:tc>
-          <w:tcPr>
-            <w:tcW w:type="dxa" w:w="4640"/>
+              <w:t>Gestalt principles</w:t>
+            </w:r>
+          </w:p>
+        </w:tc>
+        <w:tc>
+          <w:tcPr>
+            <w:tcW w:type="dxa" w:w="4602"/>
           </w:tcPr>
           <w:p>
             <w:pPr>
@@ -9570,13 +12493,13 @@
               <w:rPr>
                 <w:sz w:val="19"/>
               </w:rPr>
-              <w:t>The rules about who may decide what, who is answerable for it and how disagreements are settled.</w:t>
-            </w:r>
-          </w:p>
-        </w:tc>
-        <w:tc>
-          <w:tcPr>
-            <w:tcW w:type="dxa" w:w="1566"/>
+              <w:t>Rules for how people see parts as a whole, such as proximity (close things belong together) and similarity (alike things belong together).</w:t>
+            </w:r>
+          </w:p>
+        </w:tc>
+        <w:tc>
+          <w:tcPr>
+            <w:tcW w:type="dxa" w:w="1612"/>
           </w:tcPr>
           <w:p>
             <w:pPr>
@@ -9592,7 +12515,7 @@
         </w:tc>
         <w:tc>
           <w:tcPr>
-            <w:tcW w:type="dxa" w:w="876"/>
+            <w:tcW w:type="dxa" w:w="875"/>
           </w:tcPr>
           <w:p>
             <w:pPr>
@@ -9602,7 +12525,7 @@
               <w:rPr>
                 <w:sz w:val="19"/>
               </w:rPr>
-              <w:t>Day 1</w:t>
+              <w:t>Day 2</w:t>
             </w:r>
           </w:p>
         </w:tc>
@@ -9613,7 +12536,7 @@
         </w:trPr>
         <w:tc>
           <w:tcPr>
-            <w:tcW w:type="dxa" w:w="2556"/>
+            <w:tcW w:type="dxa" w:w="2549"/>
           </w:tcPr>
           <w:p>
             <w:pPr>
@@ -9624,13 +12547,13 @@
                 <w:b/>
                 <w:sz w:val="19"/>
               </w:rPr>
-              <w:t>Grouping</w:t>
-            </w:r>
-          </w:p>
-        </w:tc>
-        <w:tc>
-          <w:tcPr>
-            <w:tcW w:type="dxa" w:w="4640"/>
+              <w:t>Governance</w:t>
+            </w:r>
+          </w:p>
+        </w:tc>
+        <w:tc>
+          <w:tcPr>
+            <w:tcW w:type="dxa" w:w="4602"/>
           </w:tcPr>
           <w:p>
             <w:pPr>
@@ -9640,13 +12563,13 @@
               <w:rPr>
                 <w:sz w:val="19"/>
               </w:rPr>
-              <w:t>Showing what belongs together, for example by putting it close together or making it look alike. The eye reads a group as one unit.</w:t>
-            </w:r>
-          </w:p>
-        </w:tc>
-        <w:tc>
-          <w:tcPr>
-            <w:tcW w:type="dxa" w:w="1566"/>
+              <w:t>The rules about who may decide what, who is answerable for it and how disagreements are settled.</w:t>
+            </w:r>
+          </w:p>
+        </w:tc>
+        <w:tc>
+          <w:tcPr>
+            <w:tcW w:type="dxa" w:w="1612"/>
           </w:tcPr>
           <w:p>
             <w:pPr>
@@ -9662,7 +12585,7 @@
         </w:tc>
         <w:tc>
           <w:tcPr>
-            <w:tcW w:type="dxa" w:w="876"/>
+            <w:tcW w:type="dxa" w:w="875"/>
           </w:tcPr>
           <w:p>
             <w:pPr>
@@ -9672,7 +12595,7 @@
               <w:rPr>
                 <w:sz w:val="19"/>
               </w:rPr>
-              <w:t>Day 2</w:t>
+              <w:t>Day 1</w:t>
             </w:r>
           </w:p>
         </w:tc>
@@ -9683,7 +12606,7 @@
         </w:trPr>
         <w:tc>
           <w:tcPr>
-            <w:tcW w:type="dxa" w:w="2556"/>
+            <w:tcW w:type="dxa" w:w="2549"/>
           </w:tcPr>
           <w:p>
             <w:pPr>
@@ -9694,13 +12617,13 @@
                 <w:b/>
                 <w:sz w:val="19"/>
               </w:rPr>
-              <w:t>Information architecture</w:t>
-            </w:r>
-          </w:p>
-        </w:tc>
-        <w:tc>
-          <w:tcPr>
-            <w:tcW w:type="dxa" w:w="4640"/>
+              <w:t>Grouping</w:t>
+            </w:r>
+          </w:p>
+        </w:tc>
+        <w:tc>
+          <w:tcPr>
+            <w:tcW w:type="dxa" w:w="4602"/>
           </w:tcPr>
           <w:p>
             <w:pPr>
@@ -9710,13 +12633,13 @@
               <w:rPr>
                 <w:sz w:val="19"/>
               </w:rPr>
-              <w:t>How the content of a website or app is organised, grouped and named, and how people move through it. It is the structure behind the screens.</w:t>
-            </w:r>
-          </w:p>
-        </w:tc>
-        <w:tc>
-          <w:tcPr>
-            <w:tcW w:type="dxa" w:w="1566"/>
+              <w:t>Showing what belongs together, for example by putting it close together or making it look alike. The eye reads a group as one unit.</w:t>
+            </w:r>
+          </w:p>
+        </w:tc>
+        <w:tc>
+          <w:tcPr>
+            <w:tcW w:type="dxa" w:w="1612"/>
           </w:tcPr>
           <w:p>
             <w:pPr>
@@ -9732,7 +12655,7 @@
         </w:tc>
         <w:tc>
           <w:tcPr>
-            <w:tcW w:type="dxa" w:w="876"/>
+            <w:tcW w:type="dxa" w:w="875"/>
           </w:tcPr>
           <w:p>
             <w:pPr>
@@ -9753,7 +12676,7 @@
         </w:trPr>
         <w:tc>
           <w:tcPr>
-            <w:tcW w:type="dxa" w:w="2556"/>
+            <w:tcW w:type="dxa" w:w="2549"/>
           </w:tcPr>
           <w:p>
             <w:pPr>
@@ -9764,13 +12687,13 @@
                 <w:b/>
                 <w:sz w:val="19"/>
               </w:rPr>
-              <w:t>Information density</w:t>
-            </w:r>
-          </w:p>
-        </w:tc>
-        <w:tc>
-          <w:tcPr>
-            <w:tcW w:type="dxa" w:w="4640"/>
+              <w:t>Information architecture</w:t>
+            </w:r>
+          </w:p>
+        </w:tc>
+        <w:tc>
+          <w:tcPr>
+            <w:tcW w:type="dxa" w:w="4602"/>
           </w:tcPr>
           <w:p>
             <w:pPr>
@@ -9780,13 +12703,13 @@
               <w:rPr>
                 <w:sz w:val="19"/>
               </w:rPr>
-              <w:t>How much a screen shows at once. Too much and everything competes; too little and people have to click a lot to reach anything.</w:t>
-            </w:r>
-          </w:p>
-        </w:tc>
-        <w:tc>
-          <w:tcPr>
-            <w:tcW w:type="dxa" w:w="1566"/>
+              <w:t>How the content of a website or app is organised, grouped and named, and how people move through it. It is the structure behind the screens.</w:t>
+            </w:r>
+          </w:p>
+        </w:tc>
+        <w:tc>
+          <w:tcPr>
+            <w:tcW w:type="dxa" w:w="1612"/>
           </w:tcPr>
           <w:p>
             <w:pPr>
@@ -9802,7 +12725,7 @@
         </w:tc>
         <w:tc>
           <w:tcPr>
-            <w:tcW w:type="dxa" w:w="876"/>
+            <w:tcW w:type="dxa" w:w="875"/>
           </w:tcPr>
           <w:p>
             <w:pPr>
@@ -9823,7 +12746,7 @@
         </w:trPr>
         <w:tc>
           <w:tcPr>
-            <w:tcW w:type="dxa" w:w="2556"/>
+            <w:tcW w:type="dxa" w:w="2549"/>
           </w:tcPr>
           <w:p>
             <w:pPr>
@@ -9834,13 +12757,13 @@
                 <w:b/>
                 <w:sz w:val="19"/>
               </w:rPr>
-              <w:t>Neuro-UX</w:t>
-            </w:r>
-          </w:p>
-        </w:tc>
-        <w:tc>
-          <w:tcPr>
-            <w:tcW w:type="dxa" w:w="4640"/>
+              <w:t>Information density</w:t>
+            </w:r>
+          </w:p>
+        </w:tc>
+        <w:tc>
+          <w:tcPr>
+            <w:tcW w:type="dxa" w:w="4602"/>
           </w:tcPr>
           <w:p>
             <w:pPr>
@@ -9850,13 +12773,13 @@
               <w:rPr>
                 <w:sz w:val="19"/>
               </w:rPr>
-              <w:t>Designing an interface with knowledge of how the brain sees, attends, feels and decides, so that the design steers these processes on purpose and responsibly.</w:t>
-            </w:r>
-          </w:p>
-        </w:tc>
-        <w:tc>
-          <w:tcPr>
-            <w:tcW w:type="dxa" w:w="1566"/>
+              <w:t>How much a screen shows at once. Too much and everything competes; too little and people have to click a lot to reach anything.</w:t>
+            </w:r>
+          </w:p>
+        </w:tc>
+        <w:tc>
+          <w:tcPr>
+            <w:tcW w:type="dxa" w:w="1612"/>
           </w:tcPr>
           <w:p>
             <w:pPr>
@@ -9872,7 +12795,7 @@
         </w:tc>
         <w:tc>
           <w:tcPr>
-            <w:tcW w:type="dxa" w:w="876"/>
+            <w:tcW w:type="dxa" w:w="875"/>
           </w:tcPr>
           <w:p>
             <w:pPr>
@@ -9882,7 +12805,7 @@
               <w:rPr>
                 <w:sz w:val="19"/>
               </w:rPr>
-              <w:t>Day 1</w:t>
+              <w:t>Day 2</w:t>
             </w:r>
           </w:p>
         </w:tc>
@@ -9893,7 +12816,7 @@
         </w:trPr>
         <w:tc>
           <w:tcPr>
-            <w:tcW w:type="dxa" w:w="2556"/>
+            <w:tcW w:type="dxa" w:w="2549"/>
           </w:tcPr>
           <w:p>
             <w:pPr>
@@ -9904,13 +12827,13 @@
                 <w:b/>
                 <w:sz w:val="19"/>
               </w:rPr>
-              <w:t>Orientation</w:t>
-            </w:r>
-          </w:p>
-        </w:tc>
-        <w:tc>
-          <w:tcPr>
-            <w:tcW w:type="dxa" w:w="4640"/>
+              <w:t>Neuro-UX</w:t>
+            </w:r>
+          </w:p>
+        </w:tc>
+        <w:tc>
+          <w:tcPr>
+            <w:tcW w:type="dxa" w:w="4602"/>
           </w:tcPr>
           <w:p>
             <w:pPr>
@@ -9920,13 +12843,13 @@
               <w:rPr>
                 <w:sz w:val="19"/>
               </w:rPr>
-              <w:t>Knowing where you are, what you can do here and what happens next.</w:t>
-            </w:r>
-          </w:p>
-        </w:tc>
-        <w:tc>
-          <w:tcPr>
-            <w:tcW w:type="dxa" w:w="1566"/>
+              <w:t>Designing an interface with knowledge of how the brain sees, attends, feels and decides, so that the design steers these processes on purpose and responsibly.</w:t>
+            </w:r>
+          </w:p>
+        </w:tc>
+        <w:tc>
+          <w:tcPr>
+            <w:tcW w:type="dxa" w:w="1612"/>
           </w:tcPr>
           <w:p>
             <w:pPr>
@@ -9942,7 +12865,7 @@
         </w:tc>
         <w:tc>
           <w:tcPr>
-            <w:tcW w:type="dxa" w:w="876"/>
+            <w:tcW w:type="dxa" w:w="875"/>
           </w:tcPr>
           <w:p>
             <w:pPr>
@@ -9963,7 +12886,7 @@
         </w:trPr>
         <w:tc>
           <w:tcPr>
-            <w:tcW w:type="dxa" w:w="2556"/>
+            <w:tcW w:type="dxa" w:w="2549"/>
           </w:tcPr>
           <w:p>
             <w:pPr>
@@ -9974,13 +12897,13 @@
                 <w:b/>
                 <w:sz w:val="19"/>
               </w:rPr>
-              <w:t>Page type</w:t>
-            </w:r>
-          </w:p>
-        </w:tc>
-        <w:tc>
-          <w:tcPr>
-            <w:tcW w:type="dxa" w:w="4640"/>
+              <w:t>Orientation</w:t>
+            </w:r>
+          </w:p>
+        </w:tc>
+        <w:tc>
+          <w:tcPr>
+            <w:tcW w:type="dxa" w:w="4602"/>
           </w:tcPr>
           <w:p>
             <w:pPr>
@@ -9990,13 +12913,13 @@
               <w:rPr>
                 <w:sz w:val="19"/>
               </w:rPr>
-              <w:t>A kind of page that appears many times, such as a course page, a certificate page or a booking page. Each type should keep the same structure.</w:t>
-            </w:r>
-          </w:p>
-        </w:tc>
-        <w:tc>
-          <w:tcPr>
-            <w:tcW w:type="dxa" w:w="1566"/>
+              <w:t>Knowing where you are, what you can do here and what happens next.</w:t>
+            </w:r>
+          </w:p>
+        </w:tc>
+        <w:tc>
+          <w:tcPr>
+            <w:tcW w:type="dxa" w:w="1612"/>
           </w:tcPr>
           <w:p>
             <w:pPr>
@@ -10012,7 +12935,7 @@
         </w:tc>
         <w:tc>
           <w:tcPr>
-            <w:tcW w:type="dxa" w:w="876"/>
+            <w:tcW w:type="dxa" w:w="875"/>
           </w:tcPr>
           <w:p>
             <w:pPr>
@@ -10022,7 +12945,7 @@
               <w:rPr>
                 <w:sz w:val="19"/>
               </w:rPr>
-              <w:t>Day 2</w:t>
+              <w:t>Day 1</w:t>
             </w:r>
           </w:p>
         </w:tc>
@@ -10033,7 +12956,7 @@
         </w:trPr>
         <w:tc>
           <w:tcPr>
-            <w:tcW w:type="dxa" w:w="2556"/>
+            <w:tcW w:type="dxa" w:w="2549"/>
           </w:tcPr>
           <w:p>
             <w:pPr>
@@ -10044,13 +12967,13 @@
                 <w:b/>
                 <w:sz w:val="19"/>
               </w:rPr>
-              <w:t>Perception</w:t>
-            </w:r>
-          </w:p>
-        </w:tc>
-        <w:tc>
-          <w:tcPr>
-            <w:tcW w:type="dxa" w:w="4640"/>
+              <w:t>Page type</w:t>
+            </w:r>
+          </w:p>
+        </w:tc>
+        <w:tc>
+          <w:tcPr>
+            <w:tcW w:type="dxa" w:w="4602"/>
           </w:tcPr>
           <w:p>
             <w:pPr>
@@ -10060,13 +12983,13 @@
               <w:rPr>
                 <w:sz w:val="19"/>
               </w:rPr>
-              <w:t>Taking in what the senses deliver, for example what the eyes see on a screen, before thinking about it.</w:t>
-            </w:r>
-          </w:p>
-        </w:tc>
-        <w:tc>
-          <w:tcPr>
-            <w:tcW w:type="dxa" w:w="1566"/>
+              <w:t>A kind of page that appears many times, such as a course page, a certificate page or a booking page. Each type should keep the same structure.</w:t>
+            </w:r>
+          </w:p>
+        </w:tc>
+        <w:tc>
+          <w:tcPr>
+            <w:tcW w:type="dxa" w:w="1612"/>
           </w:tcPr>
           <w:p>
             <w:pPr>
@@ -10082,7 +13005,7 @@
         </w:tc>
         <w:tc>
           <w:tcPr>
-            <w:tcW w:type="dxa" w:w="876"/>
+            <w:tcW w:type="dxa" w:w="875"/>
           </w:tcPr>
           <w:p>
             <w:pPr>
@@ -10092,7 +13015,7 @@
               <w:rPr>
                 <w:sz w:val="19"/>
               </w:rPr>
-              <w:t>Day 1</w:t>
+              <w:t>Day 2</w:t>
             </w:r>
           </w:p>
         </w:tc>
@@ -10103,7 +13026,7 @@
         </w:trPr>
         <w:tc>
           <w:tcPr>
-            <w:tcW w:type="dxa" w:w="2556"/>
+            <w:tcW w:type="dxa" w:w="2549"/>
           </w:tcPr>
           <w:p>
             <w:pPr>
@@ -10114,13 +13037,13 @@
                 <w:b/>
                 <w:sz w:val="19"/>
               </w:rPr>
-              <w:t>Primary action</w:t>
-            </w:r>
-          </w:p>
-        </w:tc>
-        <w:tc>
-          <w:tcPr>
-            <w:tcW w:type="dxa" w:w="4640"/>
+              <w:t>Perception</w:t>
+            </w:r>
+          </w:p>
+        </w:tc>
+        <w:tc>
+          <w:tcPr>
+            <w:tcW w:type="dxa" w:w="4602"/>
           </w:tcPr>
           <w:p>
             <w:pPr>
@@ -10130,13 +13053,13 @@
               <w:rPr>
                 <w:sz w:val="19"/>
               </w:rPr>
-              <w:t>The one thing most people on a screen came to do, such as “Report damage”. It should be the easiest thing to see and press.</w:t>
-            </w:r>
-          </w:p>
-        </w:tc>
-        <w:tc>
-          <w:tcPr>
-            <w:tcW w:type="dxa" w:w="1566"/>
+              <w:t>Taking in what the senses deliver, for example what the eyes see on a screen, before thinking about it.</w:t>
+            </w:r>
+          </w:p>
+        </w:tc>
+        <w:tc>
+          <w:tcPr>
+            <w:tcW w:type="dxa" w:w="1612"/>
           </w:tcPr>
           <w:p>
             <w:pPr>
@@ -10152,7 +13075,7 @@
         </w:tc>
         <w:tc>
           <w:tcPr>
-            <w:tcW w:type="dxa" w:w="876"/>
+            <w:tcW w:type="dxa" w:w="875"/>
           </w:tcPr>
           <w:p>
             <w:pPr>
@@ -10173,7 +13096,7 @@
         </w:trPr>
         <w:tc>
           <w:tcPr>
-            <w:tcW w:type="dxa" w:w="2556"/>
+            <w:tcW w:type="dxa" w:w="2549"/>
           </w:tcPr>
           <w:p>
             <w:pPr>
@@ -10184,13 +13107,13 @@
                 <w:b/>
                 <w:sz w:val="19"/>
               </w:rPr>
-              <w:t>Progressive disclosure</w:t>
-            </w:r>
-          </w:p>
-        </w:tc>
-        <w:tc>
-          <w:tcPr>
-            <w:tcW w:type="dxa" w:w="4640"/>
+              <w:t>Primary action</w:t>
+            </w:r>
+          </w:p>
+        </w:tc>
+        <w:tc>
+          <w:tcPr>
+            <w:tcW w:type="dxa" w:w="4602"/>
           </w:tcPr>
           <w:p>
             <w:pPr>
@@ -10200,13 +13123,13 @@
               <w:rPr>
                 <w:sz w:val="19"/>
               </w:rPr>
-              <w:t>Showing the few most important things first and the rest one step deeper, on request, so the first screen stays clear.</w:t>
-            </w:r>
-          </w:p>
-        </w:tc>
-        <w:tc>
-          <w:tcPr>
-            <w:tcW w:type="dxa" w:w="1566"/>
+              <w:t>The one thing most people on a screen came to do, such as “Report damage”. It should be the easiest thing to see and press.</w:t>
+            </w:r>
+          </w:p>
+        </w:tc>
+        <w:tc>
+          <w:tcPr>
+            <w:tcW w:type="dxa" w:w="1612"/>
           </w:tcPr>
           <w:p>
             <w:pPr>
@@ -10222,7 +13145,7 @@
         </w:tc>
         <w:tc>
           <w:tcPr>
-            <w:tcW w:type="dxa" w:w="876"/>
+            <w:tcW w:type="dxa" w:w="875"/>
           </w:tcPr>
           <w:p>
             <w:pPr>
@@ -10232,7 +13155,7 @@
               <w:rPr>
                 <w:sz w:val="19"/>
               </w:rPr>
-              <w:t>Day 2</w:t>
+              <w:t>Day 1</w:t>
             </w:r>
           </w:p>
         </w:tc>
@@ -10243,7 +13166,7 @@
         </w:trPr>
         <w:tc>
           <w:tcPr>
-            <w:tcW w:type="dxa" w:w="2556"/>
+            <w:tcW w:type="dxa" w:w="2549"/>
           </w:tcPr>
           <w:p>
             <w:pPr>
@@ -10254,13 +13177,13 @@
                 <w:b/>
                 <w:sz w:val="19"/>
               </w:rPr>
-              <w:t>Provider-centred design</w:t>
-            </w:r>
-          </w:p>
-        </w:tc>
-        <w:tc>
-          <w:tcPr>
-            <w:tcW w:type="dxa" w:w="4640"/>
+              <w:t>Progressive disclosure</w:t>
+            </w:r>
+          </w:p>
+        </w:tc>
+        <w:tc>
+          <w:tcPr>
+            <w:tcW w:type="dxa" w:w="4602"/>
           </w:tcPr>
           <w:p>
             <w:pPr>
@@ -10270,13 +13193,13 @@
               <w:rPr>
                 <w:sz w:val="19"/>
               </w:rPr>
-              <w:t>Designing from the organisation's own point of view: its departments, its terms and what it wants to say. The result is often complete but hard to use.</w:t>
-            </w:r>
-          </w:p>
-        </w:tc>
-        <w:tc>
-          <w:tcPr>
-            <w:tcW w:type="dxa" w:w="1566"/>
+              <w:t>Showing the few most important things first and the rest one step deeper, on request, so the first screen stays clear.</w:t>
+            </w:r>
+          </w:p>
+        </w:tc>
+        <w:tc>
+          <w:tcPr>
+            <w:tcW w:type="dxa" w:w="1612"/>
           </w:tcPr>
           <w:p>
             <w:pPr>
@@ -10286,13 +13209,13 @@
               <w:rPr>
                 <w:sz w:val="19"/>
               </w:rPr>
-              <w:t>A menu with one item per department, named as the departments call themselves.</w:t>
-            </w:r>
-          </w:p>
-        </w:tc>
-        <w:tc>
-          <w:tcPr>
-            <w:tcW w:type="dxa" w:w="876"/>
+              <w:t>—</w:t>
+            </w:r>
+          </w:p>
+        </w:tc>
+        <w:tc>
+          <w:tcPr>
+            <w:tcW w:type="dxa" w:w="875"/>
           </w:tcPr>
           <w:p>
             <w:pPr>
@@ -10313,7 +13236,7 @@
         </w:trPr>
         <w:tc>
           <w:tcPr>
-            <w:tcW w:type="dxa" w:w="2556"/>
+            <w:tcW w:type="dxa" w:w="2549"/>
           </w:tcPr>
           <w:p>
             <w:pPr>
@@ -10324,13 +13247,13 @@
                 <w:b/>
                 <w:sz w:val="19"/>
               </w:rPr>
-              <w:t>Recognition instead of recall</w:t>
-            </w:r>
-          </w:p>
-        </w:tc>
-        <w:tc>
-          <w:tcPr>
-            <w:tcW w:type="dxa" w:w="4640"/>
+              <w:t>Provider-centred design</w:t>
+            </w:r>
+          </w:p>
+        </w:tc>
+        <w:tc>
+          <w:tcPr>
+            <w:tcW w:type="dxa" w:w="4602"/>
           </w:tcPr>
           <w:p>
             <w:pPr>
@@ -10340,13 +13263,13 @@
               <w:rPr>
                 <w:sz w:val="19"/>
               </w:rPr>
-              <w:t>Showing people the options and the next step so they can recognise them, instead of making them remember or hunt for them.</w:t>
-            </w:r>
-          </w:p>
-        </w:tc>
-        <w:tc>
-          <w:tcPr>
-            <w:tcW w:type="dxa" w:w="1566"/>
+              <w:t>Designing from the organisation's own point of view: its departments, its terms and what it wants to say. The result is often complete but hard to use.</w:t>
+            </w:r>
+          </w:p>
+        </w:tc>
+        <w:tc>
+          <w:tcPr>
+            <w:tcW w:type="dxa" w:w="1612"/>
           </w:tcPr>
           <w:p>
             <w:pPr>
@@ -10356,13 +13279,13 @@
               <w:rPr>
                 <w:sz w:val="19"/>
               </w:rPr>
-              <w:t>—</w:t>
-            </w:r>
-          </w:p>
-        </w:tc>
-        <w:tc>
-          <w:tcPr>
-            <w:tcW w:type="dxa" w:w="876"/>
+              <w:t>A menu with one item per department, named as the departments call themselves.</w:t>
+            </w:r>
+          </w:p>
+        </w:tc>
+        <w:tc>
+          <w:tcPr>
+            <w:tcW w:type="dxa" w:w="875"/>
           </w:tcPr>
           <w:p>
             <w:pPr>
@@ -10383,7 +13306,7 @@
         </w:trPr>
         <w:tc>
           <w:tcPr>
-            <w:tcW w:type="dxa" w:w="2556"/>
+            <w:tcW w:type="dxa" w:w="2549"/>
           </w:tcPr>
           <w:p>
             <w:pPr>
@@ -10394,13 +13317,13 @@
                 <w:b/>
                 <w:sz w:val="19"/>
               </w:rPr>
-              <w:t>Scanning</w:t>
-            </w:r>
-          </w:p>
-        </w:tc>
-        <w:tc>
-          <w:tcPr>
-            <w:tcW w:type="dxa" w:w="4640"/>
+              <w:t>Recognition instead of recall</w:t>
+            </w:r>
+          </w:p>
+        </w:tc>
+        <w:tc>
+          <w:tcPr>
+            <w:tcW w:type="dxa" w:w="4602"/>
           </w:tcPr>
           <w:p>
             <w:pPr>
@@ -10410,13 +13333,13 @@
               <w:rPr>
                 <w:sz w:val="19"/>
               </w:rPr>
-              <w:t>Looking over a screen quickly and picking out what seems relevant, instead of reading it word by word. Most people scan first.</w:t>
-            </w:r>
-          </w:p>
-        </w:tc>
-        <w:tc>
-          <w:tcPr>
-            <w:tcW w:type="dxa" w:w="1566"/>
+              <w:t>Showing people the options and the next step so they can recognise them, instead of making them remember or hunt for them.</w:t>
+            </w:r>
+          </w:p>
+        </w:tc>
+        <w:tc>
+          <w:tcPr>
+            <w:tcW w:type="dxa" w:w="1612"/>
           </w:tcPr>
           <w:p>
             <w:pPr>
@@ -10432,7 +13355,7 @@
         </w:tc>
         <w:tc>
           <w:tcPr>
-            <w:tcW w:type="dxa" w:w="876"/>
+            <w:tcW w:type="dxa" w:w="875"/>
           </w:tcPr>
           <w:p>
             <w:pPr>
@@ -10453,7 +13376,7 @@
         </w:trPr>
         <w:tc>
           <w:tcPr>
-            <w:tcW w:type="dxa" w:w="2556"/>
+            <w:tcW w:type="dxa" w:w="2549"/>
           </w:tcPr>
           <w:p>
             <w:pPr>
@@ -10464,13 +13387,13 @@
                 <w:b/>
                 <w:sz w:val="19"/>
               </w:rPr>
-              <w:t>Stakeholder</w:t>
-            </w:r>
-          </w:p>
-        </w:tc>
-        <w:tc>
-          <w:tcPr>
-            <w:tcW w:type="dxa" w:w="4640"/>
+              <w:t>Scanning</w:t>
+            </w:r>
+          </w:p>
+        </w:tc>
+        <w:tc>
+          <w:tcPr>
+            <w:tcW w:type="dxa" w:w="4602"/>
           </w:tcPr>
           <w:p>
             <w:pPr>
@@ -10480,13 +13403,13 @@
               <w:rPr>
                 <w:sz w:val="19"/>
               </w:rPr>
-              <w:t>A person or department with an interest in a decision, such as marketing, compliance, IT or sales.</w:t>
-            </w:r>
-          </w:p>
-        </w:tc>
-        <w:tc>
-          <w:tcPr>
-            <w:tcW w:type="dxa" w:w="1566"/>
+              <w:t>Looking over a screen quickly and picking out what seems relevant, instead of reading it word by word. Most people scan first.</w:t>
+            </w:r>
+          </w:p>
+        </w:tc>
+        <w:tc>
+          <w:tcPr>
+            <w:tcW w:type="dxa" w:w="1612"/>
           </w:tcPr>
           <w:p>
             <w:pPr>
@@ -10502,7 +13425,7 @@
         </w:tc>
         <w:tc>
           <w:tcPr>
-            <w:tcW w:type="dxa" w:w="876"/>
+            <w:tcW w:type="dxa" w:w="875"/>
           </w:tcPr>
           <w:p>
             <w:pPr>
@@ -10512,7 +13435,7 @@
               <w:rPr>
                 <w:sz w:val="19"/>
               </w:rPr>
-              <w:t>Day 1</w:t>
+              <w:t>Day 2</w:t>
             </w:r>
           </w:p>
         </w:tc>
@@ -10523,7 +13446,7 @@
         </w:trPr>
         <w:tc>
           <w:tcPr>
-            <w:tcW w:type="dxa" w:w="2556"/>
+            <w:tcW w:type="dxa" w:w="2549"/>
           </w:tcPr>
           <w:p>
             <w:pPr>
@@ -10534,13 +13457,13 @@
                 <w:b/>
                 <w:sz w:val="19"/>
               </w:rPr>
-              <w:t>Timeliness</w:t>
-            </w:r>
-          </w:p>
-        </w:tc>
-        <w:tc>
-          <w:tcPr>
-            <w:tcW w:type="dxa" w:w="4640"/>
+              <w:t>Stakeholder</w:t>
+            </w:r>
+          </w:p>
+        </w:tc>
+        <w:tc>
+          <w:tcPr>
+            <w:tcW w:type="dxa" w:w="4602"/>
           </w:tcPr>
           <w:p>
             <w:pPr>
@@ -10550,13 +13473,13 @@
               <w:rPr>
                 <w:sz w:val="19"/>
               </w:rPr>
-              <w:t>How soon a measure shows its effect for the users. A measure with high timeliness is noticed in days or weeks, not next year.</w:t>
-            </w:r>
-          </w:p>
-        </w:tc>
-        <w:tc>
-          <w:tcPr>
-            <w:tcW w:type="dxa" w:w="1566"/>
+              <w:t>A person or department with an interest in a decision, such as marketing, compliance, IT or sales.</w:t>
+            </w:r>
+          </w:p>
+        </w:tc>
+        <w:tc>
+          <w:tcPr>
+            <w:tcW w:type="dxa" w:w="1612"/>
           </w:tcPr>
           <w:p>
             <w:pPr>
@@ -10572,7 +13495,7 @@
         </w:tc>
         <w:tc>
           <w:tcPr>
-            <w:tcW w:type="dxa" w:w="876"/>
+            <w:tcW w:type="dxa" w:w="875"/>
           </w:tcPr>
           <w:p>
             <w:pPr>
@@ -10582,7 +13505,7 @@
               <w:rPr>
                 <w:sz w:val="19"/>
               </w:rPr>
-              <w:t>Day 2</w:t>
+              <w:t>Day 1</w:t>
             </w:r>
           </w:p>
         </w:tc>
@@ -10593,7 +13516,7 @@
         </w:trPr>
         <w:tc>
           <w:tcPr>
-            <w:tcW w:type="dxa" w:w="2556"/>
+            <w:tcW w:type="dxa" w:w="2549"/>
           </w:tcPr>
           <w:p>
             <w:pPr>
@@ -10604,13 +13527,13 @@
                 <w:b/>
                 <w:sz w:val="19"/>
               </w:rPr>
-              <w:t>Touchpoint</w:t>
-            </w:r>
-          </w:p>
-        </w:tc>
-        <w:tc>
-          <w:tcPr>
-            <w:tcW w:type="dxa" w:w="4640"/>
+              <w:t>Timeliness</w:t>
+            </w:r>
+          </w:p>
+        </w:tc>
+        <w:tc>
+          <w:tcPr>
+            <w:tcW w:type="dxa" w:w="4602"/>
           </w:tcPr>
           <w:p>
             <w:pPr>
@@ -10620,13 +13543,13 @@
               <w:rPr>
                 <w:sz w:val="19"/>
               </w:rPr>
-              <w:t>Any place where a person meets the company: the website, the customer portal, the app, a chatbot or a phone call.</w:t>
-            </w:r>
-          </w:p>
-        </w:tc>
-        <w:tc>
-          <w:tcPr>
-            <w:tcW w:type="dxa" w:w="1566"/>
+              <w:t>How soon a measure shows its effect for the users. A measure with high timeliness is noticed in days or weeks, not next year.</w:t>
+            </w:r>
+          </w:p>
+        </w:tc>
+        <w:tc>
+          <w:tcPr>
+            <w:tcW w:type="dxa" w:w="1612"/>
           </w:tcPr>
           <w:p>
             <w:pPr>
@@ -10642,7 +13565,7 @@
         </w:tc>
         <w:tc>
           <w:tcPr>
-            <w:tcW w:type="dxa" w:w="876"/>
+            <w:tcW w:type="dxa" w:w="875"/>
           </w:tcPr>
           <w:p>
             <w:pPr>
@@ -10652,7 +13575,7 @@
               <w:rPr>
                 <w:sz w:val="19"/>
               </w:rPr>
-              <w:t>Day 1</w:t>
+              <w:t>Day 2</w:t>
             </w:r>
           </w:p>
         </w:tc>
@@ -10663,7 +13586,7 @@
         </w:trPr>
         <w:tc>
           <w:tcPr>
-            <w:tcW w:type="dxa" w:w="2556"/>
+            <w:tcW w:type="dxa" w:w="2549"/>
           </w:tcPr>
           <w:p>
             <w:pPr>
@@ -10674,13 +13597,13 @@
                 <w:b/>
                 <w:sz w:val="19"/>
               </w:rPr>
-              <w:t>UI (user interface)</w:t>
-            </w:r>
-          </w:p>
-        </w:tc>
-        <w:tc>
-          <w:tcPr>
-            <w:tcW w:type="dxa" w:w="4640"/>
+              <w:t>Touchpoint</w:t>
+            </w:r>
+          </w:p>
+        </w:tc>
+        <w:tc>
+          <w:tcPr>
+            <w:tcW w:type="dxa" w:w="4602"/>
           </w:tcPr>
           <w:p>
             <w:pPr>
@@ -10690,13 +13613,13 @@
               <w:rPr>
                 <w:sz w:val="19"/>
               </w:rPr>
-              <w:t>What a person sees and touches on a screen: buttons, colours, text, icons and their layout. It is the surface of the experience.</w:t>
-            </w:r>
-          </w:p>
-        </w:tc>
-        <w:tc>
-          <w:tcPr>
-            <w:tcW w:type="dxa" w:w="1566"/>
+              <w:t>Any place where a person meets the company: the website, the customer portal, the app, a chatbot or a phone call.</w:t>
+            </w:r>
+          </w:p>
+        </w:tc>
+        <w:tc>
+          <w:tcPr>
+            <w:tcW w:type="dxa" w:w="1612"/>
           </w:tcPr>
           <w:p>
             <w:pPr>
@@ -10706,13 +13629,13 @@
               <w:rPr>
                 <w:sz w:val="19"/>
               </w:rPr>
-              <w:t>Changing a button from grey to blue is a UI change.</w:t>
-            </w:r>
-          </w:p>
-        </w:tc>
-        <w:tc>
-          <w:tcPr>
-            <w:tcW w:type="dxa" w:w="876"/>
+              <w:t>—</w:t>
+            </w:r>
+          </w:p>
+        </w:tc>
+        <w:tc>
+          <w:tcPr>
+            <w:tcW w:type="dxa" w:w="875"/>
           </w:tcPr>
           <w:p>
             <w:pPr>
@@ -10733,7 +13656,7 @@
         </w:trPr>
         <w:tc>
           <w:tcPr>
-            <w:tcW w:type="dxa" w:w="2556"/>
+            <w:tcW w:type="dxa" w:w="2549"/>
           </w:tcPr>
           <w:p>
             <w:pPr>
@@ -10744,13 +13667,13 @@
                 <w:b/>
                 <w:sz w:val="19"/>
               </w:rPr>
-              <w:t>User-centred design</w:t>
-            </w:r>
-          </w:p>
-        </w:tc>
-        <w:tc>
-          <w:tcPr>
-            <w:tcW w:type="dxa" w:w="4640"/>
+              <w:t>UI (user interface)</w:t>
+            </w:r>
+          </w:p>
+        </w:tc>
+        <w:tc>
+          <w:tcPr>
+            <w:tcW w:type="dxa" w:w="4602"/>
           </w:tcPr>
           <w:p>
             <w:pPr>
@@ -10760,13 +13683,13 @@
               <w:rPr>
                 <w:sz w:val="19"/>
               </w:rPr>
-              <w:t>Designing from what the users come to do, how they see and what words they use, and checking the design with them, instead of starting from how the organisation is built.</w:t>
-            </w:r>
-          </w:p>
-        </w:tc>
-        <w:tc>
-          <w:tcPr>
-            <w:tcW w:type="dxa" w:w="1566"/>
+              <w:t>What a person sees and touches on a screen: buttons, colours, text, icons and their layout. It is the surface of the experience.</w:t>
+            </w:r>
+          </w:p>
+        </w:tc>
+        <w:tc>
+          <w:tcPr>
+            <w:tcW w:type="dxa" w:w="1612"/>
           </w:tcPr>
           <w:p>
             <w:pPr>
@@ -10776,13 +13699,13 @@
               <w:rPr>
                 <w:sz w:val="19"/>
               </w:rPr>
-              <w:t>—</w:t>
-            </w:r>
-          </w:p>
-        </w:tc>
-        <w:tc>
-          <w:tcPr>
-            <w:tcW w:type="dxa" w:w="876"/>
+              <w:t>Changing a button from grey to blue is a UI change.</w:t>
+            </w:r>
+          </w:p>
+        </w:tc>
+        <w:tc>
+          <w:tcPr>
+            <w:tcW w:type="dxa" w:w="875"/>
           </w:tcPr>
           <w:p>
             <w:pPr>
@@ -10792,7 +13715,7 @@
               <w:rPr>
                 <w:sz w:val="19"/>
               </w:rPr>
-              <w:t>Day 2</w:t>
+              <w:t>Day 1</w:t>
             </w:r>
           </w:p>
         </w:tc>
@@ -10803,7 +13726,7 @@
         </w:trPr>
         <w:tc>
           <w:tcPr>
-            <w:tcW w:type="dxa" w:w="2556"/>
+            <w:tcW w:type="dxa" w:w="2549"/>
           </w:tcPr>
           <w:p>
             <w:pPr>
@@ -10814,13 +13737,13 @@
                 <w:b/>
                 <w:sz w:val="19"/>
               </w:rPr>
-              <w:t>UX (user experience)</w:t>
-            </w:r>
-          </w:p>
-        </w:tc>
-        <w:tc>
-          <w:tcPr>
-            <w:tcW w:type="dxa" w:w="4640"/>
+              <w:t>User-centred design</w:t>
+            </w:r>
+          </w:p>
+        </w:tc>
+        <w:tc>
+          <w:tcPr>
+            <w:tcW w:type="dxa" w:w="4602"/>
           </w:tcPr>
           <w:p>
             <w:pPr>
@@ -10830,13 +13753,13 @@
               <w:rPr>
                 <w:sz w:val="19"/>
               </w:rPr>
-              <w:t>Everything a person goes through when using a product: what they notice, understand, feel and do, from the first look to the last step. The screens are only one part of it.</w:t>
-            </w:r>
-          </w:p>
-        </w:tc>
-        <w:tc>
-          <w:tcPr>
-            <w:tcW w:type="dxa" w:w="1566"/>
+              <w:t>Designing from what the users come to do, how they see and what words they use, and checking the design with them, instead of starting from how the organisation is built.</w:t>
+            </w:r>
+          </w:p>
+        </w:tc>
+        <w:tc>
+          <w:tcPr>
+            <w:tcW w:type="dxa" w:w="1612"/>
           </w:tcPr>
           <w:p>
             <w:pPr>
@@ -10846,13 +13769,13 @@
               <w:rPr>
                 <w:sz w:val="19"/>
               </w:rPr>
-              <w:t>Finding the booking you want at once and feeling sure it went through is a good UX.</w:t>
-            </w:r>
-          </w:p>
-        </w:tc>
-        <w:tc>
-          <w:tcPr>
-            <w:tcW w:type="dxa" w:w="876"/>
+              <w:t>—</w:t>
+            </w:r>
+          </w:p>
+        </w:tc>
+        <w:tc>
+          <w:tcPr>
+            <w:tcW w:type="dxa" w:w="875"/>
           </w:tcPr>
           <w:p>
             <w:pPr>
@@ -10862,7 +13785,7 @@
               <w:rPr>
                 <w:sz w:val="19"/>
               </w:rPr>
-              <w:t>Day 1</w:t>
+              <w:t>Day 2</w:t>
             </w:r>
           </w:p>
         </w:tc>
@@ -10873,7 +13796,7 @@
         </w:trPr>
         <w:tc>
           <w:tcPr>
-            <w:tcW w:type="dxa" w:w="2556"/>
+            <w:tcW w:type="dxa" w:w="2549"/>
           </w:tcPr>
           <w:p>
             <w:pPr>
@@ -10884,13 +13807,83 @@
                 <w:b/>
                 <w:sz w:val="19"/>
               </w:rPr>
+              <w:t>UX (user experience)</w:t>
+            </w:r>
+          </w:p>
+        </w:tc>
+        <w:tc>
+          <w:tcPr>
+            <w:tcW w:type="dxa" w:w="4602"/>
+          </w:tcPr>
+          <w:p>
+            <w:pPr>
+              <w:spacing w:before="0" w:after="0"/>
+            </w:pPr>
+            <w:r>
+              <w:rPr>
+                <w:sz w:val="19"/>
+              </w:rPr>
+              <w:t>Everything a person goes through when using a product: what they notice, understand, feel and do, from the first look to the last step. The screens are only one part of it.</w:t>
+            </w:r>
+          </w:p>
+        </w:tc>
+        <w:tc>
+          <w:tcPr>
+            <w:tcW w:type="dxa" w:w="1612"/>
+          </w:tcPr>
+          <w:p>
+            <w:pPr>
+              <w:spacing w:before="0" w:after="0"/>
+            </w:pPr>
+            <w:r>
+              <w:rPr>
+                <w:sz w:val="19"/>
+              </w:rPr>
+              <w:t>Finding the booking you want at once and feeling sure it went through is a good UX.</w:t>
+            </w:r>
+          </w:p>
+        </w:tc>
+        <w:tc>
+          <w:tcPr>
+            <w:tcW w:type="dxa" w:w="875"/>
+          </w:tcPr>
+          <w:p>
+            <w:pPr>
+              <w:spacing w:before="0" w:after="0"/>
+            </w:pPr>
+            <w:r>
+              <w:rPr>
+                <w:sz w:val="19"/>
+              </w:rPr>
+              <w:t>Day 1</w:t>
+            </w:r>
+          </w:p>
+        </w:tc>
+      </w:tr>
+      <w:tr>
+        <w:trPr>
+          <w:cantSplit/>
+        </w:trPr>
+        <w:tc>
+          <w:tcPr>
+            <w:tcW w:type="dxa" w:w="2549"/>
+          </w:tcPr>
+          <w:p>
+            <w:pPr>
+              <w:spacing w:before="0" w:after="0"/>
+            </w:pPr>
+            <w:r>
+              <w:rPr>
+                <w:b/>
+                <w:sz w:val="19"/>
+              </w:rPr>
               <w:t>Visual guidance</w:t>
             </w:r>
           </w:p>
         </w:tc>
         <w:tc>
           <w:tcPr>
-            <w:tcW w:type="dxa" w:w="4640"/>
+            <w:tcW w:type="dxa" w:w="4602"/>
           </w:tcPr>
           <w:p>
             <w:pPr>
@@ -10906,7 +13899,7 @@
         </w:tc>
         <w:tc>
           <w:tcPr>
-            <w:tcW w:type="dxa" w:w="1566"/>
+            <w:tcW w:type="dxa" w:w="1612"/>
           </w:tcPr>
           <w:p>
             <w:pPr>
@@ -10922,7 +13915,7 @@
         </w:tc>
         <w:tc>
           <w:tcPr>
-            <w:tcW w:type="dxa" w:w="876"/>
+            <w:tcW w:type="dxa" w:w="875"/>
           </w:tcPr>
           <w:p>
             <w:pPr>
